--- a/docs/baocao.docx
+++ b/docs/baocao.docx
@@ -7,12 +7,14 @@
         <w:pStyle w:val="Title"/>
         <w:jc w:val="center"/>
         <w:rPr>
+          <w:rFonts w:ascii="Times New Roman" w:hAnsi="Times New Roman" w:cs="Times New Roman"/>
           <w:b/>
           <w:bCs/>
         </w:rPr>
       </w:pPr>
       <w:r>
         <w:rPr>
+          <w:rFonts w:ascii="Times New Roman" w:hAnsi="Times New Roman" w:cs="Times New Roman"/>
           <w:b/>
           <w:bCs/>
         </w:rPr>
@@ -20,6 +22,7 @@
       </w:r>
       <w:r>
         <w:rPr>
+          <w:rFonts w:ascii="Times New Roman" w:hAnsi="Times New Roman" w:cs="Times New Roman"/>
           <w:b/>
           <w:bCs/>
         </w:rPr>
@@ -27,6 +30,7 @@
       </w:r>
       <w:r>
         <w:rPr>
+          <w:rFonts w:ascii="Times New Roman" w:hAnsi="Times New Roman" w:cs="Times New Roman"/>
           <w:b/>
           <w:bCs/>
         </w:rPr>
@@ -34,6 +38,7 @@
       </w:r>
       <w:r>
         <w:rPr>
+          <w:rFonts w:ascii="Times New Roman" w:hAnsi="Times New Roman" w:cs="Times New Roman"/>
           <w:b/>
           <w:bCs/>
         </w:rPr>
@@ -41,6 +46,7 @@
       </w:r>
       <w:r>
         <w:rPr>
+          <w:rFonts w:ascii="Times New Roman" w:hAnsi="Times New Roman" w:cs="Times New Roman"/>
           <w:b/>
           <w:bCs/>
         </w:rPr>
@@ -52,12 +58,14 @@
         <w:pStyle w:val="Title"/>
         <w:jc w:val="center"/>
         <w:rPr>
+          <w:rFonts w:ascii="Times New Roman" w:hAnsi="Times New Roman" w:cs="Times New Roman"/>
           <w:b/>
           <w:bCs/>
         </w:rPr>
       </w:pPr>
       <w:r>
         <w:rPr>
+          <w:rFonts w:ascii="Times New Roman" w:hAnsi="Times New Roman" w:cs="Times New Roman"/>
           <w:b/>
           <w:bCs/>
         </w:rPr>
@@ -65,6 +73,7 @@
       </w:r>
       <w:r>
         <w:rPr>
+          <w:rFonts w:ascii="Times New Roman" w:hAnsi="Times New Roman" w:cs="Times New Roman"/>
           <w:b/>
           <w:bCs/>
         </w:rPr>
@@ -72,6 +81,7 @@
       </w:r>
       <w:r>
         <w:rPr>
+          <w:rFonts w:ascii="Times New Roman" w:hAnsi="Times New Roman" w:cs="Times New Roman"/>
           <w:b/>
           <w:bCs/>
         </w:rPr>
@@ -79,6 +89,7 @@
       </w:r>
       <w:r>
         <w:rPr>
+          <w:rFonts w:ascii="Times New Roman" w:hAnsi="Times New Roman" w:cs="Times New Roman"/>
           <w:b/>
           <w:bCs/>
         </w:rPr>
@@ -86,6 +97,7 @@
       </w:r>
       <w:r>
         <w:rPr>
+          <w:rFonts w:ascii="Times New Roman" w:hAnsi="Times New Roman" w:cs="Times New Roman"/>
           <w:b/>
           <w:bCs/>
         </w:rPr>
@@ -93,513 +105,886 @@
       </w:r>
     </w:p>
     <w:p>
-      <w:r>
+      <w:pPr>
+        <w:rPr>
+          <w:rFonts w:cs="Times New Roman"/>
+        </w:rPr>
+      </w:pPr>
+      <w:r>
+        <w:rPr>
+          <w:rFonts w:cs="Times New Roman"/>
+        </w:rPr>
         <w:t>H</w:t>
       </w:r>
       <w:r>
+        <w:rPr>
+          <w:rFonts w:cs="Times New Roman"/>
+        </w:rPr>
         <w:t>ọ</w:t>
       </w:r>
       <w:r>
+        <w:rPr>
+          <w:rFonts w:cs="Times New Roman"/>
+        </w:rPr>
         <w:t>c ph</w:t>
       </w:r>
       <w:r>
+        <w:rPr>
+          <w:rFonts w:cs="Times New Roman"/>
+        </w:rPr>
         <w:t>ầ</w:t>
       </w:r>
       <w:r>
+        <w:rPr>
+          <w:rFonts w:cs="Times New Roman"/>
+        </w:rPr>
         <w:t>n: H</w:t>
       </w:r>
       <w:r>
+        <w:rPr>
+          <w:rFonts w:cs="Times New Roman"/>
+        </w:rPr>
         <w:t>ọ</w:t>
       </w:r>
       <w:r>
+        <w:rPr>
+          <w:rFonts w:cs="Times New Roman"/>
+        </w:rPr>
         <w:t>c máy cơ b</w:t>
       </w:r>
       <w:r>
+        <w:rPr>
+          <w:rFonts w:cs="Times New Roman"/>
+        </w:rPr>
         <w:t>ả</w:t>
       </w:r>
       <w:r>
+        <w:rPr>
+          <w:rFonts w:cs="Times New Roman"/>
+        </w:rPr>
         <w:t>n (221180)</w:t>
       </w:r>
     </w:p>
     <w:p>
-      <w:r>
+      <w:pPr>
+        <w:rPr>
+          <w:rFonts w:cs="Times New Roman"/>
+        </w:rPr>
+      </w:pPr>
+      <w:r>
+        <w:rPr>
+          <w:rFonts w:cs="Times New Roman"/>
+        </w:rPr>
         <w:t>Đ</w:t>
       </w:r>
       <w:r>
+        <w:rPr>
+          <w:rFonts w:cs="Times New Roman"/>
+        </w:rPr>
         <w:t>ề</w:t>
       </w:r>
       <w:r>
+        <w:rPr>
+          <w:rFonts w:cs="Times New Roman"/>
+        </w:rPr>
         <w:t xml:space="preserve"> tài: D</w:t>
       </w:r>
       <w:r>
+        <w:rPr>
+          <w:rFonts w:cs="Times New Roman"/>
+        </w:rPr>
         <w:t>ự</w:t>
       </w:r>
       <w:r>
+        <w:rPr>
+          <w:rFonts w:cs="Times New Roman"/>
+        </w:rPr>
         <w:t xml:space="preserve"> đoán chi phí b</w:t>
       </w:r>
       <w:r>
+        <w:rPr>
+          <w:rFonts w:cs="Times New Roman"/>
+        </w:rPr>
         <w:t>ả</w:t>
       </w:r>
       <w:r>
+        <w:rPr>
+          <w:rFonts w:cs="Times New Roman"/>
+        </w:rPr>
         <w:t>o hi</w:t>
       </w:r>
       <w:r>
+        <w:rPr>
+          <w:rFonts w:cs="Times New Roman"/>
+        </w:rPr>
         <w:t>ể</w:t>
       </w:r>
       <w:r>
+        <w:rPr>
+          <w:rFonts w:cs="Times New Roman"/>
+        </w:rPr>
         <w:t>m y t</w:t>
       </w:r>
       <w:r>
+        <w:rPr>
+          <w:rFonts w:cs="Times New Roman"/>
+        </w:rPr>
         <w:t>ế</w:t>
       </w:r>
       <w:r>
+        <w:rPr>
+          <w:rFonts w:cs="Times New Roman"/>
+        </w:rPr>
         <w:t xml:space="preserve"> (Insurance Cost Prediction)</w:t>
       </w:r>
     </w:p>
     <w:p>
-      <w:r>
+      <w:pPr>
+        <w:rPr>
+          <w:rFonts w:cs="Times New Roman"/>
+        </w:rPr>
+      </w:pPr>
+      <w:r>
+        <w:rPr>
+          <w:rFonts w:cs="Times New Roman"/>
+        </w:rPr>
         <w:t>Lo</w:t>
       </w:r>
       <w:r>
+        <w:rPr>
+          <w:rFonts w:cs="Times New Roman"/>
+        </w:rPr>
         <w:t>ạ</w:t>
       </w:r>
       <w:r>
+        <w:rPr>
+          <w:rFonts w:cs="Times New Roman"/>
+        </w:rPr>
         <w:t>i bài toán: H</w:t>
       </w:r>
       <w:r>
+        <w:rPr>
+          <w:rFonts w:cs="Times New Roman"/>
+        </w:rPr>
         <w:t>ồ</w:t>
       </w:r>
       <w:r>
+        <w:rPr>
+          <w:rFonts w:cs="Times New Roman"/>
+        </w:rPr>
         <w:t>i quy. C</w:t>
       </w:r>
       <w:r>
+        <w:rPr>
+          <w:rFonts w:cs="Times New Roman"/>
+        </w:rPr>
         <w:t>ộ</w:t>
       </w:r>
       <w:r>
+        <w:rPr>
+          <w:rFonts w:cs="Times New Roman"/>
+        </w:rPr>
         <w:t>t m</w:t>
       </w:r>
       <w:r>
+        <w:rPr>
+          <w:rFonts w:cs="Times New Roman"/>
+        </w:rPr>
         <w:t>ụ</w:t>
       </w:r>
       <w:r>
+        <w:rPr>
+          <w:rFonts w:cs="Times New Roman"/>
+        </w:rPr>
         <w:t>c tiêu: charges (USD).</w:t>
       </w:r>
     </w:p>
     <w:p>
-      <w:r>
+      <w:pPr>
+        <w:rPr>
+          <w:rFonts w:cs="Times New Roman"/>
+        </w:rPr>
+      </w:pPr>
+      <w:r>
+        <w:rPr>
+          <w:rFonts w:cs="Times New Roman"/>
+        </w:rPr>
         <w:t>Phiên b</w:t>
       </w:r>
       <w:r>
+        <w:rPr>
+          <w:rFonts w:cs="Times New Roman"/>
+        </w:rPr>
         <w:t>ả</w:t>
       </w:r>
       <w:r>
+        <w:rPr>
+          <w:rFonts w:cs="Times New Roman"/>
+        </w:rPr>
         <w:t>n: 1.0.0  ·  Ngày: 24/09/2026</w:t>
       </w:r>
     </w:p>
     <w:p>
-      <w:r>
+      <w:pPr>
+        <w:rPr>
+          <w:rFonts w:cs="Times New Roman"/>
+        </w:rPr>
+      </w:pPr>
+      <w:r>
+        <w:rPr>
+          <w:rFonts w:cs="Times New Roman"/>
+        </w:rPr>
         <w:t xml:space="preserve">Nhóm: </w:t>
       </w:r>
       <w:r>
-        <w:t>Đào Văn Khiêm – 10123189</w:t>
+        <w:rPr>
+          <w:rFonts w:cs="Times New Roman"/>
+        </w:rPr>
+        <w:t>Đào Văn Khiêm – 10123189, Nguyễn Trọng Phương – 10123262</w:t>
       </w:r>
     </w:p>
     <w:p>
       <w:pPr>
-        <w:jc w:val="center"/>
-      </w:pPr>
-      <w:r>
-        <w:rPr>
-          <w:b/>
-          <w:color w:val="C00000"/>
-          <w:sz w:val="28"/>
-        </w:rPr>
-        <w:t>PH</w:t>
-      </w:r>
-      <w:r>
-        <w:rPr>
-          <w:b/>
-          <w:color w:val="C00000"/>
-          <w:sz w:val="28"/>
-        </w:rPr>
-        <w:t>Ầ</w:t>
-      </w:r>
-      <w:r>
-        <w:rPr>
-          <w:b/>
-          <w:color w:val="C00000"/>
-          <w:sz w:val="28"/>
-        </w:rPr>
-        <w:t>N 1 — ĐÃ HOÀN THÀNH (Đào Văn Khiêm ph</w:t>
-      </w:r>
-      <w:r>
-        <w:rPr>
-          <w:b/>
-          <w:color w:val="C00000"/>
-          <w:sz w:val="28"/>
-        </w:rPr>
-        <w:t>ụ</w:t>
-      </w:r>
-      <w:r>
-        <w:rPr>
-          <w:b/>
-          <w:color w:val="C00000"/>
-          <w:sz w:val="28"/>
-        </w:rPr>
-        <w:t xml:space="preserve"> trách: D</w:t>
-      </w:r>
-      <w:r>
-        <w:rPr>
-          <w:b/>
-          <w:color w:val="C00000"/>
-          <w:sz w:val="28"/>
+        <w:pStyle w:val="Heading1"/>
+        <w:rPr>
+          <w:rFonts w:ascii="Times New Roman" w:hAnsi="Times New Roman" w:cs="Times New Roman"/>
+        </w:rPr>
+      </w:pPr>
+      <w:r>
+        <w:rPr>
+          <w:rFonts w:ascii="Times New Roman" w:hAnsi="Times New Roman" w:cs="Times New Roman"/>
+        </w:rPr>
+        <w:t>1. Gi</w:t>
+      </w:r>
+      <w:r>
+        <w:rPr>
+          <w:rFonts w:ascii="Times New Roman" w:hAnsi="Times New Roman" w:cs="Times New Roman"/>
+        </w:rPr>
+        <w:t>ớ</w:t>
+      </w:r>
+      <w:r>
+        <w:rPr>
+          <w:rFonts w:ascii="Times New Roman" w:hAnsi="Times New Roman" w:cs="Times New Roman"/>
+        </w:rPr>
+        <w:t>i thi</w:t>
+      </w:r>
+      <w:r>
+        <w:rPr>
+          <w:rFonts w:ascii="Times New Roman" w:hAnsi="Times New Roman" w:cs="Times New Roman"/>
+        </w:rPr>
+        <w:t>ệ</w:t>
+      </w:r>
+      <w:r>
+        <w:rPr>
+          <w:rFonts w:ascii="Times New Roman" w:hAnsi="Times New Roman" w:cs="Times New Roman"/>
+        </w:rPr>
+        <w:t>u bài toán và d</w:t>
+      </w:r>
+      <w:r>
+        <w:rPr>
+          <w:rFonts w:ascii="Times New Roman" w:hAnsi="Times New Roman" w:cs="Times New Roman"/>
         </w:rPr>
         <w:t>ữ</w:t>
       </w:r>
       <w:r>
         <w:rPr>
-          <w:b/>
-          <w:color w:val="C00000"/>
-          <w:sz w:val="28"/>
+          <w:rFonts w:ascii="Times New Roman" w:hAnsi="Times New Roman" w:cs="Times New Roman"/>
         </w:rPr>
         <w:t xml:space="preserve"> li</w:t>
       </w:r>
       <w:r>
         <w:rPr>
-          <w:b/>
-          <w:color w:val="C00000"/>
-          <w:sz w:val="28"/>
+          <w:rFonts w:ascii="Times New Roman" w:hAnsi="Times New Roman" w:cs="Times New Roman"/>
         </w:rPr>
         <w:t>ệ</w:t>
       </w:r>
       <w:r>
         <w:rPr>
-          <w:b/>
-          <w:color w:val="C00000"/>
-          <w:sz w:val="28"/>
-        </w:rPr>
-        <w:t>u + EDA + Model)</w:t>
+          <w:rFonts w:ascii="Times New Roman" w:hAnsi="Times New Roman" w:cs="Times New Roman"/>
+        </w:rPr>
+        <w:t>u</w:t>
       </w:r>
     </w:p>
     <w:p>
       <w:pPr>
-        <w:pStyle w:val="Heading1"/>
-      </w:pPr>
-      <w:r>
-        <w:t>1. Gi</w:t>
-      </w:r>
-      <w:r>
+        <w:rPr>
+          <w:rFonts w:cs="Times New Roman"/>
+        </w:rPr>
+      </w:pPr>
+      <w:r>
+        <w:rPr>
+          <w:rFonts w:cs="Times New Roman"/>
+        </w:rPr>
+        <w:t>Bài toán d</w:t>
+      </w:r>
+      <w:r>
+        <w:rPr>
+          <w:rFonts w:cs="Times New Roman"/>
+        </w:rPr>
+        <w:t>ự</w:t>
+      </w:r>
+      <w:r>
+        <w:rPr>
+          <w:rFonts w:cs="Times New Roman"/>
+        </w:rPr>
+        <w:t xml:space="preserve"> đoán chi phí b</w:t>
+      </w:r>
+      <w:r>
+        <w:rPr>
+          <w:rFonts w:cs="Times New Roman"/>
+        </w:rPr>
+        <w:t>ả</w:t>
+      </w:r>
+      <w:r>
+        <w:rPr>
+          <w:rFonts w:cs="Times New Roman"/>
+        </w:rPr>
+        <w:t>o hi</w:t>
+      </w:r>
+      <w:r>
+        <w:rPr>
+          <w:rFonts w:cs="Times New Roman"/>
+        </w:rPr>
+        <w:t>ể</w:t>
+      </w:r>
+      <w:r>
+        <w:rPr>
+          <w:rFonts w:cs="Times New Roman"/>
+        </w:rPr>
+        <w:t>m y t</w:t>
+      </w:r>
+      <w:r>
+        <w:rPr>
+          <w:rFonts w:cs="Times New Roman"/>
+        </w:rPr>
+        <w:t>ế</w:t>
+      </w:r>
+      <w:r>
+        <w:rPr>
+          <w:rFonts w:cs="Times New Roman"/>
+        </w:rPr>
+        <w:t xml:space="preserve"> cá nhân (USD/năm) t</w:t>
+      </w:r>
+      <w:r>
+        <w:rPr>
+          <w:rFonts w:cs="Times New Roman"/>
+        </w:rPr>
+        <w:t>ừ</w:t>
+      </w:r>
+      <w:r>
+        <w:rPr>
+          <w:rFonts w:cs="Times New Roman"/>
+        </w:rPr>
+        <w:t xml:space="preserve"> 6 thông tin: tu</w:t>
+      </w:r>
+      <w:r>
+        <w:rPr>
+          <w:rFonts w:cs="Times New Roman"/>
+        </w:rPr>
+        <w:t>ổ</w:t>
+      </w:r>
+      <w:r>
+        <w:rPr>
+          <w:rFonts w:cs="Times New Roman"/>
+        </w:rPr>
+        <w:t>i, gi</w:t>
+      </w:r>
+      <w:r>
+        <w:rPr>
+          <w:rFonts w:cs="Times New Roman"/>
+        </w:rPr>
         <w:t>ớ</w:t>
       </w:r>
       <w:r>
-        <w:t>i thi</w:t>
-      </w:r>
-      <w:r>
-        <w:t>ệ</w:t>
-      </w:r>
-      <w:r>
-        <w:t>u bài toán và d</w:t>
-      </w:r>
-      <w:r>
-        <w:t>ữ</w:t>
-      </w:r>
-      <w:r>
-        <w:t xml:space="preserve"> li</w:t>
-      </w:r>
-      <w:r>
-        <w:t>ệ</w:t>
-      </w:r>
-      <w:r>
-        <w:t>u</w:t>
+        <w:rPr>
+          <w:rFonts w:cs="Times New Roman"/>
+        </w:rPr>
+        <w:t>i tính, BMI, s</w:t>
+      </w:r>
+      <w:r>
+        <w:rPr>
+          <w:rFonts w:cs="Times New Roman"/>
+        </w:rPr>
+        <w:t>ố</w:t>
+      </w:r>
+      <w:r>
+        <w:rPr>
+          <w:rFonts w:cs="Times New Roman"/>
+        </w:rPr>
+        <w:t xml:space="preserve"> con, hút thu</w:t>
+      </w:r>
+      <w:r>
+        <w:rPr>
+          <w:rFonts w:cs="Times New Roman"/>
+        </w:rPr>
+        <w:t>ố</w:t>
+      </w:r>
+      <w:r>
+        <w:rPr>
+          <w:rFonts w:cs="Times New Roman"/>
+        </w:rPr>
+        <w:t>c, khu v</w:t>
+      </w:r>
+      <w:r>
+        <w:rPr>
+          <w:rFonts w:cs="Times New Roman"/>
+        </w:rPr>
+        <w:t>ự</w:t>
+      </w:r>
+      <w:r>
+        <w:rPr>
+          <w:rFonts w:cs="Times New Roman"/>
+        </w:rPr>
+        <w:t>c. Đây là h</w:t>
+      </w:r>
+      <w:r>
+        <w:rPr>
+          <w:rFonts w:cs="Times New Roman"/>
+        </w:rPr>
+        <w:t>ồ</w:t>
+      </w:r>
+      <w:r>
+        <w:rPr>
+          <w:rFonts w:cs="Times New Roman"/>
+        </w:rPr>
+        <w:t>i quy vì charges là s</w:t>
+      </w:r>
+      <w:r>
+        <w:rPr>
+          <w:rFonts w:cs="Times New Roman"/>
+        </w:rPr>
+        <w:t>ố</w:t>
+      </w:r>
+      <w:r>
+        <w:rPr>
+          <w:rFonts w:cs="Times New Roman"/>
+        </w:rPr>
+        <w:t xml:space="preserve"> liên t</w:t>
+      </w:r>
+      <w:r>
+        <w:rPr>
+          <w:rFonts w:cs="Times New Roman"/>
+        </w:rPr>
+        <w:t>ụ</w:t>
+      </w:r>
+      <w:r>
+        <w:rPr>
+          <w:rFonts w:cs="Times New Roman"/>
+        </w:rPr>
+        <w:t>c.</w:t>
       </w:r>
     </w:p>
     <w:p>
-      <w:r>
-        <w:t>Bài toán d</w:t>
-      </w:r>
-      <w:r>
-        <w:t>ự</w:t>
-      </w:r>
-      <w:r>
-        <w:t xml:space="preserve"> đoán chi phí b</w:t>
-      </w:r>
-      <w:r>
+      <w:pPr>
+        <w:rPr>
+          <w:rFonts w:cs="Times New Roman"/>
+        </w:rPr>
+      </w:pPr>
+      <w:r>
+        <w:rPr>
+          <w:rFonts w:cs="Times New Roman"/>
+        </w:rPr>
+        <w:t>Ngu</w:t>
+      </w:r>
+      <w:r>
+        <w:rPr>
+          <w:rFonts w:cs="Times New Roman"/>
+        </w:rPr>
+        <w:t>ồ</w:t>
+      </w:r>
+      <w:r>
+        <w:rPr>
+          <w:rFonts w:cs="Times New Roman"/>
+        </w:rPr>
+        <w:t>n: Medical Cost Personal Datasets trên Kaggle (</w:t>
+      </w:r>
+      <w:r>
+        <w:rPr>
+          <w:rFonts w:cs="Times New Roman"/>
+        </w:rPr>
+        <w:t>mirichoi0218/insurance), gi</w:t>
+      </w:r>
+      <w:r>
+        <w:rPr>
+          <w:rFonts w:cs="Times New Roman"/>
+        </w:rPr>
+        <w:t>ấ</w:t>
+      </w:r>
+      <w:r>
+        <w:rPr>
+          <w:rFonts w:cs="Times New Roman"/>
+        </w:rPr>
+        <w:t>y phép m</w:t>
+      </w:r>
+      <w:r>
+        <w:rPr>
+          <w:rFonts w:cs="Times New Roman"/>
+        </w:rPr>
+        <w:t>ở</w:t>
+      </w:r>
+      <w:r>
+        <w:rPr>
+          <w:rFonts w:cs="Times New Roman"/>
+        </w:rPr>
+        <w:t>, 1338 b</w:t>
+      </w:r>
+      <w:r>
+        <w:rPr>
+          <w:rFonts w:cs="Times New Roman"/>
+        </w:rPr>
         <w:t>ả</w:t>
       </w:r>
       <w:r>
-        <w:t>o hi</w:t>
-      </w:r>
-      <w:r>
-        <w:t>ể</w:t>
-      </w:r>
-      <w:r>
-        <w:t>m y t</w:t>
-      </w:r>
-      <w:r>
+        <w:rPr>
+          <w:rFonts w:cs="Times New Roman"/>
+        </w:rPr>
+        <w:t>n ghi. File đưa lên repo d</w:t>
+      </w:r>
+      <w:r>
+        <w:rPr>
+          <w:rFonts w:cs="Times New Roman"/>
+        </w:rPr>
+        <w:t>ạ</w:t>
+      </w:r>
+      <w:r>
+        <w:rPr>
+          <w:rFonts w:cs="Times New Roman"/>
+        </w:rPr>
+        <w:t>ng zip: ai-models/data/dataset.zip. Chi ti</w:t>
+      </w:r>
+      <w:r>
+        <w:rPr>
+          <w:rFonts w:cs="Times New Roman"/>
+        </w:rPr>
         <w:t>ế</w:t>
       </w:r>
       <w:r>
-        <w:t xml:space="preserve"> cá nhân (USD/năm) t</w:t>
-      </w:r>
-      <w:r>
-        <w:t>ừ</w:t>
-      </w:r>
-      <w:r>
-        <w:t xml:space="preserve"> 6 thông tin: tu</w:t>
-      </w:r>
-      <w:r>
-        <w:t>ổ</w:t>
-      </w:r>
-      <w:r>
-        <w:t>i, gi</w:t>
-      </w:r>
-      <w:r>
-        <w:t>ớ</w:t>
-      </w:r>
-      <w:r>
-        <w:t>i tính, BMI, s</w:t>
-      </w:r>
-      <w:r>
-        <w:t>ố</w:t>
-      </w:r>
-      <w:r>
-        <w:t xml:space="preserve"> con, hút thu</w:t>
-      </w:r>
-      <w:r>
-        <w:t>ố</w:t>
-      </w:r>
-      <w:r>
-        <w:t>c, khu v</w:t>
-      </w:r>
-      <w:r>
-        <w:t>ự</w:t>
-      </w:r>
-      <w:r>
-        <w:t>c. Đây là h</w:t>
-      </w:r>
-      <w:r>
-        <w:t>ồ</w:t>
-      </w:r>
-      <w:r>
-        <w:t>i quy vì cha</w:t>
-      </w:r>
-      <w:r>
-        <w:t>rges là s</w:t>
-      </w:r>
-      <w:r>
-        <w:t>ố</w:t>
-      </w:r>
-      <w:r>
-        <w:t xml:space="preserve"> liên t</w:t>
-      </w:r>
-      <w:r>
-        <w:t>ụ</w:t>
-      </w:r>
-      <w:r>
-        <w:t>c.</w:t>
+        <w:rPr>
+          <w:rFonts w:cs="Times New Roman"/>
+        </w:rPr>
+        <w:t>t c</w:t>
+      </w:r>
+      <w:r>
+        <w:rPr>
+          <w:rFonts w:cs="Times New Roman"/>
+        </w:rPr>
+        <w:t>ộ</w:t>
+      </w:r>
+      <w:r>
+        <w:rPr>
+          <w:rFonts w:cs="Times New Roman"/>
+        </w:rPr>
+        <w:t>t và gi</w:t>
+      </w:r>
+      <w:r>
+        <w:rPr>
+          <w:rFonts w:cs="Times New Roman"/>
+        </w:rPr>
+        <w:t>ấ</w:t>
+      </w:r>
+      <w:r>
+        <w:rPr>
+          <w:rFonts w:cs="Times New Roman"/>
+        </w:rPr>
+        <w:t>y phép trong ai-models/data/DATA.md.</w:t>
       </w:r>
     </w:p>
     <w:p>
-      <w:r>
-        <w:t>Ngu</w:t>
-      </w:r>
-      <w:r>
-        <w:t>ồ</w:t>
-      </w:r>
-      <w:r>
-        <w:t>n: Medical Cost Personal Datasets trên Kaggle (mirichoi0218/insurance), gi</w:t>
-      </w:r>
-      <w:r>
-        <w:t>ấ</w:t>
-      </w:r>
-      <w:r>
-        <w:t>y phép m</w:t>
-      </w:r>
-      <w:r>
-        <w:t>ở</w:t>
-      </w:r>
-      <w:r>
-        <w:t>, 1338 b</w:t>
-      </w:r>
-      <w:r>
-        <w:t>ả</w:t>
-      </w:r>
-      <w:r>
-        <w:t>n ghi. File đưa lên repo d</w:t>
-      </w:r>
-      <w:r>
-        <w:t>ạ</w:t>
-      </w:r>
-      <w:r>
-        <w:t>ng zip: ai-models/data/dataset.zip. Chi ti</w:t>
-      </w:r>
-      <w:r>
-        <w:t>ế</w:t>
-      </w:r>
-      <w:r>
-        <w:t>t c</w:t>
-      </w:r>
-      <w:r>
-        <w:t>ộ</w:t>
-      </w:r>
-      <w:r>
-        <w:t>t và gi</w:t>
-      </w:r>
-      <w:r>
-        <w:t>ấ</w:t>
-      </w:r>
-      <w:r>
-        <w:t>y phép trong ai-models/data/DATA.md.</w:t>
+      <w:pPr>
+        <w:rPr>
+          <w:rFonts w:cs="Times New Roman"/>
+        </w:rPr>
+      </w:pPr>
+      <w:r>
+        <w:rPr>
+          <w:rFonts w:cs="Times New Roman"/>
+        </w:rPr>
+        <w:t>Ý nghĩa: minh h</w:t>
+      </w:r>
+      <w:r>
+        <w:rPr>
+          <w:rFonts w:cs="Times New Roman"/>
+        </w:rPr>
+        <w:t>ọ</w:t>
+      </w:r>
+      <w:r>
+        <w:rPr>
+          <w:rFonts w:cs="Times New Roman"/>
+        </w:rPr>
+        <w:t>a quy trình đ</w:t>
+      </w:r>
+      <w:r>
+        <w:rPr>
+          <w:rFonts w:cs="Times New Roman"/>
+        </w:rPr>
+        <w:t>ầ</w:t>
+      </w:r>
+      <w:r>
+        <w:rPr>
+          <w:rFonts w:cs="Times New Roman"/>
+        </w:rPr>
+        <w:t>y đ</w:t>
+      </w:r>
+      <w:r>
+        <w:rPr>
+          <w:rFonts w:cs="Times New Roman"/>
+        </w:rPr>
+        <w:t>ủ</w:t>
+      </w:r>
+      <w:r>
+        <w:rPr>
+          <w:rFonts w:cs="Times New Roman"/>
+        </w:rPr>
+        <w:t xml:space="preserve"> t</w:t>
+      </w:r>
+      <w:r>
+        <w:rPr>
+          <w:rFonts w:cs="Times New Roman"/>
+        </w:rPr>
+        <w:t>ừ</w:t>
+      </w:r>
+      <w:r>
+        <w:rPr>
+          <w:rFonts w:cs="Times New Roman"/>
+        </w:rPr>
+        <w:t xml:space="preserve"> EDA → pipeline ch</w:t>
+      </w:r>
+      <w:r>
+        <w:rPr>
+          <w:rFonts w:cs="Times New Roman"/>
+        </w:rPr>
+        <w:t>ố</w:t>
+      </w:r>
+      <w:r>
+        <w:rPr>
+          <w:rFonts w:cs="Times New Roman"/>
+        </w:rPr>
+        <w:t>ng leakage → ≥4 model → đóng gói jo</w:t>
+      </w:r>
+      <w:r>
+        <w:rPr>
+          <w:rFonts w:cs="Times New Roman"/>
+        </w:rPr>
+        <w:t>blib → 3 container Docker (FE, BE, AI) → public.</w:t>
       </w:r>
     </w:p>
     <w:p>
-      <w:r>
-        <w:t>Ý nghĩa: minh h</w:t>
-      </w:r>
-      <w:r>
-        <w:t>ọ</w:t>
-      </w:r>
-      <w:r>
-        <w:t>a q</w:t>
-      </w:r>
-      <w:r>
-        <w:t>uy trình đ</w:t>
-      </w:r>
-      <w:r>
-        <w:t>ầ</w:t>
-      </w:r>
-      <w:r>
-        <w:t>y đ</w:t>
-      </w:r>
-      <w:r>
-        <w:t>ủ</w:t>
-      </w:r>
-      <w:r>
-        <w:t xml:space="preserve"> t</w:t>
-      </w:r>
-      <w:r>
-        <w:t>ừ</w:t>
-      </w:r>
-      <w:r>
-        <w:t xml:space="preserve"> EDA → pipeline ch</w:t>
-      </w:r>
-      <w:r>
-        <w:t>ố</w:t>
-      </w:r>
-      <w:r>
-        <w:t>ng leakage → ≥4 model → đóng gói joblib → 3 container Docker (FE, BE, AI) → public.</w:t>
+      <w:pPr>
+        <w:pStyle w:val="Heading1"/>
+        <w:rPr>
+          <w:rFonts w:ascii="Times New Roman" w:hAnsi="Times New Roman" w:cs="Times New Roman"/>
+        </w:rPr>
+      </w:pPr>
+      <w:r>
+        <w:rPr>
+          <w:rFonts w:ascii="Times New Roman" w:hAnsi="Times New Roman" w:cs="Times New Roman"/>
+        </w:rPr>
+        <w:t>2. EDA</w:t>
       </w:r>
     </w:p>
     <w:p>
       <w:pPr>
-        <w:pStyle w:val="Heading1"/>
-      </w:pPr>
-      <w:r>
-        <w:t>2. EDA</w:t>
+        <w:rPr>
+          <w:rFonts w:cs="Times New Roman"/>
+        </w:rPr>
+      </w:pPr>
+      <w:r>
+        <w:rPr>
+          <w:rFonts w:cs="Times New Roman"/>
+        </w:rPr>
+        <w:t>M</w:t>
+      </w:r>
+      <w:r>
+        <w:rPr>
+          <w:rFonts w:cs="Times New Roman"/>
+        </w:rPr>
+        <w:t>ỗ</w:t>
+      </w:r>
+      <w:r>
+        <w:rPr>
+          <w:rFonts w:cs="Times New Roman"/>
+        </w:rPr>
+        <w:t>i hình tr</w:t>
+      </w:r>
+      <w:r>
+        <w:rPr>
+          <w:rFonts w:cs="Times New Roman"/>
+        </w:rPr>
+        <w:t>ả</w:t>
+      </w:r>
+      <w:r>
+        <w:rPr>
+          <w:rFonts w:cs="Times New Roman"/>
+        </w:rPr>
+        <w:t xml:space="preserve"> l</w:t>
+      </w:r>
+      <w:r>
+        <w:rPr>
+          <w:rFonts w:cs="Times New Roman"/>
+        </w:rPr>
+        <w:t>ờ</w:t>
+      </w:r>
+      <w:r>
+        <w:rPr>
+          <w:rFonts w:cs="Times New Roman"/>
+        </w:rPr>
+        <w:t>i 3 ý: quan sát (có s</w:t>
+      </w:r>
+      <w:r>
+        <w:rPr>
+          <w:rFonts w:cs="Times New Roman"/>
+        </w:rPr>
+        <w:t>ố</w:t>
+      </w:r>
+      <w:r>
+        <w:rPr>
+          <w:rFonts w:cs="Times New Roman"/>
+        </w:rPr>
+        <w:t>), ý nghĩa v</w:t>
+      </w:r>
+      <w:r>
+        <w:rPr>
+          <w:rFonts w:cs="Times New Roman"/>
+        </w:rPr>
+        <w:t>ớ</w:t>
+      </w:r>
+      <w:r>
+        <w:rPr>
+          <w:rFonts w:cs="Times New Roman"/>
+        </w:rPr>
+        <w:t>i bài toán, quy</w:t>
+      </w:r>
+      <w:r>
+        <w:rPr>
+          <w:rFonts w:cs="Times New Roman"/>
+        </w:rPr>
+        <w:t>ế</w:t>
+      </w:r>
+      <w:r>
+        <w:rPr>
+          <w:rFonts w:cs="Times New Roman"/>
+        </w:rPr>
+        <w:t>t đ</w:t>
+      </w:r>
+      <w:r>
+        <w:rPr>
+          <w:rFonts w:cs="Times New Roman"/>
+        </w:rPr>
+        <w:t>ị</w:t>
+      </w:r>
+      <w:r>
+        <w:rPr>
+          <w:rFonts w:cs="Times New Roman"/>
+        </w:rPr>
+        <w:t>nh x</w:t>
+      </w:r>
+      <w:r>
+        <w:rPr>
+          <w:rFonts w:cs="Times New Roman"/>
+        </w:rPr>
+        <w:t>ử</w:t>
+      </w:r>
+      <w:r>
+        <w:rPr>
+          <w:rFonts w:cs="Times New Roman"/>
+        </w:rPr>
+        <w:t xml:space="preserve"> lý n</w:t>
+      </w:r>
+      <w:r>
+        <w:rPr>
+          <w:rFonts w:cs="Times New Roman"/>
+        </w:rPr>
+        <w:t>ố</w:t>
+      </w:r>
+      <w:r>
+        <w:rPr>
+          <w:rFonts w:cs="Times New Roman"/>
+        </w:rPr>
+        <w:t>i sang bư</w:t>
+      </w:r>
+      <w:r>
+        <w:rPr>
+          <w:rFonts w:cs="Times New Roman"/>
+        </w:rPr>
+        <w:t>ớ</w:t>
+      </w:r>
+      <w:r>
+        <w:rPr>
+          <w:rFonts w:cs="Times New Roman"/>
+        </w:rPr>
+        <w:t>c 2. Đ</w:t>
+      </w:r>
+      <w:r>
+        <w:rPr>
+          <w:rFonts w:cs="Times New Roman"/>
+        </w:rPr>
+        <w:t>ủ</w:t>
+      </w:r>
+      <w:r>
+        <w:rPr>
+          <w:rFonts w:cs="Times New Roman"/>
+        </w:rPr>
+        <w:t xml:space="preserve"> ≥5 hình; nhóm làm 8 hình EDA + 1 hình so sánh model. File g</w:t>
+      </w:r>
+      <w:r>
+        <w:rPr>
+          <w:rFonts w:cs="Times New Roman"/>
+        </w:rPr>
+        <w:t>ố</w:t>
+      </w:r>
+      <w:r>
+        <w:rPr>
+          <w:rFonts w:cs="Times New Roman"/>
+        </w:rPr>
+        <w:t>c: docs/figures/.</w:t>
       </w:r>
     </w:p>
     <w:p>
-      <w:r>
-        <w:t>M</w:t>
-      </w:r>
-      <w:r>
-        <w:t>ỗ</w:t>
-      </w:r>
-      <w:r>
-        <w:t>i hình tr</w:t>
-      </w:r>
-      <w:r>
-        <w:t>ả</w:t>
-      </w:r>
-      <w:r>
-        <w:t xml:space="preserve"> l</w:t>
-      </w:r>
-      <w:r>
-        <w:t>ờ</w:t>
-      </w:r>
-      <w:r>
-        <w:t>i 3 ý: quan sát (có s</w:t>
-      </w:r>
-      <w:r>
+      <w:pPr>
+        <w:pStyle w:val="Heading2"/>
+        <w:rPr>
+          <w:rFonts w:ascii="Times New Roman" w:hAnsi="Times New Roman" w:cs="Times New Roman"/>
+        </w:rPr>
+      </w:pPr>
+      <w:r>
+        <w:rPr>
+          <w:rFonts w:ascii="Times New Roman" w:hAnsi="Times New Roman" w:cs="Times New Roman"/>
+        </w:rPr>
+        <w:lastRenderedPageBreak/>
+        <w:t>Hình 1 — Phân ph</w:t>
+      </w:r>
+      <w:r>
+        <w:rPr>
+          <w:rFonts w:ascii="Times New Roman" w:hAnsi="Times New Roman" w:cs="Times New Roman"/>
+        </w:rPr>
         <w:t>ố</w:t>
       </w:r>
       <w:r>
-        <w:t>), ý nghĩa v</w:t>
-      </w:r>
-      <w:r>
-        <w:t>ớ</w:t>
-      </w:r>
-      <w:r>
-        <w:t>i bài toán, quy</w:t>
-      </w:r>
-      <w:r>
-        <w:t>ế</w:t>
-      </w:r>
-      <w:r>
-        <w:t>t đ</w:t>
-      </w:r>
-      <w:r>
-        <w:t>ị</w:t>
-      </w:r>
-      <w:r>
-        <w:t>nh x</w:t>
-      </w:r>
-      <w:r>
-        <w:t>ử</w:t>
-      </w:r>
-      <w:r>
-        <w:t xml:space="preserve"> lý n</w:t>
-      </w:r>
-      <w:r>
-        <w:t>ố</w:t>
-      </w:r>
-      <w:r>
-        <w:t>i sang bư</w:t>
-      </w:r>
-      <w:r>
-        <w:t>ớ</w:t>
-      </w:r>
-      <w:r>
-        <w:t>c 2. Đ</w:t>
-      </w:r>
-      <w:r>
-        <w:t>ủ</w:t>
-      </w:r>
-      <w:r>
-        <w:t xml:space="preserve"> ≥5 hình; nhóm làm 8 hình EDA </w:t>
-      </w:r>
-      <w:r>
-        <w:t>+ 1 hình so sánh model. File g</w:t>
-      </w:r>
-      <w:r>
-        <w:t>ố</w:t>
-      </w:r>
-      <w:r>
-        <w:t>c: docs/figures/.</w:t>
+        <w:rPr>
+          <w:rFonts w:ascii="Times New Roman" w:hAnsi="Times New Roman" w:cs="Times New Roman"/>
+        </w:rPr>
+        <w:t>i char</w:t>
+      </w:r>
+      <w:r>
+        <w:rPr>
+          <w:rFonts w:ascii="Times New Roman" w:hAnsi="Times New Roman" w:cs="Times New Roman"/>
+        </w:rPr>
+        <w:t>ges</w:t>
       </w:r>
     </w:p>
     <w:p>
       <w:pPr>
-        <w:pStyle w:val="Heading2"/>
-      </w:pPr>
-      <w:r>
-        <w:lastRenderedPageBreak/>
-        <w:t>Hình 1 — Phân ph</w:t>
-      </w:r>
-      <w:r>
-        <w:t>ố</w:t>
-      </w:r>
-      <w:r>
-        <w:t>i charges</w:t>
-      </w:r>
-    </w:p>
-    <w:p>
-      <w:r>
-        <w:rPr>
+        <w:rPr>
+          <w:rFonts w:cs="Times New Roman"/>
+        </w:rPr>
+      </w:pPr>
+      <w:r>
+        <w:rPr>
+          <w:rFonts w:cs="Times New Roman"/>
           <w:noProof/>
         </w:rPr>
         <w:drawing>
-          <wp:inline distT="0" distB="0" distL="0" distR="0" wp14:anchorId="636984CD" wp14:editId="62188F9A">
+          <wp:inline distT="0" distB="0" distL="0" distR="0" wp14:anchorId="379D6616" wp14:editId="2C623329">
             <wp:extent cx="5303520" cy="3314700"/>
             <wp:effectExtent l="0" t="0" r="0" b="0"/>
             <wp:docPr id="1" name="Picture 1"/>
@@ -638,119 +1023,232 @@
     <w:p>
       <w:pPr>
         <w:jc w:val="center"/>
-      </w:pPr>
-      <w:r>
+        <w:rPr>
+          <w:rFonts w:cs="Times New Roman"/>
+        </w:rPr>
+      </w:pPr>
+      <w:r>
+        <w:rPr>
+          <w:rFonts w:cs="Times New Roman"/>
+        </w:rPr>
         <w:t>Hình 1. Histogram charges l</w:t>
       </w:r>
       <w:r>
+        <w:rPr>
+          <w:rFonts w:cs="Times New Roman"/>
+        </w:rPr>
         <w:t>ệ</w:t>
       </w:r>
       <w:r>
+        <w:rPr>
+          <w:rFonts w:cs="Times New Roman"/>
+        </w:rPr>
         <w:t>ch ph</w:t>
       </w:r>
       <w:r>
+        <w:rPr>
+          <w:rFonts w:cs="Times New Roman"/>
+        </w:rPr>
         <w:t>ả</w:t>
       </w:r>
       <w:r>
+        <w:rPr>
+          <w:rFonts w:cs="Times New Roman"/>
+        </w:rPr>
         <w:t>i.</w:t>
       </w:r>
     </w:p>
     <w:p>
-      <w:r>
+      <w:pPr>
+        <w:rPr>
+          <w:rFonts w:cs="Times New Roman"/>
+        </w:rPr>
+      </w:pPr>
+      <w:r>
+        <w:rPr>
+          <w:rFonts w:cs="Times New Roman"/>
+        </w:rPr>
         <w:t>1) Mean ~13270 USD, median th</w:t>
       </w:r>
       <w:r>
+        <w:rPr>
+          <w:rFonts w:cs="Times New Roman"/>
+        </w:rPr>
         <w:t>ấ</w:t>
       </w:r>
       <w:r>
+        <w:rPr>
+          <w:rFonts w:cs="Times New Roman"/>
+        </w:rPr>
         <w:t>p hơn, max ~63770 — đuôi dài. 2) MAE d</w:t>
       </w:r>
       <w:r>
+        <w:rPr>
+          <w:rFonts w:cs="Times New Roman"/>
+        </w:rPr>
         <w:t>ễ</w:t>
       </w:r>
       <w:r>
+        <w:rPr>
+          <w:rFonts w:cs="Times New Roman"/>
+        </w:rPr>
         <w:t xml:space="preserve"> gi</w:t>
       </w:r>
       <w:r>
+        <w:rPr>
+          <w:rFonts w:cs="Times New Roman"/>
+        </w:rPr>
         <w:t>ả</w:t>
       </w:r>
       <w:r>
+        <w:rPr>
+          <w:rFonts w:cs="Times New Roman"/>
+        </w:rPr>
         <w:t>i thích theo USD; RMSE s</w:t>
       </w:r>
       <w:r>
+        <w:rPr>
+          <w:rFonts w:cs="Times New Roman"/>
+        </w:rPr>
         <w:t>ẽ</w:t>
       </w:r>
       <w:r>
+        <w:rPr>
+          <w:rFonts w:cs="Times New Roman"/>
+        </w:rPr>
         <w:t xml:space="preserve"> b</w:t>
       </w:r>
       <w:r>
+        <w:rPr>
+          <w:rFonts w:cs="Times New Roman"/>
+        </w:rPr>
         <w:t>ị</w:t>
       </w:r>
       <w:r>
+        <w:rPr>
+          <w:rFonts w:cs="Times New Roman"/>
+        </w:rPr>
         <w:t xml:space="preserve"> kéo b</w:t>
       </w:r>
       <w:r>
+        <w:rPr>
+          <w:rFonts w:cs="Times New Roman"/>
+        </w:rPr>
         <w:t>ở</w:t>
       </w:r>
       <w:r>
+        <w:rPr>
+          <w:rFonts w:cs="Times New Roman"/>
+        </w:rPr>
         <w:t>i nhóm đ</w:t>
       </w:r>
       <w:r>
+        <w:rPr>
+          <w:rFonts w:cs="Times New Roman"/>
+        </w:rPr>
         <w:t>ắ</w:t>
       </w:r>
       <w:r>
+        <w:rPr>
+          <w:rFonts w:cs="Times New Roman"/>
+        </w:rPr>
         <w:t>t. 3) Không b</w:t>
       </w:r>
       <w:r>
+        <w:rPr>
+          <w:rFonts w:cs="Times New Roman"/>
+        </w:rPr>
         <w:t>ắ</w:t>
       </w:r>
       <w:r>
+        <w:rPr>
+          <w:rFonts w:cs="Times New Roman"/>
+        </w:rPr>
         <w:t>t bu</w:t>
       </w:r>
       <w:r>
+        <w:rPr>
+          <w:rFonts w:cs="Times New Roman"/>
+        </w:rPr>
         <w:t>ộ</w:t>
       </w:r>
       <w:r>
-        <w:t>c log</w:t>
-      </w:r>
-      <w:r>
-        <w:t>-transform vì app c</w:t>
-      </w:r>
-      <w:r>
+        <w:rPr>
+          <w:rFonts w:cs="Times New Roman"/>
+        </w:rPr>
+        <w:t>c log-transform vì app c</w:t>
+      </w:r>
+      <w:r>
+        <w:rPr>
+          <w:rFonts w:cs="Times New Roman"/>
+        </w:rPr>
         <w:t>ầ</w:t>
       </w:r>
       <w:r>
+        <w:rPr>
+          <w:rFonts w:cs="Times New Roman"/>
+        </w:rPr>
         <w:t>n s</w:t>
       </w:r>
       <w:r>
+        <w:rPr>
+          <w:rFonts w:cs="Times New Roman"/>
+        </w:rPr>
         <w:t>ố</w:t>
       </w:r>
       <w:r>
+        <w:rPr>
+          <w:rFonts w:cs="Times New Roman"/>
+        </w:rPr>
         <w:t xml:space="preserve"> USD; dùng c</w:t>
       </w:r>
       <w:r>
+        <w:rPr>
+          <w:rFonts w:cs="Times New Roman"/>
+        </w:rPr>
         <w:t>ả</w:t>
       </w:r>
       <w:r>
+        <w:rPr>
+          <w:rFonts w:cs="Times New Roman"/>
+        </w:rPr>
         <w:t xml:space="preserve"> MAE, RMSE, R².</w:t>
       </w:r>
     </w:p>
     <w:p>
       <w:pPr>
         <w:pStyle w:val="Heading2"/>
-      </w:pPr>
-      <w:r>
+        <w:rPr>
+          <w:rFonts w:ascii="Times New Roman" w:hAnsi="Times New Roman" w:cs="Times New Roman"/>
+        </w:rPr>
+      </w:pPr>
+      <w:r>
+        <w:rPr>
+          <w:rFonts w:ascii="Times New Roman" w:hAnsi="Times New Roman" w:cs="Times New Roman"/>
+        </w:rPr>
         <w:lastRenderedPageBreak/>
-        <w:t>Hình 2 — smoker vs charges</w:t>
+        <w:t xml:space="preserve">Hình 2 — smoker vs </w:t>
+      </w:r>
+      <w:r>
+        <w:rPr>
+          <w:rFonts w:ascii="Times New Roman" w:hAnsi="Times New Roman" w:cs="Times New Roman"/>
+        </w:rPr>
+        <w:t>charges</w:t>
       </w:r>
     </w:p>
     <w:p>
-      <w:r>
-        <w:rPr>
+      <w:pPr>
+        <w:rPr>
+          <w:rFonts w:cs="Times New Roman"/>
+        </w:rPr>
+      </w:pPr>
+      <w:r>
+        <w:rPr>
+          <w:rFonts w:cs="Times New Roman"/>
           <w:noProof/>
         </w:rPr>
         <w:drawing>
-          <wp:inline distT="0" distB="0" distL="0" distR="0" wp14:anchorId="6349ECB2" wp14:editId="260A5C21">
+          <wp:inline distT="0" distB="0" distL="0" distR="0" wp14:anchorId="4E516537" wp14:editId="23A4C719">
             <wp:extent cx="5303520" cy="3788229"/>
             <wp:effectExtent l="0" t="0" r="0" b="0"/>
             <wp:docPr id="2" name="Picture 2"/>
@@ -789,77 +1287,142 @@
     <w:p>
       <w:pPr>
         <w:jc w:val="center"/>
-      </w:pPr>
-      <w:r>
+        <w:rPr>
+          <w:rFonts w:cs="Times New Roman"/>
+        </w:rPr>
+      </w:pPr>
+      <w:r>
+        <w:rPr>
+          <w:rFonts w:cs="Times New Roman"/>
+        </w:rPr>
         <w:t>Hình 2. Boxplot smoker.</w:t>
       </w:r>
     </w:p>
     <w:p>
-      <w:r>
+      <w:pPr>
+        <w:rPr>
+          <w:rFonts w:cs="Times New Roman"/>
+        </w:rPr>
+      </w:pPr>
+      <w:r>
+        <w:rPr>
+          <w:rFonts w:cs="Times New Roman"/>
+        </w:rPr>
         <w:t>1) smoker=yes có median cao g</w:t>
       </w:r>
       <w:r>
+        <w:rPr>
+          <w:rFonts w:cs="Times New Roman"/>
+        </w:rPr>
         <w:t>ấ</w:t>
       </w:r>
       <w:r>
+        <w:rPr>
+          <w:rFonts w:cs="Times New Roman"/>
+        </w:rPr>
         <w:t>p kho</w:t>
       </w:r>
       <w:r>
+        <w:rPr>
+          <w:rFonts w:cs="Times New Roman"/>
+        </w:rPr>
         <w:t>ả</w:t>
       </w:r>
       <w:r>
+        <w:rPr>
+          <w:rFonts w:cs="Times New Roman"/>
+        </w:rPr>
         <w:t>ng 3–4 l</w:t>
       </w:r>
       <w:r>
+        <w:rPr>
+          <w:rFonts w:cs="Times New Roman"/>
+        </w:rPr>
         <w:t>ầ</w:t>
       </w:r>
       <w:r>
+        <w:rPr>
+          <w:rFonts w:cs="Times New Roman"/>
+        </w:rPr>
         <w:t>n smoker=no. 2) Đây là đ</w:t>
       </w:r>
       <w:r>
+        <w:rPr>
+          <w:rFonts w:cs="Times New Roman"/>
+        </w:rPr>
         <w:t>ặ</w:t>
       </w:r>
       <w:r>
+        <w:rPr>
+          <w:rFonts w:cs="Times New Roman"/>
+        </w:rPr>
         <w:t>c trưng m</w:t>
       </w:r>
       <w:r>
+        <w:rPr>
+          <w:rFonts w:cs="Times New Roman"/>
+        </w:rPr>
         <w:t>ạ</w:t>
       </w:r>
       <w:r>
+        <w:rPr>
+          <w:rFonts w:cs="Times New Roman"/>
+        </w:rPr>
         <w:t>nh nh</w:t>
       </w:r>
       <w:r>
+        <w:rPr>
+          <w:rFonts w:cs="Times New Roman"/>
+        </w:rPr>
         <w:t>ấ</w:t>
       </w:r>
       <w:r>
+        <w:rPr>
+          <w:rFonts w:cs="Times New Roman"/>
+        </w:rPr>
         <w:t>t. 3) One-hot smoker, không lo</w:t>
       </w:r>
       <w:r>
+        <w:rPr>
+          <w:rFonts w:cs="Times New Roman"/>
+        </w:rPr>
         <w:t>ạ</w:t>
       </w:r>
       <w:r>
+        <w:rPr>
+          <w:rFonts w:cs="Times New Roman"/>
+        </w:rPr>
         <w:t>i outlier nhóm yes.</w:t>
       </w:r>
     </w:p>
     <w:p>
       <w:pPr>
         <w:pStyle w:val="Heading2"/>
-      </w:pPr>
-      <w:r>
+        <w:rPr>
+          <w:rFonts w:ascii="Times New Roman" w:hAnsi="Times New Roman" w:cs="Times New Roman"/>
+        </w:rPr>
+      </w:pPr>
+      <w:r>
+        <w:rPr>
+          <w:rFonts w:ascii="Times New Roman" w:hAnsi="Times New Roman" w:cs="Times New Roman"/>
+        </w:rPr>
         <w:lastRenderedPageBreak/>
-        <w:t xml:space="preserve">Hình 3 — age </w:t>
-      </w:r>
-      <w:r>
-        <w:t>vs charges</w:t>
+        <w:t>Hình 3 — age vs charges</w:t>
       </w:r>
     </w:p>
     <w:p>
-      <w:r>
-        <w:rPr>
+      <w:pPr>
+        <w:rPr>
+          <w:rFonts w:cs="Times New Roman"/>
+        </w:rPr>
+      </w:pPr>
+      <w:r>
+        <w:rPr>
+          <w:rFonts w:cs="Times New Roman"/>
           <w:noProof/>
         </w:rPr>
         <w:drawing>
-          <wp:inline distT="0" distB="0" distL="0" distR="0" wp14:anchorId="767D344D" wp14:editId="3C4C77C4">
+          <wp:inline distT="0" distB="0" distL="0" distR="0" wp14:anchorId="0376D4F0" wp14:editId="00D3C047">
             <wp:extent cx="5303520" cy="3788229"/>
             <wp:effectExtent l="0" t="0" r="0" b="0"/>
             <wp:docPr id="3" name="Picture 3"/>
@@ -898,80 +1461,160 @@
     <w:p>
       <w:pPr>
         <w:jc w:val="center"/>
-      </w:pPr>
-      <w:r>
+        <w:rPr>
+          <w:rFonts w:cs="Times New Roman"/>
+        </w:rPr>
+      </w:pPr>
+      <w:r>
+        <w:rPr>
+          <w:rFonts w:cs="Times New Roman"/>
+        </w:rPr>
         <w:t>Hình 3. Scatter age–charges, màu smoker.</w:t>
       </w:r>
     </w:p>
     <w:p>
-      <w:r>
+      <w:pPr>
+        <w:rPr>
+          <w:rFonts w:cs="Times New Roman"/>
+        </w:rPr>
+      </w:pPr>
+      <w:r>
+        <w:rPr>
+          <w:rFonts w:cs="Times New Roman"/>
+        </w:rPr>
         <w:t>1) Ba d</w:t>
       </w:r>
       <w:r>
+        <w:rPr>
+          <w:rFonts w:cs="Times New Roman"/>
+        </w:rPr>
         <w:t>ả</w:t>
       </w:r>
       <w:r>
-        <w:t>i song song theo tu</w:t>
-      </w:r>
-      <w:r>
+        <w:rPr>
+          <w:rFonts w:cs="Times New Roman"/>
+        </w:rPr>
+        <w:t>i song son</w:t>
+      </w:r>
+      <w:r>
+        <w:rPr>
+          <w:rFonts w:cs="Times New Roman"/>
+        </w:rPr>
+        <w:t>g theo tu</w:t>
+      </w:r>
+      <w:r>
+        <w:rPr>
+          <w:rFonts w:cs="Times New Roman"/>
+        </w:rPr>
         <w:t>ổ</w:t>
       </w:r>
       <w:r>
+        <w:rPr>
+          <w:rFonts w:cs="Times New Roman"/>
+        </w:rPr>
         <w:t>i; d</w:t>
       </w:r>
       <w:r>
+        <w:rPr>
+          <w:rFonts w:cs="Times New Roman"/>
+        </w:rPr>
         <w:t>ả</w:t>
       </w:r>
       <w:r>
+        <w:rPr>
+          <w:rFonts w:cs="Times New Roman"/>
+        </w:rPr>
         <w:t>i trên h</w:t>
       </w:r>
       <w:r>
+        <w:rPr>
+          <w:rFonts w:cs="Times New Roman"/>
+        </w:rPr>
         <w:t>ầ</w:t>
       </w:r>
       <w:r>
+        <w:rPr>
+          <w:rFonts w:cs="Times New Roman"/>
+        </w:rPr>
         <w:t>u h</w:t>
       </w:r>
       <w:r>
+        <w:rPr>
+          <w:rFonts w:cs="Times New Roman"/>
+        </w:rPr>
         <w:t>ế</w:t>
       </w:r>
       <w:r>
+        <w:rPr>
+          <w:rFonts w:cs="Times New Roman"/>
+        </w:rPr>
         <w:t>t hút thu</w:t>
       </w:r>
       <w:r>
+        <w:rPr>
+          <w:rFonts w:cs="Times New Roman"/>
+        </w:rPr>
         <w:t>ố</w:t>
       </w:r>
       <w:r>
+        <w:rPr>
+          <w:rFonts w:cs="Times New Roman"/>
+        </w:rPr>
         <w:t>c. 2) Có tương tác age × smoker. 3) C</w:t>
       </w:r>
       <w:r>
+        <w:rPr>
+          <w:rFonts w:cs="Times New Roman"/>
+        </w:rPr>
         <w:t>ầ</w:t>
       </w:r>
       <w:r>
+        <w:rPr>
+          <w:rFonts w:cs="Times New Roman"/>
+        </w:rPr>
         <w:t>n model phi tuy</w:t>
       </w:r>
       <w:r>
+        <w:rPr>
+          <w:rFonts w:cs="Times New Roman"/>
+        </w:rPr>
         <w:t>ế</w:t>
       </w:r>
       <w:r>
+        <w:rPr>
+          <w:rFonts w:cs="Times New Roman"/>
+        </w:rPr>
         <w:t>n; Linear làm baseline.</w:t>
       </w:r>
     </w:p>
     <w:p>
       <w:pPr>
         <w:pStyle w:val="Heading2"/>
-      </w:pPr>
-      <w:r>
+        <w:rPr>
+          <w:rFonts w:ascii="Times New Roman" w:hAnsi="Times New Roman" w:cs="Times New Roman"/>
+        </w:rPr>
+      </w:pPr>
+      <w:r>
+        <w:rPr>
+          <w:rFonts w:ascii="Times New Roman" w:hAnsi="Times New Roman" w:cs="Times New Roman"/>
+        </w:rPr>
         <w:lastRenderedPageBreak/>
         <w:t>Hình 4 — bmi vs charges</w:t>
       </w:r>
     </w:p>
     <w:p>
-      <w:r>
-        <w:rPr>
+      <w:pPr>
+        <w:rPr>
+          <w:rFonts w:cs="Times New Roman"/>
+        </w:rPr>
+      </w:pPr>
+      <w:r>
+        <w:rPr>
+          <w:rFonts w:cs="Times New Roman"/>
           <w:noProof/>
         </w:rPr>
         <w:drawing>
-          <wp:inline distT="0" distB="0" distL="0" distR="0" wp14:anchorId="5C9B758A" wp14:editId="52F91915">
+          <wp:inline distT="0" distB="0" distL="0" distR="0" wp14:anchorId="56840309" wp14:editId="217566A9">
             <wp:extent cx="5303520" cy="3788229"/>
             <wp:effectExtent l="0" t="0" r="0" b="0"/>
             <wp:docPr id="4" name="Picture 4"/>
@@ -1010,107 +1653,202 @@
     <w:p>
       <w:pPr>
         <w:jc w:val="center"/>
-      </w:pPr>
-      <w:r>
+        <w:rPr>
+          <w:rFonts w:cs="Times New Roman"/>
+        </w:rPr>
+      </w:pPr>
+      <w:r>
+        <w:rPr>
+          <w:rFonts w:cs="Times New Roman"/>
+        </w:rPr>
         <w:t>Hình 4. Scatter bmi–charges.</w:t>
       </w:r>
     </w:p>
     <w:p>
-      <w:r>
-        <w:t xml:space="preserve">1) BMI &gt; </w:t>
-      </w:r>
-      <w:r>
-        <w:t>~30 k</w:t>
-      </w:r>
-      <w:r>
+      <w:pPr>
+        <w:rPr>
+          <w:rFonts w:cs="Times New Roman"/>
+        </w:rPr>
+      </w:pPr>
+      <w:r>
+        <w:rPr>
+          <w:rFonts w:cs="Times New Roman"/>
+        </w:rPr>
+        <w:t>1) BMI &gt; ~30 k</w:t>
+      </w:r>
+      <w:r>
+        <w:rPr>
+          <w:rFonts w:cs="Times New Roman"/>
+        </w:rPr>
         <w:t>ế</w:t>
       </w:r>
       <w:r>
+        <w:rPr>
+          <w:rFonts w:cs="Times New Roman"/>
+        </w:rPr>
         <w:t>t h</w:t>
       </w:r>
       <w:r>
+        <w:rPr>
+          <w:rFonts w:cs="Times New Roman"/>
+        </w:rPr>
         <w:t>ợ</w:t>
       </w:r>
       <w:r>
+        <w:rPr>
+          <w:rFonts w:cs="Times New Roman"/>
+        </w:rPr>
         <w:t>p hút thu</w:t>
       </w:r>
       <w:r>
+        <w:rPr>
+          <w:rFonts w:cs="Times New Roman"/>
+        </w:rPr>
         <w:t>ố</w:t>
       </w:r>
       <w:r>
+        <w:rPr>
+          <w:rFonts w:cs="Times New Roman"/>
+        </w:rPr>
         <w:t>c đ</w:t>
       </w:r>
       <w:r>
+        <w:rPr>
+          <w:rFonts w:cs="Times New Roman"/>
+        </w:rPr>
         <w:t>ẩ</w:t>
       </w:r>
       <w:r>
+        <w:rPr>
+          <w:rFonts w:cs="Times New Roman"/>
+        </w:rPr>
         <w:t>y charges r</w:t>
       </w:r>
       <w:r>
+        <w:rPr>
+          <w:rFonts w:cs="Times New Roman"/>
+        </w:rPr>
         <w:t>ấ</w:t>
       </w:r>
       <w:r>
+        <w:rPr>
+          <w:rFonts w:cs="Times New Roman"/>
+        </w:rPr>
         <w:t xml:space="preserve">t cao; </w:t>
       </w:r>
       <w:r>
+        <w:rPr>
+          <w:rFonts w:cs="Times New Roman"/>
+        </w:rPr>
         <w:t>ở</w:t>
       </w:r>
       <w:r>
+        <w:rPr>
+          <w:rFonts w:cs="Times New Roman"/>
+        </w:rPr>
         <w:t xml:space="preserve"> ngư</w:t>
       </w:r>
       <w:r>
+        <w:rPr>
+          <w:rFonts w:cs="Times New Roman"/>
+        </w:rPr>
         <w:t>ờ</w:t>
       </w:r>
       <w:r>
+        <w:rPr>
+          <w:rFonts w:cs="Times New Roman"/>
+        </w:rPr>
         <w:t>i không hút, BMI g</w:t>
       </w:r>
       <w:r>
+        <w:rPr>
+          <w:rFonts w:cs="Times New Roman"/>
+        </w:rPr>
         <w:t>ầ</w:t>
       </w:r>
       <w:r>
+        <w:rPr>
+          <w:rFonts w:cs="Times New Roman"/>
+        </w:rPr>
         <w:t>n như ph</w:t>
       </w:r>
       <w:r>
+        <w:rPr>
+          <w:rFonts w:cs="Times New Roman"/>
+        </w:rPr>
         <w:t>ẳ</w:t>
       </w:r>
       <w:r>
+        <w:rPr>
+          <w:rFonts w:cs="Times New Roman"/>
+        </w:rPr>
         <w:t>ng. 2) Tương tác phi tuy</w:t>
       </w:r>
       <w:r>
+        <w:rPr>
+          <w:rFonts w:cs="Times New Roman"/>
+        </w:rPr>
         <w:t>ế</w:t>
       </w:r>
       <w:r>
+        <w:rPr>
+          <w:rFonts w:cs="Times New Roman"/>
+        </w:rPr>
         <w:t>n. 3) Không c</w:t>
       </w:r>
       <w:r>
+        <w:rPr>
+          <w:rFonts w:cs="Times New Roman"/>
+        </w:rPr>
         <w:t>ắ</w:t>
       </w:r>
       <w:r>
+        <w:rPr>
+          <w:rFonts w:cs="Times New Roman"/>
+        </w:rPr>
         <w:t>t BMI; đ</w:t>
       </w:r>
       <w:r>
+        <w:rPr>
+          <w:rFonts w:cs="Times New Roman"/>
+        </w:rPr>
         <w:t>ể</w:t>
       </w:r>
       <w:r>
+        <w:rPr>
+          <w:rFonts w:cs="Times New Roman"/>
+        </w:rPr>
         <w:t xml:space="preserve"> cây tách nhánh.</w:t>
       </w:r>
     </w:p>
     <w:p>
       <w:pPr>
         <w:pStyle w:val="Heading2"/>
-      </w:pPr>
-      <w:r>
+        <w:rPr>
+          <w:rFonts w:ascii="Times New Roman" w:hAnsi="Times New Roman" w:cs="Times New Roman"/>
+        </w:rPr>
+      </w:pPr>
+      <w:r>
+        <w:rPr>
+          <w:rFonts w:ascii="Times New Roman" w:hAnsi="Times New Roman" w:cs="Times New Roman"/>
+        </w:rPr>
         <w:lastRenderedPageBreak/>
         <w:t>Hình 5 — region vs charges</w:t>
       </w:r>
     </w:p>
     <w:p>
-      <w:r>
-        <w:rPr>
+      <w:pPr>
+        <w:rPr>
+          <w:rFonts w:cs="Times New Roman"/>
+        </w:rPr>
+      </w:pPr>
+      <w:r>
+        <w:rPr>
+          <w:rFonts w:cs="Times New Roman"/>
           <w:noProof/>
         </w:rPr>
         <w:drawing>
-          <wp:inline distT="0" distB="0" distL="0" distR="0" wp14:anchorId="39440E53" wp14:editId="02E65BE0">
+          <wp:inline distT="0" distB="0" distL="0" distR="0" wp14:anchorId="2FF02009" wp14:editId="2A09CD6A">
             <wp:extent cx="5303520" cy="3314700"/>
             <wp:effectExtent l="0" t="0" r="0" b="0"/>
             <wp:docPr id="5" name="Picture 5"/>
@@ -1149,58 +1887,105 @@
     <w:p>
       <w:pPr>
         <w:jc w:val="center"/>
-      </w:pPr>
-      <w:r>
+        <w:rPr>
+          <w:rFonts w:cs="Times New Roman"/>
+        </w:rPr>
+      </w:pPr>
+      <w:r>
+        <w:rPr>
+          <w:rFonts w:cs="Times New Roman"/>
+        </w:rPr>
         <w:t>Hình 5. Boxplot region.</w:t>
       </w:r>
     </w:p>
     <w:p>
-      <w:r>
+      <w:pPr>
+        <w:rPr>
+          <w:rFonts w:cs="Times New Roman"/>
+        </w:rPr>
+      </w:pPr>
+      <w:r>
+        <w:rPr>
+          <w:rFonts w:cs="Times New Roman"/>
+        </w:rPr>
         <w:t>1) B</w:t>
       </w:r>
       <w:r>
+        <w:rPr>
+          <w:rFonts w:cs="Times New Roman"/>
+        </w:rPr>
         <w:t>ố</w:t>
       </w:r>
       <w:r>
+        <w:rPr>
+          <w:rFonts w:cs="Times New Roman"/>
+        </w:rPr>
         <w:t>n vùng median g</w:t>
       </w:r>
       <w:r>
+        <w:rPr>
+          <w:rFonts w:cs="Times New Roman"/>
+        </w:rPr>
         <w:t>ầ</w:t>
       </w:r>
       <w:r>
+        <w:rPr>
+          <w:rFonts w:cs="Times New Roman"/>
+        </w:rPr>
         <w:t>n nhau. 2) region y</w:t>
       </w:r>
       <w:r>
+        <w:rPr>
+          <w:rFonts w:cs="Times New Roman"/>
+        </w:rPr>
         <w:t>ế</w:t>
       </w:r>
       <w:r>
-        <w:t>u hơn smoker/age/bmi</w:t>
-      </w:r>
-      <w:r>
-        <w:t>. 3) One-hot, không g</w:t>
-      </w:r>
-      <w:r>
+        <w:rPr>
+          <w:rFonts w:cs="Times New Roman"/>
+        </w:rPr>
+        <w:t>u hơn smoker/age/bmi. 3) One-hot, không g</w:t>
+      </w:r>
+      <w:r>
+        <w:rPr>
+          <w:rFonts w:cs="Times New Roman"/>
+        </w:rPr>
         <w:t>ộ</w:t>
       </w:r>
       <w:r>
+        <w:rPr>
+          <w:rFonts w:cs="Times New Roman"/>
+        </w:rPr>
         <w:t>p.</w:t>
       </w:r>
     </w:p>
     <w:p>
       <w:pPr>
         <w:pStyle w:val="Heading2"/>
-      </w:pPr>
-      <w:r>
+        <w:rPr>
+          <w:rFonts w:ascii="Times New Roman" w:hAnsi="Times New Roman" w:cs="Times New Roman"/>
+        </w:rPr>
+      </w:pPr>
+      <w:r>
+        <w:rPr>
+          <w:rFonts w:ascii="Times New Roman" w:hAnsi="Times New Roman" w:cs="Times New Roman"/>
+        </w:rPr>
         <w:t>Hình 6 — Missing</w:t>
       </w:r>
     </w:p>
     <w:p>
-      <w:r>
-        <w:rPr>
+      <w:pPr>
+        <w:rPr>
+          <w:rFonts w:cs="Times New Roman"/>
+        </w:rPr>
+      </w:pPr>
+      <w:r>
+        <w:rPr>
+          <w:rFonts w:cs="Times New Roman"/>
           <w:noProof/>
         </w:rPr>
         <w:drawing>
-          <wp:inline distT="0" distB="0" distL="0" distR="0" wp14:anchorId="5A5F4C0F" wp14:editId="14F5B153">
+          <wp:inline distT="0" distB="0" distL="0" distR="0" wp14:anchorId="551A34AC" wp14:editId="69638A2A">
             <wp:extent cx="5303520" cy="2983230"/>
             <wp:effectExtent l="0" t="0" r="0" b="0"/>
             <wp:docPr id="6" name="Picture 6"/>
@@ -1239,74 +2024,148 @@
     <w:p>
       <w:pPr>
         <w:jc w:val="center"/>
-      </w:pPr>
-      <w:r>
+        <w:rPr>
+          <w:rFonts w:cs="Times New Roman"/>
+        </w:rPr>
+      </w:pPr>
+      <w:r>
+        <w:rPr>
+          <w:rFonts w:cs="Times New Roman"/>
+        </w:rPr>
         <w:t>Hình 6. Không có giá tr</w:t>
       </w:r>
       <w:r>
+        <w:rPr>
+          <w:rFonts w:cs="Times New Roman"/>
+        </w:rPr>
         <w:t>ị</w:t>
       </w:r>
       <w:r>
-        <w:t xml:space="preserve"> thi</w:t>
-      </w:r>
-      <w:r>
+        <w:rPr>
+          <w:rFonts w:cs="Times New Roman"/>
+        </w:rPr>
+        <w:t xml:space="preserve"> </w:t>
+      </w:r>
+      <w:r>
+        <w:rPr>
+          <w:rFonts w:cs="Times New Roman"/>
+        </w:rPr>
+        <w:t>thi</w:t>
+      </w:r>
+      <w:r>
+        <w:rPr>
+          <w:rFonts w:cs="Times New Roman"/>
+        </w:rPr>
         <w:t>ế</w:t>
       </w:r>
       <w:r>
+        <w:rPr>
+          <w:rFonts w:cs="Times New Roman"/>
+        </w:rPr>
         <w:t>u.</w:t>
       </w:r>
     </w:p>
     <w:p>
-      <w:r>
+      <w:pPr>
+        <w:rPr>
+          <w:rFonts w:cs="Times New Roman"/>
+        </w:rPr>
+      </w:pPr>
+      <w:r>
+        <w:rPr>
+          <w:rFonts w:cs="Times New Roman"/>
+        </w:rPr>
         <w:lastRenderedPageBreak/>
         <w:t>1) 0% missing, 1 duplicate/1338. 2) D</w:t>
       </w:r>
       <w:r>
+        <w:rPr>
+          <w:rFonts w:cs="Times New Roman"/>
+        </w:rPr>
         <w:t>ữ</w:t>
       </w:r>
       <w:r>
+        <w:rPr>
+          <w:rFonts w:cs="Times New Roman"/>
+        </w:rPr>
         <w:t xml:space="preserve"> li</w:t>
       </w:r>
       <w:r>
+        <w:rPr>
+          <w:rFonts w:cs="Times New Roman"/>
+        </w:rPr>
         <w:t>ệ</w:t>
       </w:r>
       <w:r>
+        <w:rPr>
+          <w:rFonts w:cs="Times New Roman"/>
+        </w:rPr>
         <w:t>u đáng tin. 3) V</w:t>
       </w:r>
       <w:r>
+        <w:rPr>
+          <w:rFonts w:cs="Times New Roman"/>
+        </w:rPr>
         <w:t>ẫ</w:t>
       </w:r>
       <w:r>
+        <w:rPr>
+          <w:rFonts w:cs="Times New Roman"/>
+        </w:rPr>
         <w:t>n g</w:t>
       </w:r>
       <w:r>
+        <w:rPr>
+          <w:rFonts w:cs="Times New Roman"/>
+        </w:rPr>
         <w:t>ắ</w:t>
       </w:r>
       <w:r>
+        <w:rPr>
+          <w:rFonts w:cs="Times New Roman"/>
+        </w:rPr>
         <w:t>n SimpleImputer trong pipeline cho API; gi</w:t>
       </w:r>
       <w:r>
+        <w:rPr>
+          <w:rFonts w:cs="Times New Roman"/>
+        </w:rPr>
         <w:t>ữ</w:t>
       </w:r>
       <w:r>
+        <w:rPr>
+          <w:rFonts w:cs="Times New Roman"/>
+        </w:rPr>
         <w:t xml:space="preserve"> duplicate.</w:t>
       </w:r>
     </w:p>
     <w:p>
       <w:pPr>
         <w:pStyle w:val="Heading2"/>
-      </w:pPr>
-      <w:r>
+        <w:rPr>
+          <w:rFonts w:ascii="Times New Roman" w:hAnsi="Times New Roman" w:cs="Times New Roman"/>
+        </w:rPr>
+      </w:pPr>
+      <w:r>
+        <w:rPr>
+          <w:rFonts w:ascii="Times New Roman" w:hAnsi="Times New Roman" w:cs="Times New Roman"/>
+        </w:rPr>
         <w:t>Hình 7 — Tương quan</w:t>
       </w:r>
     </w:p>
     <w:p>
-      <w:r>
-        <w:rPr>
+      <w:pPr>
+        <w:rPr>
+          <w:rFonts w:cs="Times New Roman"/>
+        </w:rPr>
+      </w:pPr>
+      <w:r>
+        <w:rPr>
+          <w:rFonts w:cs="Times New Roman"/>
           <w:noProof/>
         </w:rPr>
         <w:drawing>
-          <wp:inline distT="0" distB="0" distL="0" distR="0" wp14:anchorId="30A0676A" wp14:editId="14AC1212">
+          <wp:inline distT="0" distB="0" distL="0" distR="0" wp14:anchorId="2AB86BBD" wp14:editId="0009FC85">
             <wp:extent cx="5303520" cy="3977640"/>
             <wp:effectExtent l="0" t="0" r="0" b="0"/>
             <wp:docPr id="7" name="Picture 7"/>
@@ -1345,71 +2204,136 @@
     <w:p>
       <w:pPr>
         <w:jc w:val="center"/>
-      </w:pPr>
-      <w:r>
+        <w:rPr>
+          <w:rFonts w:cs="Times New Roman"/>
+        </w:rPr>
+      </w:pPr>
+      <w:r>
+        <w:rPr>
+          <w:rFonts w:cs="Times New Roman"/>
+        </w:rPr>
         <w:t>Hình 7. Heatmap tương quan.</w:t>
       </w:r>
     </w:p>
     <w:p>
-      <w:r>
-        <w:t>1) smoker_ye</w:t>
-      </w:r>
-      <w:r>
-        <w:t>s ~0.79 v</w:t>
-      </w:r>
-      <w:r>
+      <w:pPr>
+        <w:rPr>
+          <w:rFonts w:cs="Times New Roman"/>
+        </w:rPr>
+      </w:pPr>
+      <w:r>
+        <w:rPr>
+          <w:rFonts w:cs="Times New Roman"/>
+        </w:rPr>
+        <w:t>1) smoker_yes ~0.79 v</w:t>
+      </w:r>
+      <w:r>
+        <w:rPr>
+          <w:rFonts w:cs="Times New Roman"/>
+        </w:rPr>
         <w:t>ớ</w:t>
       </w:r>
       <w:r>
+        <w:rPr>
+          <w:rFonts w:cs="Times New Roman"/>
+        </w:rPr>
         <w:t>i charges, age ~0.30, bmi ~0.20. 2) Không đa c</w:t>
       </w:r>
       <w:r>
+        <w:rPr>
+          <w:rFonts w:cs="Times New Roman"/>
+        </w:rPr>
         <w:t>ộ</w:t>
       </w:r>
       <w:r>
+        <w:rPr>
+          <w:rFonts w:cs="Times New Roman"/>
+        </w:rPr>
         <w:t>ng tuy</w:t>
       </w:r>
       <w:r>
+        <w:rPr>
+          <w:rFonts w:cs="Times New Roman"/>
+        </w:rPr>
         <w:t>ế</w:t>
       </w:r>
       <w:r>
+        <w:rPr>
+          <w:rFonts w:cs="Times New Roman"/>
+        </w:rPr>
         <w:t>n n</w:t>
       </w:r>
       <w:r>
+        <w:rPr>
+          <w:rFonts w:cs="Times New Roman"/>
+        </w:rPr>
         <w:t>ặ</w:t>
       </w:r>
       <w:r>
-        <w:t>ng. 3) Gi</w:t>
-      </w:r>
-      <w:r>
+        <w:rPr>
+          <w:rFonts w:cs="Times New Roman"/>
+        </w:rPr>
+        <w:t>n</w:t>
+      </w:r>
+      <w:r>
+        <w:rPr>
+          <w:rFonts w:cs="Times New Roman"/>
+        </w:rPr>
+        <w:t>g. 3) Gi</w:t>
+      </w:r>
+      <w:r>
+        <w:rPr>
+          <w:rFonts w:cs="Times New Roman"/>
+        </w:rPr>
         <w:t>ữ</w:t>
       </w:r>
       <w:r>
+        <w:rPr>
+          <w:rFonts w:cs="Times New Roman"/>
+        </w:rPr>
         <w:t xml:space="preserve"> 6 c</w:t>
       </w:r>
       <w:r>
+        <w:rPr>
+          <w:rFonts w:cs="Times New Roman"/>
+        </w:rPr>
         <w:t>ộ</w:t>
       </w:r>
       <w:r>
+        <w:rPr>
+          <w:rFonts w:cs="Times New Roman"/>
+        </w:rPr>
         <w:t>t, StandardScaler cho numeric.</w:t>
       </w:r>
     </w:p>
     <w:p>
       <w:pPr>
         <w:pStyle w:val="Heading2"/>
-      </w:pPr>
-      <w:r>
+        <w:rPr>
+          <w:rFonts w:ascii="Times New Roman" w:hAnsi="Times New Roman" w:cs="Times New Roman"/>
+        </w:rPr>
+      </w:pPr>
+      <w:r>
+        <w:rPr>
+          <w:rFonts w:ascii="Times New Roman" w:hAnsi="Times New Roman" w:cs="Times New Roman"/>
+        </w:rPr>
         <w:lastRenderedPageBreak/>
         <w:t>Hình 8 — Violin smoker × sex</w:t>
       </w:r>
     </w:p>
     <w:p>
-      <w:r>
-        <w:rPr>
+      <w:pPr>
+        <w:rPr>
+          <w:rFonts w:cs="Times New Roman"/>
+        </w:rPr>
+      </w:pPr>
+      <w:r>
+        <w:rPr>
+          <w:rFonts w:cs="Times New Roman"/>
           <w:noProof/>
         </w:rPr>
         <w:drawing>
-          <wp:inline distT="0" distB="0" distL="0" distR="0" wp14:anchorId="283DF7BC" wp14:editId="6C55ADCD">
+          <wp:inline distT="0" distB="0" distL="0" distR="0" wp14:anchorId="1A29190A" wp14:editId="35B25A3E">
             <wp:extent cx="5303520" cy="3314700"/>
             <wp:effectExtent l="0" t="0" r="0" b="0"/>
             <wp:docPr id="8" name="Picture 8"/>
@@ -1448,661 +2372,1378 @@
     <w:p>
       <w:pPr>
         <w:jc w:val="center"/>
-      </w:pPr>
-      <w:r>
+        <w:rPr>
+          <w:rFonts w:cs="Times New Roman"/>
+        </w:rPr>
+      </w:pPr>
+      <w:r>
+        <w:rPr>
+          <w:rFonts w:cs="Times New Roman"/>
+        </w:rPr>
         <w:t>Hình 8. Violin.</w:t>
       </w:r>
     </w:p>
     <w:p>
-      <w:r>
+      <w:pPr>
+        <w:rPr>
+          <w:rFonts w:cs="Times New Roman"/>
+        </w:rPr>
+      </w:pPr>
+      <w:r>
+        <w:rPr>
+          <w:rFonts w:cs="Times New Roman"/>
+        </w:rPr>
         <w:t>1) sex không tách nhóm trong t</w:t>
       </w:r>
       <w:r>
+        <w:rPr>
+          <w:rFonts w:cs="Times New Roman"/>
+        </w:rPr>
         <w:t>ừ</w:t>
       </w:r>
       <w:r>
+        <w:rPr>
+          <w:rFonts w:cs="Times New Roman"/>
+        </w:rPr>
         <w:t>ng smoker. 2) Chi phí cao ch</w:t>
       </w:r>
       <w:r>
+        <w:rPr>
+          <w:rFonts w:cs="Times New Roman"/>
+        </w:rPr>
         <w:t>ủ</w:t>
       </w:r>
       <w:r>
+        <w:rPr>
+          <w:rFonts w:cs="Times New Roman"/>
+        </w:rPr>
         <w:t xml:space="preserve"> y</w:t>
       </w:r>
       <w:r>
+        <w:rPr>
+          <w:rFonts w:cs="Times New Roman"/>
+        </w:rPr>
         <w:t>ế</w:t>
       </w:r>
       <w:r>
+        <w:rPr>
+          <w:rFonts w:cs="Times New Roman"/>
+        </w:rPr>
         <w:t>u do hút thu</w:t>
       </w:r>
       <w:r>
+        <w:rPr>
+          <w:rFonts w:cs="Times New Roman"/>
+        </w:rPr>
         <w:t>ố</w:t>
       </w:r>
       <w:r>
+        <w:rPr>
+          <w:rFonts w:cs="Times New Roman"/>
+        </w:rPr>
         <w:t>c. 3) V</w:t>
       </w:r>
       <w:r>
+        <w:rPr>
+          <w:rFonts w:cs="Times New Roman"/>
+        </w:rPr>
         <w:t>ẫ</w:t>
       </w:r>
       <w:r>
-        <w:t>n one-hot s</w:t>
-      </w:r>
-      <w:r>
-        <w:t>ex theo schema g</w:t>
-      </w:r>
-      <w:r>
+        <w:rPr>
+          <w:rFonts w:cs="Times New Roman"/>
+        </w:rPr>
+        <w:t>n one-hot sex theo schema g</w:t>
+      </w:r>
+      <w:r>
+        <w:rPr>
+          <w:rFonts w:cs="Times New Roman"/>
+        </w:rPr>
         <w:t>ố</w:t>
       </w:r>
       <w:r>
+        <w:rPr>
+          <w:rFonts w:cs="Times New Roman"/>
+        </w:rPr>
         <w:t>c.</w:t>
       </w:r>
     </w:p>
     <w:p>
       <w:pPr>
         <w:pStyle w:val="Heading1"/>
-      </w:pPr>
-      <w:r>
+        <w:rPr>
+          <w:rFonts w:ascii="Times New Roman" w:hAnsi="Times New Roman" w:cs="Times New Roman"/>
+        </w:rPr>
+      </w:pPr>
+      <w:r>
+        <w:rPr>
+          <w:rFonts w:ascii="Times New Roman" w:hAnsi="Times New Roman" w:cs="Times New Roman"/>
+        </w:rPr>
         <w:t>3. X</w:t>
       </w:r>
       <w:r>
+        <w:rPr>
+          <w:rFonts w:ascii="Times New Roman" w:hAnsi="Times New Roman" w:cs="Times New Roman"/>
+        </w:rPr>
         <w:t>ử</w:t>
       </w:r>
       <w:r>
+        <w:rPr>
+          <w:rFonts w:ascii="Times New Roman" w:hAnsi="Times New Roman" w:cs="Times New Roman"/>
+        </w:rPr>
         <w:t xml:space="preserve"> lý d</w:t>
       </w:r>
       <w:r>
+        <w:rPr>
+          <w:rFonts w:ascii="Times New Roman" w:hAnsi="Times New Roman" w:cs="Times New Roman"/>
+        </w:rPr>
         <w:t>ữ</w:t>
       </w:r>
       <w:r>
+        <w:rPr>
+          <w:rFonts w:ascii="Times New Roman" w:hAnsi="Times New Roman" w:cs="Times New Roman"/>
+        </w:rPr>
         <w:t xml:space="preserve"> li</w:t>
       </w:r>
       <w:r>
+        <w:rPr>
+          <w:rFonts w:ascii="Times New Roman" w:hAnsi="Times New Roman" w:cs="Times New Roman"/>
+        </w:rPr>
         <w:t>ệ</w:t>
       </w:r>
       <w:r>
+        <w:rPr>
+          <w:rFonts w:ascii="Times New Roman" w:hAnsi="Times New Roman" w:cs="Times New Roman"/>
+        </w:rPr>
         <w:t>u</w:t>
       </w:r>
     </w:p>
     <w:p>
-      <w:r>
+      <w:pPr>
+        <w:rPr>
+          <w:rFonts w:cs="Times New Roman"/>
+        </w:rPr>
+      </w:pPr>
+      <w:r>
+        <w:rPr>
+          <w:rFonts w:cs="Times New Roman"/>
+        </w:rPr>
         <w:t>Quy trình (chi ti</w:t>
       </w:r>
       <w:r>
+        <w:rPr>
+          <w:rFonts w:cs="Times New Roman"/>
+        </w:rPr>
         <w:t>ế</w:t>
       </w:r>
       <w:r>
-        <w:t>t trong ai-models/src/preprocess.py và notebook 02):</w:t>
+        <w:rPr>
+          <w:rFonts w:cs="Times New Roman"/>
+        </w:rPr>
+        <w:t>t trong ai-mod</w:t>
+      </w:r>
+      <w:r>
+        <w:rPr>
+          <w:rFonts w:cs="Times New Roman"/>
+        </w:rPr>
+        <w:t>els/src/preprocess.py và notebook 02):</w:t>
       </w:r>
     </w:p>
     <w:p>
-      <w:r>
+      <w:pPr>
+        <w:rPr>
+          <w:rFonts w:cs="Times New Roman"/>
+        </w:rPr>
+      </w:pPr>
+      <w:r>
+        <w:rPr>
+          <w:rFonts w:cs="Times New Roman"/>
+        </w:rPr>
         <w:t>Ki</w:t>
       </w:r>
       <w:r>
+        <w:rPr>
+          <w:rFonts w:cs="Times New Roman"/>
+        </w:rPr>
         <w:t>ể</w:t>
       </w:r>
       <w:r>
+        <w:rPr>
+          <w:rFonts w:cs="Times New Roman"/>
+        </w:rPr>
         <w:t>m tra ban đ</w:t>
       </w:r>
       <w:r>
+        <w:rPr>
+          <w:rFonts w:cs="Times New Roman"/>
+        </w:rPr>
         <w:t>ầ</w:t>
       </w:r>
       <w:r>
+        <w:rPr>
+          <w:rFonts w:cs="Times New Roman"/>
+        </w:rPr>
         <w:t>u: ki</w:t>
       </w:r>
       <w:r>
+        <w:rPr>
+          <w:rFonts w:cs="Times New Roman"/>
+        </w:rPr>
         <w:t>ể</w:t>
       </w:r>
       <w:r>
+        <w:rPr>
+          <w:rFonts w:cs="Times New Roman"/>
+        </w:rPr>
         <w:t>u, trùng, thi</w:t>
       </w:r>
       <w:r>
+        <w:rPr>
+          <w:rFonts w:cs="Times New Roman"/>
+        </w:rPr>
         <w:t>ế</w:t>
       </w:r>
       <w:r>
+        <w:rPr>
+          <w:rFonts w:cs="Times New Roman"/>
+        </w:rPr>
         <w:t>u, min/max h</w:t>
       </w:r>
       <w:r>
+        <w:rPr>
+          <w:rFonts w:cs="Times New Roman"/>
+        </w:rPr>
         <w:t>ợ</w:t>
       </w:r>
       <w:r>
+        <w:rPr>
+          <w:rFonts w:cs="Times New Roman"/>
+        </w:rPr>
         <w:t>p lý (age 18–64, children 0–5, charges &gt; 0).</w:t>
       </w:r>
     </w:p>
     <w:p>
-      <w:r>
+      <w:pPr>
+        <w:rPr>
+          <w:rFonts w:cs="Times New Roman"/>
+        </w:rPr>
+      </w:pPr>
+      <w:r>
+        <w:rPr>
+          <w:rFonts w:cs="Times New Roman"/>
+        </w:rPr>
         <w:t>Làm s</w:t>
       </w:r>
       <w:r>
+        <w:rPr>
+          <w:rFonts w:cs="Times New Roman"/>
+        </w:rPr>
         <w:t>ạ</w:t>
       </w:r>
       <w:r>
+        <w:rPr>
+          <w:rFonts w:cs="Times New Roman"/>
+        </w:rPr>
         <w:t>ch: không drop outlier smoker vì là tín hi</w:t>
       </w:r>
       <w:r>
+        <w:rPr>
+          <w:rFonts w:cs="Times New Roman"/>
+        </w:rPr>
         <w:t>ệ</w:t>
       </w:r>
       <w:r>
-        <w:t xml:space="preserve">u </w:t>
-      </w:r>
-      <w:r>
-        <w:t>th</w:t>
-      </w:r>
-      <w:r>
+        <w:rPr>
+          <w:rFonts w:cs="Times New Roman"/>
+        </w:rPr>
+        <w:t>u th</w:t>
+      </w:r>
+      <w:r>
+        <w:rPr>
+          <w:rFonts w:cs="Times New Roman"/>
+        </w:rPr>
         <w:t>ậ</w:t>
       </w:r>
       <w:r>
+        <w:rPr>
+          <w:rFonts w:cs="Times New Roman"/>
+        </w:rPr>
         <w:t>t (EDA hình 2, 4). 1 duplicate gi</w:t>
       </w:r>
       <w:r>
+        <w:rPr>
+          <w:rFonts w:cs="Times New Roman"/>
+        </w:rPr>
         <w:t>ữ</w:t>
       </w:r>
       <w:r>
+        <w:rPr>
+          <w:rFonts w:cs="Times New Roman"/>
+        </w:rPr>
         <w:t xml:space="preserve"> l</w:t>
       </w:r>
       <w:r>
+        <w:rPr>
+          <w:rFonts w:cs="Times New Roman"/>
+        </w:rPr>
         <w:t>ạ</w:t>
       </w:r>
       <w:r>
+        <w:rPr>
+          <w:rFonts w:cs="Times New Roman"/>
+        </w:rPr>
         <w:t>i.</w:t>
       </w:r>
     </w:p>
     <w:p>
-      <w:r>
-        <w:t>Mã hóa: One-Hot cho sex/smoker/region vì không có th</w:t>
-      </w:r>
-      <w:r>
+      <w:pPr>
+        <w:rPr>
+          <w:rFonts w:cs="Times New Roman"/>
+        </w:rPr>
+      </w:pPr>
+      <w:r>
+        <w:rPr>
+          <w:rFonts w:cs="Times New Roman"/>
+        </w:rPr>
+        <w:t xml:space="preserve">Mã hóa: One-Hot cho </w:t>
+      </w:r>
+      <w:r>
+        <w:rPr>
+          <w:rFonts w:cs="Times New Roman"/>
+        </w:rPr>
+        <w:t>sex/smoker/region vì không có th</w:t>
+      </w:r>
+      <w:r>
+        <w:rPr>
+          <w:rFonts w:cs="Times New Roman"/>
+        </w:rPr>
         <w:t>ứ</w:t>
       </w:r>
       <w:r>
+        <w:rPr>
+          <w:rFonts w:cs="Times New Roman"/>
+        </w:rPr>
         <w:t xml:space="preserve"> t</w:t>
       </w:r>
       <w:r>
+        <w:rPr>
+          <w:rFonts w:cs="Times New Roman"/>
+        </w:rPr>
         <w:t>ự</w:t>
       </w:r>
       <w:r>
+        <w:rPr>
+          <w:rFonts w:cs="Times New Roman"/>
+        </w:rPr>
         <w:t xml:space="preserve"> t</w:t>
       </w:r>
       <w:r>
+        <w:rPr>
+          <w:rFonts w:cs="Times New Roman"/>
+        </w:rPr>
         <w:t>ự</w:t>
       </w:r>
       <w:r>
+        <w:rPr>
+          <w:rFonts w:cs="Times New Roman"/>
+        </w:rPr>
         <w:t xml:space="preserve"> nhiên (không dùng Ordinal). handle_unknown=ignore đ</w:t>
       </w:r>
       <w:r>
+        <w:rPr>
+          <w:rFonts w:cs="Times New Roman"/>
+        </w:rPr>
         <w:t>ể</w:t>
       </w:r>
       <w:r>
+        <w:rPr>
+          <w:rFonts w:cs="Times New Roman"/>
+        </w:rPr>
         <w:t xml:space="preserve"> API không gãy n</w:t>
       </w:r>
       <w:r>
+        <w:rPr>
+          <w:rFonts w:cs="Times New Roman"/>
+        </w:rPr>
         <w:t>ế</w:t>
       </w:r>
       <w:r>
+        <w:rPr>
+          <w:rFonts w:cs="Times New Roman"/>
+        </w:rPr>
         <w:t>u g</w:t>
       </w:r>
       <w:r>
+        <w:rPr>
+          <w:rFonts w:cs="Times New Roman"/>
+        </w:rPr>
         <w:t>ặ</w:t>
       </w:r>
       <w:r>
+        <w:rPr>
+          <w:rFonts w:cs="Times New Roman"/>
+        </w:rPr>
         <w:t>p giá tr</w:t>
       </w:r>
       <w:r>
+        <w:rPr>
+          <w:rFonts w:cs="Times New Roman"/>
+        </w:rPr>
         <w:t>ị</w:t>
       </w:r>
       <w:r>
+        <w:rPr>
+          <w:rFonts w:cs="Times New Roman"/>
+        </w:rPr>
         <w:t xml:space="preserve"> l</w:t>
       </w:r>
       <w:r>
+        <w:rPr>
+          <w:rFonts w:cs="Times New Roman"/>
+        </w:rPr>
         <w:t>ạ</w:t>
       </w:r>
       <w:r>
+        <w:rPr>
+          <w:rFonts w:cs="Times New Roman"/>
+        </w:rPr>
         <w:t>.</w:t>
       </w:r>
     </w:p>
     <w:p>
-      <w:r>
+      <w:pPr>
+        <w:rPr>
+          <w:rFonts w:cs="Times New Roman"/>
+        </w:rPr>
+      </w:pPr>
+      <w:r>
+        <w:rPr>
+          <w:rFonts w:cs="Times New Roman"/>
+        </w:rPr>
         <w:t>Chu</w:t>
       </w:r>
       <w:r>
+        <w:rPr>
+          <w:rFonts w:cs="Times New Roman"/>
+        </w:rPr>
         <w:t>ẩ</w:t>
       </w:r>
       <w:r>
+        <w:rPr>
+          <w:rFonts w:cs="Times New Roman"/>
+        </w:rPr>
         <w:t>n hóa: StandardScaler cho age/bmi/children — b</w:t>
       </w:r>
       <w:r>
+        <w:rPr>
+          <w:rFonts w:cs="Times New Roman"/>
+        </w:rPr>
         <w:t>ắ</w:t>
       </w:r>
       <w:r>
+        <w:rPr>
+          <w:rFonts w:cs="Times New Roman"/>
+        </w:rPr>
         <w:t>t bu</w:t>
       </w:r>
       <w:r>
+        <w:rPr>
+          <w:rFonts w:cs="Times New Roman"/>
+        </w:rPr>
         <w:t>ộ</w:t>
       </w:r>
       <w:r>
+        <w:rPr>
+          <w:rFonts w:cs="Times New Roman"/>
+        </w:rPr>
         <w:t>c v</w:t>
       </w:r>
       <w:r>
+        <w:rPr>
+          <w:rFonts w:cs="Times New Roman"/>
+        </w:rPr>
         <w:t>ớ</w:t>
       </w:r>
       <w:r>
-        <w:t xml:space="preserve">i SVR </w:t>
-      </w:r>
-      <w:r>
-        <w:t>và có l</w:t>
-      </w:r>
-      <w:r>
+        <w:rPr>
+          <w:rFonts w:cs="Times New Roman"/>
+        </w:rPr>
+        <w:t>i SVR và có l</w:t>
+      </w:r>
+      <w:r>
+        <w:rPr>
+          <w:rFonts w:cs="Times New Roman"/>
+        </w:rPr>
         <w:t>ợ</w:t>
       </w:r>
       <w:r>
+        <w:rPr>
+          <w:rFonts w:cs="Times New Roman"/>
+        </w:rPr>
         <w:t>i cho Linear; cây không b</w:t>
       </w:r>
       <w:r>
+        <w:rPr>
+          <w:rFonts w:cs="Times New Roman"/>
+        </w:rPr>
         <w:t>ị</w:t>
       </w:r>
       <w:r>
+        <w:rPr>
+          <w:rFonts w:cs="Times New Roman"/>
+        </w:rPr>
         <w:t xml:space="preserve"> h</w:t>
       </w:r>
       <w:r>
+        <w:rPr>
+          <w:rFonts w:cs="Times New Roman"/>
+        </w:rPr>
         <w:t>ạ</w:t>
       </w:r>
       <w:r>
+        <w:rPr>
+          <w:rFonts w:cs="Times New Roman"/>
+        </w:rPr>
         <w:t>i. M</w:t>
       </w:r>
       <w:r>
+        <w:rPr>
+          <w:rFonts w:cs="Times New Roman"/>
+        </w:rPr>
         <w:t>ọ</w:t>
       </w:r>
       <w:r>
-        <w:t>i model dùng CÙNG preprocessor đ</w:t>
-      </w:r>
-      <w:r>
+        <w:rPr>
+          <w:rFonts w:cs="Times New Roman"/>
+        </w:rPr>
+        <w:t>i model dùng CÙNG pre</w:t>
+      </w:r>
+      <w:r>
+        <w:rPr>
+          <w:rFonts w:cs="Times New Roman"/>
+        </w:rPr>
+        <w:t>processor đ</w:t>
+      </w:r>
+      <w:r>
+        <w:rPr>
+          <w:rFonts w:cs="Times New Roman"/>
+        </w:rPr>
         <w:t>ể</w:t>
       </w:r>
       <w:r>
+        <w:rPr>
+          <w:rFonts w:cs="Times New Roman"/>
+        </w:rPr>
         <w:t xml:space="preserve"> so sánh công b</w:t>
       </w:r>
       <w:r>
+        <w:rPr>
+          <w:rFonts w:cs="Times New Roman"/>
+        </w:rPr>
         <w:t>ằ</w:t>
       </w:r>
       <w:r>
+        <w:rPr>
+          <w:rFonts w:cs="Times New Roman"/>
+        </w:rPr>
         <w:t>ng.</w:t>
       </w:r>
     </w:p>
     <w:p>
-      <w:r>
+      <w:pPr>
+        <w:rPr>
+          <w:rFonts w:cs="Times New Roman"/>
+        </w:rPr>
+      </w:pPr>
+      <w:r>
+        <w:rPr>
+          <w:rFonts w:cs="Times New Roman"/>
+        </w:rPr>
         <w:t>Chia 80/20, random_state=42, không stratify (h</w:t>
       </w:r>
       <w:r>
+        <w:rPr>
+          <w:rFonts w:cs="Times New Roman"/>
+        </w:rPr>
         <w:t>ồ</w:t>
       </w:r>
       <w:r>
+        <w:rPr>
+          <w:rFonts w:cs="Times New Roman"/>
+        </w:rPr>
         <w:t>i quy). Fit preprocessor ch</w:t>
       </w:r>
       <w:r>
+        <w:rPr>
+          <w:rFonts w:cs="Times New Roman"/>
+        </w:rPr>
         <w:t>ỉ</w:t>
       </w:r>
       <w:r>
+        <w:rPr>
+          <w:rFonts w:cs="Times New Roman"/>
+        </w:rPr>
         <w:t xml:space="preserve"> trên train.</w:t>
       </w:r>
     </w:p>
     <w:p>
-      <w:r>
+      <w:pPr>
+        <w:rPr>
+          <w:rFonts w:cs="Times New Roman"/>
+        </w:rPr>
+      </w:pPr>
+      <w:r>
+        <w:rPr>
+          <w:rFonts w:cs="Times New Roman"/>
+        </w:rPr>
         <w:t>Không rò r</w:t>
       </w:r>
       <w:r>
+        <w:rPr>
+          <w:rFonts w:cs="Times New Roman"/>
+        </w:rPr>
         <w:t>ỉ</w:t>
       </w:r>
       <w:r>
+        <w:rPr>
+          <w:rFonts w:cs="Times New Roman"/>
+        </w:rPr>
         <w:t>: không đưa charges vào X; không fit scaler trên toàn b</w:t>
       </w:r>
       <w:r>
+        <w:rPr>
+          <w:rFonts w:cs="Times New Roman"/>
+        </w:rPr>
         <w:t>ộ</w:t>
       </w:r>
       <w:r>
+        <w:rPr>
+          <w:rFonts w:cs="Times New Roman"/>
+        </w:rPr>
         <w:t xml:space="preserve"> trư</w:t>
       </w:r>
       <w:r>
+        <w:rPr>
+          <w:rFonts w:cs="Times New Roman"/>
+        </w:rPr>
         <w:t>ớ</w:t>
       </w:r>
       <w:r>
-        <w:t>c</w:t>
-      </w:r>
-      <w:r>
-        <w:t xml:space="preserve"> khi split; pipeline đư</w:t>
-      </w:r>
-      <w:r>
+        <w:rPr>
+          <w:rFonts w:cs="Times New Roman"/>
+        </w:rPr>
+        <w:t>c khi split; pipeline đư</w:t>
+      </w:r>
+      <w:r>
+        <w:rPr>
+          <w:rFonts w:cs="Times New Roman"/>
+        </w:rPr>
         <w:t>ợ</w:t>
       </w:r>
       <w:r>
+        <w:rPr>
+          <w:rFonts w:cs="Times New Roman"/>
+        </w:rPr>
         <w:t>c dump nguyên kh</w:t>
       </w:r>
       <w:r>
+        <w:rPr>
+          <w:rFonts w:cs="Times New Roman"/>
+        </w:rPr>
         <w:t>ố</w:t>
       </w:r>
       <w:r>
+        <w:rPr>
+          <w:rFonts w:cs="Times New Roman"/>
+        </w:rPr>
         <w:t>i.</w:t>
       </w:r>
     </w:p>
     <w:p>
       <w:pPr>
         <w:pStyle w:val="Heading1"/>
-      </w:pPr>
-      <w:r>
+        <w:rPr>
+          <w:rFonts w:ascii="Times New Roman" w:hAnsi="Times New Roman" w:cs="Times New Roman"/>
+        </w:rPr>
+      </w:pPr>
+      <w:r>
+        <w:rPr>
+          <w:rFonts w:ascii="Times New Roman" w:hAnsi="Times New Roman" w:cs="Times New Roman"/>
+        </w:rPr>
         <w:lastRenderedPageBreak/>
         <w:t>4. Các model</w:t>
       </w:r>
     </w:p>
     <w:p>
-      <w:r>
-        <w:t>DummyRegressor(strategy=mean) là m</w:t>
-      </w:r>
-      <w:r>
+      <w:pPr>
+        <w:rPr>
+          <w:rFonts w:cs="Times New Roman"/>
+        </w:rPr>
+      </w:pPr>
+      <w:r>
+        <w:rPr>
+          <w:rFonts w:cs="Times New Roman"/>
+        </w:rPr>
+        <w:t>DummyR</w:t>
+      </w:r>
+      <w:r>
+        <w:rPr>
+          <w:rFonts w:cs="Times New Roman"/>
+        </w:rPr>
+        <w:t>egressor(strategy=mean) là m</w:t>
+      </w:r>
+      <w:r>
+        <w:rPr>
+          <w:rFonts w:cs="Times New Roman"/>
+        </w:rPr>
         <w:t>ố</w:t>
       </w:r>
       <w:r>
+        <w:rPr>
+          <w:rFonts w:cs="Times New Roman"/>
+        </w:rPr>
         <w:t>c 'không h</w:t>
       </w:r>
       <w:r>
+        <w:rPr>
+          <w:rFonts w:cs="Times New Roman"/>
+        </w:rPr>
         <w:t>ọ</w:t>
       </w:r>
       <w:r>
+        <w:rPr>
+          <w:rFonts w:cs="Times New Roman"/>
+        </w:rPr>
         <w:t>c gì'. B</w:t>
       </w:r>
       <w:r>
+        <w:rPr>
+          <w:rFonts w:cs="Times New Roman"/>
+        </w:rPr>
         <w:t>ố</w:t>
       </w:r>
       <w:r>
+        <w:rPr>
+          <w:rFonts w:cs="Times New Roman"/>
+        </w:rPr>
         <w:t>n model b</w:t>
       </w:r>
       <w:r>
+        <w:rPr>
+          <w:rFonts w:cs="Times New Roman"/>
+        </w:rPr>
         <w:t>ắ</w:t>
       </w:r>
       <w:r>
+        <w:rPr>
+          <w:rFonts w:cs="Times New Roman"/>
+        </w:rPr>
         <w:t>t bu</w:t>
       </w:r>
       <w:r>
+        <w:rPr>
+          <w:rFonts w:cs="Times New Roman"/>
+        </w:rPr>
         <w:t>ộ</w:t>
       </w:r>
       <w:r>
+        <w:rPr>
+          <w:rFonts w:cs="Times New Roman"/>
+        </w:rPr>
         <w:t>c:</w:t>
       </w:r>
     </w:p>
     <w:p>
-      <w:r>
+      <w:pPr>
+        <w:rPr>
+          <w:rFonts w:cs="Times New Roman"/>
+        </w:rPr>
+      </w:pPr>
+      <w:r>
+        <w:rPr>
+          <w:rFonts w:cs="Times New Roman"/>
+        </w:rPr>
         <w:t>Linear Regression — y = b0 + Σ bi xi. Baseline tuy</w:t>
       </w:r>
       <w:r>
+        <w:rPr>
+          <w:rFonts w:cs="Times New Roman"/>
+        </w:rPr>
         <w:t>ế</w:t>
       </w:r>
       <w:r>
+        <w:rPr>
+          <w:rFonts w:cs="Times New Roman"/>
+        </w:rPr>
         <w:t>n tính, gi</w:t>
       </w:r>
       <w:r>
+        <w:rPr>
+          <w:rFonts w:cs="Times New Roman"/>
+        </w:rPr>
         <w:t>ả</w:t>
       </w:r>
       <w:r>
+        <w:rPr>
+          <w:rFonts w:cs="Times New Roman"/>
+        </w:rPr>
         <w:t>i thích đư</w:t>
       </w:r>
       <w:r>
+        <w:rPr>
+          <w:rFonts w:cs="Times New Roman"/>
+        </w:rPr>
         <w:t>ợ</w:t>
       </w:r>
       <w:r>
+        <w:rPr>
+          <w:rFonts w:cs="Times New Roman"/>
+        </w:rPr>
         <w:t>c, nhanh. Tham s</w:t>
       </w:r>
       <w:r>
+        <w:rPr>
+          <w:rFonts w:cs="Times New Roman"/>
+        </w:rPr>
         <w:t>ố</w:t>
       </w:r>
       <w:r>
-        <w:t>: fit_intercept=True. Kém khi có tươ</w:t>
-      </w:r>
-      <w:r>
-        <w:t>ng tác smoker×bmi.</w:t>
+        <w:rPr>
+          <w:rFonts w:cs="Times New Roman"/>
+        </w:rPr>
+        <w:t>: fit_intercept=True. Kém khi có tương tác smoker×bmi.</w:t>
       </w:r>
     </w:p>
     <w:p>
-      <w:r>
+      <w:pPr>
+        <w:rPr>
+          <w:rFonts w:cs="Times New Roman"/>
+        </w:rPr>
+      </w:pPr>
+      <w:r>
+        <w:rPr>
+          <w:rFonts w:cs="Times New Roman"/>
+        </w:rPr>
         <w:t>Decision Tree — chia ngư</w:t>
       </w:r>
       <w:r>
+        <w:rPr>
+          <w:rFonts w:cs="Times New Roman"/>
+        </w:rPr>
         <w:t>ỡ</w:t>
       </w:r>
       <w:r>
-        <w:t>ng (smoker? bmi&gt;30?). B</w:t>
-      </w:r>
-      <w:r>
+        <w:rPr>
+          <w:rFonts w:cs="Times New Roman"/>
+        </w:rPr>
+        <w:t>ng (smoker? bmi&gt;30?</w:t>
+      </w:r>
+      <w:r>
+        <w:rPr>
+          <w:rFonts w:cs="Times New Roman"/>
+        </w:rPr>
+        <w:t>). B</w:t>
+      </w:r>
+      <w:r>
+        <w:rPr>
+          <w:rFonts w:cs="Times New Roman"/>
+        </w:rPr>
         <w:t>ắ</w:t>
       </w:r>
       <w:r>
+        <w:rPr>
+          <w:rFonts w:cs="Times New Roman"/>
+        </w:rPr>
         <w:t>t phi tuy</w:t>
       </w:r>
       <w:r>
+        <w:rPr>
+          <w:rFonts w:cs="Times New Roman"/>
+        </w:rPr>
         <w:t>ế</w:t>
       </w:r>
       <w:r>
+        <w:rPr>
+          <w:rFonts w:cs="Times New Roman"/>
+        </w:rPr>
         <w:t>n, d</w:t>
       </w:r>
       <w:r>
+        <w:rPr>
+          <w:rFonts w:cs="Times New Roman"/>
+        </w:rPr>
         <w:t>ễ</w:t>
       </w:r>
       <w:r>
+        <w:rPr>
+          <w:rFonts w:cs="Times New Roman"/>
+        </w:rPr>
         <w:t xml:space="preserve"> v</w:t>
       </w:r>
       <w:r>
+        <w:rPr>
+          <w:rFonts w:cs="Times New Roman"/>
+        </w:rPr>
         <w:t>ẽ</w:t>
       </w:r>
       <w:r>
-        <w:t>. GridSearchCV cv=5, max_depth ∈ {4,6,8,10}, min_samples_leaf ∈ {4,8,16}. Ch</w:t>
-      </w:r>
-      <w:r>
+        <w:rPr>
+          <w:rFonts w:cs="Times New Roman"/>
+        </w:rPr>
+        <w:t xml:space="preserve">. GridSearchCV cv=5, max_depth </w:t>
+      </w:r>
+      <w:r>
+        <w:rPr>
+          <w:rFonts w:ascii="Cambria Math" w:hAnsi="Cambria Math" w:cs="Cambria Math"/>
+        </w:rPr>
+        <w:t>∈</w:t>
+      </w:r>
+      <w:r>
+        <w:rPr>
+          <w:rFonts w:cs="Times New Roman"/>
+        </w:rPr>
+        <w:t xml:space="preserve"> {4,6,8,10}, min_samples_leaf </w:t>
+      </w:r>
+      <w:r>
+        <w:rPr>
+          <w:rFonts w:ascii="Cambria Math" w:hAnsi="Cambria Math" w:cs="Cambria Math"/>
+        </w:rPr>
+        <w:t>∈</w:t>
+      </w:r>
+      <w:r>
+        <w:rPr>
+          <w:rFonts w:cs="Times New Roman"/>
+        </w:rPr>
+        <w:t xml:space="preserve"> {4,8,16}. Ch</w:t>
+      </w:r>
+      <w:r>
+        <w:rPr>
+          <w:rFonts w:cs="Times New Roman"/>
+        </w:rPr>
         <w:t>ọ</w:t>
       </w:r>
       <w:r>
+        <w:rPr>
+          <w:rFonts w:cs="Times New Roman"/>
+        </w:rPr>
         <w:t>n max_depth=4, min_samples_leaf=4 — cây nông, train≈test nên ít overfit.</w:t>
       </w:r>
     </w:p>
     <w:p>
-      <w:r>
-        <w:t xml:space="preserve">Random Forest — </w:t>
-      </w:r>
-      <w:r>
-        <w:t>trung bình nhi</w:t>
-      </w:r>
-      <w:r>
+      <w:pPr>
+        <w:rPr>
+          <w:rFonts w:cs="Times New Roman"/>
+        </w:rPr>
+      </w:pPr>
+      <w:r>
+        <w:rPr>
+          <w:rFonts w:cs="Times New Roman"/>
+        </w:rPr>
+        <w:t>Random Forest — trung bình nhi</w:t>
+      </w:r>
+      <w:r>
+        <w:rPr>
+          <w:rFonts w:cs="Times New Roman"/>
+        </w:rPr>
         <w:t>ề</w:t>
       </w:r>
       <w:r>
+        <w:rPr>
+          <w:rFonts w:cs="Times New Roman"/>
+        </w:rPr>
         <w:t xml:space="preserve">u cây (bagging). </w:t>
       </w:r>
       <w:r>
+        <w:rPr>
+          <w:rFonts w:cs="Times New Roman"/>
+        </w:rPr>
         <w:t>Ổ</w:t>
       </w:r>
       <w:r>
+        <w:rPr>
+          <w:rFonts w:cs="Times New Roman"/>
+        </w:rPr>
         <w:t>n đ</w:t>
       </w:r>
       <w:r>
+        <w:rPr>
+          <w:rFonts w:cs="Times New Roman"/>
+        </w:rPr>
         <w:t>ị</w:t>
       </w:r>
       <w:r>
-        <w:t>nh hơn 1 cây. GridSearchCV cv=3 trên n_estimators {100,200}, max_depth {6,8,12}, min_samples_leaf {2,4}. Ch</w:t>
-      </w:r>
-      <w:r>
+        <w:rPr>
+          <w:rFonts w:cs="Times New Roman"/>
+        </w:rPr>
+        <w:t xml:space="preserve">nh hơn 1 cây. </w:t>
+      </w:r>
+      <w:r>
+        <w:rPr>
+          <w:rFonts w:cs="Times New Roman"/>
+        </w:rPr>
+        <w:t>GridSearchCV cv=3 trên n_estimators {100,200}, max_depth {6,8,12}, min_samples_leaf {2,4}. Ch</w:t>
+      </w:r>
+      <w:r>
+        <w:rPr>
+          <w:rFonts w:cs="Times New Roman"/>
+        </w:rPr>
         <w:t>ọ</w:t>
       </w:r>
       <w:r>
+        <w:rPr>
+          <w:rFonts w:cs="Times New Roman"/>
+        </w:rPr>
         <w:t>n 200 / 6 / 4.</w:t>
       </w:r>
     </w:p>
     <w:p>
-      <w:r>
+      <w:pPr>
+        <w:rPr>
+          <w:rFonts w:cs="Times New Roman"/>
+        </w:rPr>
+      </w:pPr>
+      <w:r>
+        <w:rPr>
+          <w:rFonts w:cs="Times New Roman"/>
+        </w:rPr>
         <w:t xml:space="preserve">SVR (RBF) — </w:t>
       </w:r>
       <w:r>
+        <w:rPr>
+          <w:rFonts w:cs="Times New Roman"/>
+        </w:rPr>
         <w:t>ố</w:t>
       </w:r>
       <w:r>
+        <w:rPr>
+          <w:rFonts w:cs="Times New Roman"/>
+        </w:rPr>
         <w:t>ng epsilon, kernel phi tuy</w:t>
       </w:r>
       <w:r>
+        <w:rPr>
+          <w:rFonts w:cs="Times New Roman"/>
+        </w:rPr>
         <w:t>ế</w:t>
       </w:r>
       <w:r>
+        <w:rPr>
+          <w:rFonts w:cs="Times New Roman"/>
+        </w:rPr>
         <w:t>n. C</w:t>
       </w:r>
       <w:r>
+        <w:rPr>
+          <w:rFonts w:cs="Times New Roman"/>
+        </w:rPr>
         <w:t>ầ</w:t>
       </w:r>
       <w:r>
-        <w:t>n scaler. Grid {C: 1000,10000; epsilon: 100,500}. C</w:t>
-      </w:r>
-      <w:r>
-        <w:t>h</w:t>
-      </w:r>
-      <w:r>
+        <w:rPr>
+          <w:rFonts w:cs="Times New Roman"/>
+        </w:rPr>
+        <w:t>n scaler. Grid {C: 1000,10000; epsilon: 100,500}. Ch</w:t>
+      </w:r>
+      <w:r>
+        <w:rPr>
+          <w:rFonts w:cs="Times New Roman"/>
+        </w:rPr>
         <w:t>ọ</w:t>
       </w:r>
       <w:r>
+        <w:rPr>
+          <w:rFonts w:cs="Times New Roman"/>
+        </w:rPr>
         <w:t>n C=10000, epsilon=100.</w:t>
       </w:r>
     </w:p>
     <w:p>
-      <w:r>
+      <w:pPr>
+        <w:rPr>
+          <w:rFonts w:cs="Times New Roman"/>
+        </w:rPr>
+      </w:pPr>
+      <w:r>
+        <w:rPr>
+          <w:rFonts w:cs="Times New Roman"/>
+        </w:rPr>
         <w:t>M</w:t>
       </w:r>
       <w:r>
+        <w:rPr>
+          <w:rFonts w:cs="Times New Roman"/>
+        </w:rPr>
         <w:t>ọ</w:t>
       </w:r>
       <w:r>
+        <w:rPr>
+          <w:rFonts w:cs="Times New Roman"/>
+        </w:rPr>
         <w:t>i thành viên ph</w:t>
       </w:r>
       <w:r>
+        <w:rPr>
+          <w:rFonts w:cs="Times New Roman"/>
+        </w:rPr>
         <w:t>ả</w:t>
       </w:r>
       <w:r>
+        <w:rPr>
+          <w:rFonts w:cs="Times New Roman"/>
+        </w:rPr>
         <w:t>i gi</w:t>
       </w:r>
       <w:r>
+        <w:rPr>
+          <w:rFonts w:cs="Times New Roman"/>
+        </w:rPr>
         <w:t>ả</w:t>
       </w:r>
       <w:r>
-        <w:t>i thích đư</w:t>
-      </w:r>
-      <w:r>
+        <w:rPr>
+          <w:rFonts w:cs="Times New Roman"/>
+        </w:rPr>
+        <w:t xml:space="preserve">i </w:t>
+      </w:r>
+      <w:r>
+        <w:rPr>
+          <w:rFonts w:cs="Times New Roman"/>
+        </w:rPr>
+        <w:t>thích đư</w:t>
+      </w:r>
+      <w:r>
+        <w:rPr>
+          <w:rFonts w:cs="Times New Roman"/>
+        </w:rPr>
         <w:t>ợ</w:t>
       </w:r>
       <w:r>
+        <w:rPr>
+          <w:rFonts w:cs="Times New Roman"/>
+        </w:rPr>
         <w:t>c c</w:t>
       </w:r>
       <w:r>
+        <w:rPr>
+          <w:rFonts w:cs="Times New Roman"/>
+        </w:rPr>
         <w:t>ả</w:t>
       </w:r>
       <w:r>
+        <w:rPr>
+          <w:rFonts w:cs="Times New Roman"/>
+        </w:rPr>
         <w:t xml:space="preserve"> 4 model (nguyên lý + tham s</w:t>
       </w:r>
       <w:r>
+        <w:rPr>
+          <w:rFonts w:cs="Times New Roman"/>
+        </w:rPr>
         <w:t>ố</w:t>
       </w:r>
       <w:r>
+        <w:rPr>
+          <w:rFonts w:cs="Times New Roman"/>
+        </w:rPr>
         <w:t xml:space="preserve"> + vì sao ch</w:t>
       </w:r>
       <w:r>
+        <w:rPr>
+          <w:rFonts w:cs="Times New Roman"/>
+        </w:rPr>
         <w:t>ọ</w:t>
       </w:r>
       <w:r>
+        <w:rPr>
+          <w:rFonts w:cs="Times New Roman"/>
+        </w:rPr>
         <w:t>n).</w:t>
       </w:r>
     </w:p>
     <w:p>
       <w:pPr>
         <w:pStyle w:val="Heading1"/>
-      </w:pPr>
-      <w:r>
+        <w:rPr>
+          <w:rFonts w:ascii="Times New Roman" w:hAnsi="Times New Roman" w:cs="Times New Roman"/>
+        </w:rPr>
+      </w:pPr>
+      <w:r>
+        <w:rPr>
+          <w:rFonts w:ascii="Times New Roman" w:hAnsi="Times New Roman" w:cs="Times New Roman"/>
+        </w:rPr>
         <w:t>5. Đánh giá và so sánh</w:t>
       </w:r>
     </w:p>
     <w:p>
-      <w:r>
+      <w:pPr>
+        <w:rPr>
+          <w:rFonts w:cs="Times New Roman"/>
+        </w:rPr>
+      </w:pPr>
+      <w:r>
+        <w:rPr>
+          <w:rFonts w:cs="Times New Roman"/>
+        </w:rPr>
         <w:t>Metric: MAE (USD, d</w:t>
       </w:r>
       <w:r>
+        <w:rPr>
+          <w:rFonts w:cs="Times New Roman"/>
+        </w:rPr>
         <w:t>ễ</w:t>
       </w:r>
       <w:r>
+        <w:rPr>
+          <w:rFonts w:cs="Times New Roman"/>
+        </w:rPr>
         <w:t xml:space="preserve"> nói v</w:t>
       </w:r>
       <w:r>
+        <w:rPr>
+          <w:rFonts w:cs="Times New Roman"/>
+        </w:rPr>
         <w:t>ớ</w:t>
       </w:r>
       <w:r>
+        <w:rPr>
+          <w:rFonts w:cs="Times New Roman"/>
+        </w:rPr>
         <w:t>i ngư</w:t>
       </w:r>
       <w:r>
+        <w:rPr>
+          <w:rFonts w:cs="Times New Roman"/>
+        </w:rPr>
         <w:t>ờ</w:t>
       </w:r>
       <w:r>
+        <w:rPr>
+          <w:rFonts w:cs="Times New Roman"/>
+        </w:rPr>
         <w:t>i dùng), RMSE (ph</w:t>
       </w:r>
       <w:r>
+        <w:rPr>
+          <w:rFonts w:cs="Times New Roman"/>
+        </w:rPr>
         <w:t>ạ</w:t>
       </w:r>
       <w:r>
+        <w:rPr>
+          <w:rFonts w:cs="Times New Roman"/>
+        </w:rPr>
         <w:t>t ca đ</w:t>
       </w:r>
       <w:r>
+        <w:rPr>
+          <w:rFonts w:cs="Times New Roman"/>
+        </w:rPr>
         <w:t>ắ</w:t>
       </w:r>
       <w:r>
+        <w:rPr>
+          <w:rFonts w:cs="Times New Roman"/>
+        </w:rPr>
         <w:t>t — quan tr</w:t>
       </w:r>
       <w:r>
+        <w:rPr>
+          <w:rFonts w:cs="Times New Roman"/>
+        </w:rPr>
         <w:t>ọ</w:t>
       </w:r>
       <w:r>
+        <w:rPr>
+          <w:rFonts w:cs="Times New Roman"/>
+        </w:rPr>
         <w:t>ng v</w:t>
       </w:r>
       <w:r>
+        <w:rPr>
+          <w:rFonts w:cs="Times New Roman"/>
+        </w:rPr>
         <w:t>ớ</w:t>
       </w:r>
       <w:r>
+        <w:rPr>
+          <w:rFonts w:cs="Times New Roman"/>
+        </w:rPr>
         <w:t>i b</w:t>
       </w:r>
       <w:r>
+        <w:rPr>
+          <w:rFonts w:cs="Times New Roman"/>
+        </w:rPr>
         <w:t>ả</w:t>
       </w:r>
       <w:r>
+        <w:rPr>
+          <w:rFonts w:cs="Times New Roman"/>
+        </w:rPr>
         <w:t>o hi</w:t>
       </w:r>
       <w:r>
+        <w:rPr>
+          <w:rFonts w:cs="Times New Roman"/>
+        </w:rPr>
         <w:t>ể</w:t>
       </w:r>
       <w:r>
+        <w:rPr>
+          <w:rFonts w:cs="Times New Roman"/>
+        </w:rPr>
         <w:t>m), R² (t</w:t>
       </w:r>
       <w:r>
+        <w:rPr>
+          <w:rFonts w:cs="Times New Roman"/>
+        </w:rPr>
         <w:t>ỉ</w:t>
       </w:r>
       <w:r>
+        <w:rPr>
+          <w:rFonts w:cs="Times New Roman"/>
+        </w:rPr>
         <w:t xml:space="preserve"> l</w:t>
       </w:r>
       <w:r>
+        <w:rPr>
+          <w:rFonts w:cs="Times New Roman"/>
+        </w:rPr>
         <w:t>ệ</w:t>
       </w:r>
       <w:r>
+        <w:rPr>
+          <w:rFonts w:cs="Times New Roman"/>
+        </w:rPr>
         <w:t xml:space="preserve"> phương sai gi</w:t>
       </w:r>
       <w:r>
+        <w:rPr>
+          <w:rFonts w:cs="Times New Roman"/>
+        </w:rPr>
         <w:t>ả</w:t>
       </w:r>
       <w:r>
+        <w:rPr>
+          <w:rFonts w:cs="Times New Roman"/>
+        </w:rPr>
         <w:t>i thích).</w:t>
       </w:r>
     </w:p>
     <w:p>
-      <w:r>
-        <w:rPr>
+      <w:pPr>
+        <w:rPr>
+          <w:rFonts w:cs="Times New Roman"/>
+        </w:rPr>
+      </w:pPr>
+      <w:r>
+        <w:rPr>
+          <w:rFonts w:cs="Times New Roman"/>
           <w:noProof/>
         </w:rPr>
         <w:drawing>
-          <wp:inline distT="0" distB="0" distL="0" distR="0" wp14:anchorId="2DF98EC1" wp14:editId="59E65090">
+          <wp:inline distT="0" distB="0" distL="0" distR="0" wp14:anchorId="163CDA35" wp14:editId="378BD0D0">
             <wp:extent cx="5303520" cy="1856232"/>
             <wp:effectExtent l="0" t="0" r="0" b="0"/>
             <wp:docPr id="9" name="Picture 9"/>
@@ -2141,315 +3782,1540 @@
     <w:p>
       <w:pPr>
         <w:jc w:val="center"/>
-      </w:pPr>
-      <w:r>
+        <w:rPr>
+          <w:rFonts w:cs="Times New Roman"/>
+        </w:rPr>
+      </w:pPr>
+      <w:r>
+        <w:rPr>
+          <w:rFonts w:cs="Times New Roman"/>
+        </w:rPr>
         <w:t>Hình 9. So sánh R² / RMSE / MAE.</w:t>
       </w:r>
     </w:p>
     <w:p>
-      <w:r>
+      <w:pPr>
+        <w:rPr>
+          <w:rFonts w:cs="Times New Roman"/>
+        </w:rPr>
+      </w:pPr>
+      <w:r>
+        <w:rPr>
+          <w:rFonts w:cs="Times New Roman"/>
+        </w:rPr>
         <w:t>B</w:t>
       </w:r>
       <w:r>
+        <w:rPr>
+          <w:rFonts w:cs="Times New Roman"/>
+        </w:rPr>
         <w:t>ả</w:t>
       </w:r>
       <w:r>
-        <w:t>ng test (268 dòng): Dummy MAE 9593 R² ≈ 0. Linear MAE 4181 R² 0.7836. Decision Tree MAE 2698 R² 0.8641 (train 0.8653 — g</w:t>
-      </w:r>
-      <w:r>
+        <w:rPr>
+          <w:rFonts w:cs="Times New Roman"/>
+        </w:rPr>
+        <w:t>ng test (268 dò</w:t>
+      </w:r>
+      <w:r>
+        <w:rPr>
+          <w:rFonts w:cs="Times New Roman"/>
+        </w:rPr>
+        <w:t>ng): Dummy MAE 9593 R² ≈ 0. Linear MAE 4181 R² 0.7836. Decision Tree MAE 2698 R² 0.8641 (train 0.8653 — g</w:t>
+      </w:r>
+      <w:r>
+        <w:rPr>
+          <w:rFonts w:cs="Times New Roman"/>
+        </w:rPr>
         <w:t>ầ</w:t>
       </w:r>
       <w:r>
+        <w:rPr>
+          <w:rFonts w:cs="Times New Roman"/>
+        </w:rPr>
         <w:t>n như không overfit). Random Forest MAE 2448 RMSE 4325 R² 0.8795 (train 0.8944). SVR MAE 1847 (th</w:t>
       </w:r>
       <w:r>
+        <w:rPr>
+          <w:rFonts w:cs="Times New Roman"/>
+        </w:rPr>
         <w:t>ấ</w:t>
       </w:r>
       <w:r>
-        <w:t>p</w:t>
-      </w:r>
-      <w:r>
-        <w:t xml:space="preserve"> nh</w:t>
-      </w:r>
-      <w:r>
+        <w:rPr>
+          <w:rFonts w:cs="Times New Roman"/>
+        </w:rPr>
+        <w:t>p nh</w:t>
+      </w:r>
+      <w:r>
+        <w:rPr>
+          <w:rFonts w:cs="Times New Roman"/>
+        </w:rPr>
         <w:t>ấ</w:t>
       </w:r>
       <w:r>
+        <w:rPr>
+          <w:rFonts w:cs="Times New Roman"/>
+        </w:rPr>
         <w:t>t) RMSE 4829 R² 0.8498.</w:t>
       </w:r>
     </w:p>
     <w:p>
-      <w:r>
-        <w:lastRenderedPageBreak/>
+      <w:pPr>
+        <w:rPr>
+          <w:rFonts w:cs="Times New Roman"/>
+        </w:rPr>
+      </w:pPr>
+      <w:r>
+        <w:rPr>
+          <w:rFonts w:cs="Times New Roman"/>
+        </w:rPr>
         <w:t>Gi</w:t>
       </w:r>
       <w:r>
+        <w:rPr>
+          <w:rFonts w:cs="Times New Roman"/>
+        </w:rPr>
         <w:t>ả</w:t>
       </w:r>
       <w:r>
+        <w:rPr>
+          <w:rFonts w:cs="Times New Roman"/>
+        </w:rPr>
         <w:t>i thích t</w:t>
       </w:r>
       <w:r>
+        <w:rPr>
+          <w:rFonts w:cs="Times New Roman"/>
+        </w:rPr>
         <w:t>ố</w:t>
       </w:r>
       <w:r>
+        <w:rPr>
+          <w:rFonts w:cs="Times New Roman"/>
+        </w:rPr>
         <w:t>t/x</w:t>
       </w:r>
       <w:r>
+        <w:rPr>
+          <w:rFonts w:cs="Times New Roman"/>
+        </w:rPr>
         <w:t>ấ</w:t>
       </w:r>
       <w:r>
-        <w:t>u: Linear underfit vì không b</w:t>
-      </w:r>
-      <w:r>
+        <w:rPr>
+          <w:rFonts w:cs="Times New Roman"/>
+        </w:rPr>
+        <w:t>u: Lin</w:t>
+      </w:r>
+      <w:r>
+        <w:rPr>
+          <w:rFonts w:cs="Times New Roman"/>
+        </w:rPr>
+        <w:t>ear underfit vì không b</w:t>
+      </w:r>
+      <w:r>
+        <w:rPr>
+          <w:rFonts w:cs="Times New Roman"/>
+        </w:rPr>
         <w:t>ắ</w:t>
       </w:r>
       <w:r>
+        <w:rPr>
+          <w:rFonts w:cs="Times New Roman"/>
+        </w:rPr>
         <w:t>t tương tác (hình 4). Tree t</w:t>
       </w:r>
       <w:r>
+        <w:rPr>
+          <w:rFonts w:cs="Times New Roman"/>
+        </w:rPr>
         <w:t>ố</w:t>
       </w:r>
       <w:r>
+        <w:rPr>
+          <w:rFonts w:cs="Times New Roman"/>
+        </w:rPr>
         <w:t>t sau khi hãm đ</w:t>
       </w:r>
       <w:r>
+        <w:rPr>
+          <w:rFonts w:cs="Times New Roman"/>
+        </w:rPr>
         <w:t>ộ</w:t>
       </w:r>
       <w:r>
+        <w:rPr>
+          <w:rFonts w:cs="Times New Roman"/>
+        </w:rPr>
         <w:t xml:space="preserve"> sâu. SVR gi</w:t>
       </w:r>
       <w:r>
+        <w:rPr>
+          <w:rFonts w:cs="Times New Roman"/>
+        </w:rPr>
         <w:t>ỏ</w:t>
       </w:r>
       <w:r>
+        <w:rPr>
+          <w:rFonts w:cs="Times New Roman"/>
+        </w:rPr>
         <w:t>i MAE nhưng thua RMSE — kém trên đuôi smoker+BMI cao. RF hơn Dummy rõ, hơn Linear ~0.10 R², khe train–test nh</w:t>
       </w:r>
       <w:r>
+        <w:rPr>
+          <w:rFonts w:cs="Times New Roman"/>
+        </w:rPr>
         <w:t>ỏ</w:t>
       </w:r>
       <w:r>
-        <w:t>, file 501 KB</w:t>
-      </w:r>
-      <w:r>
-        <w:t>, predict ~37 ms.</w:t>
+        <w:rPr>
+          <w:rFonts w:cs="Times New Roman"/>
+        </w:rPr>
+        <w:t>, file 501 KB, predict ~37 ms.</w:t>
       </w:r>
     </w:p>
     <w:p>
-      <w:r>
+      <w:pPr>
+        <w:rPr>
+          <w:rFonts w:cs="Times New Roman"/>
+        </w:rPr>
+      </w:pPr>
+      <w:r>
+        <w:rPr>
+          <w:rFonts w:cs="Times New Roman"/>
+        </w:rPr>
+        <w:lastRenderedPageBreak/>
         <w:t>Lý do ch</w:t>
       </w:r>
       <w:r>
+        <w:rPr>
+          <w:rFonts w:cs="Times New Roman"/>
+        </w:rPr>
         <w:t>ọ</w:t>
       </w:r>
       <w:r>
+        <w:rPr>
+          <w:rFonts w:cs="Times New Roman"/>
+        </w:rPr>
         <w:t>n RF: không ch</w:t>
       </w:r>
       <w:r>
+        <w:rPr>
+          <w:rFonts w:cs="Times New Roman"/>
+        </w:rPr>
         <w:t>ỉ</w:t>
       </w:r>
       <w:r>
+        <w:rPr>
+          <w:rFonts w:cs="Times New Roman"/>
+        </w:rPr>
         <w:t xml:space="preserve"> đi</w:t>
       </w:r>
       <w:r>
+        <w:rPr>
+          <w:rFonts w:cs="Times New Roman"/>
+        </w:rPr>
         <w:t>ể</w:t>
       </w:r>
       <w:r>
-        <w:t>m cao nh</w:t>
-      </w:r>
-      <w:r>
+        <w:rPr>
+          <w:rFonts w:cs="Times New Roman"/>
+        </w:rPr>
+        <w:t>m cao</w:t>
+      </w:r>
+      <w:r>
+        <w:rPr>
+          <w:rFonts w:cs="Times New Roman"/>
+        </w:rPr>
+        <w:t xml:space="preserve"> nh</w:t>
+      </w:r>
+      <w:r>
+        <w:rPr>
+          <w:rFonts w:cs="Times New Roman"/>
+        </w:rPr>
         <w:t>ấ</w:t>
       </w:r>
       <w:r>
+        <w:rPr>
+          <w:rFonts w:cs="Times New Roman"/>
+        </w:rPr>
         <w:t>t mà còn RMSE (sai s</w:t>
       </w:r>
       <w:r>
+        <w:rPr>
+          <w:rFonts w:cs="Times New Roman"/>
+        </w:rPr>
         <w:t>ố</w:t>
       </w:r>
       <w:r>
+        <w:rPr>
+          <w:rFonts w:cs="Times New Roman"/>
+        </w:rPr>
         <w:t xml:space="preserve"> ca đ</w:t>
       </w:r>
       <w:r>
+        <w:rPr>
+          <w:rFonts w:cs="Times New Roman"/>
+        </w:rPr>
         <w:t>ắ</w:t>
       </w:r>
       <w:r>
+        <w:rPr>
+          <w:rFonts w:cs="Times New Roman"/>
+        </w:rPr>
         <w:t>t), đ</w:t>
       </w:r>
       <w:r>
+        <w:rPr>
+          <w:rFonts w:cs="Times New Roman"/>
+        </w:rPr>
         <w:t>ộ</w:t>
       </w:r>
       <w:r>
+        <w:rPr>
+          <w:rFonts w:cs="Times New Roman"/>
+        </w:rPr>
         <w:t xml:space="preserve"> </w:t>
       </w:r>
       <w:r>
+        <w:rPr>
+          <w:rFonts w:cs="Times New Roman"/>
+        </w:rPr>
         <w:t>ổ</w:t>
       </w:r>
       <w:r>
+        <w:rPr>
+          <w:rFonts w:cs="Times New Roman"/>
+        </w:rPr>
         <w:t>n đ</w:t>
       </w:r>
       <w:r>
+        <w:rPr>
+          <w:rFonts w:cs="Times New Roman"/>
+        </w:rPr>
         <w:t>ị</w:t>
       </w:r>
       <w:r>
+        <w:rPr>
+          <w:rFonts w:cs="Times New Roman"/>
+        </w:rPr>
         <w:t>nh, kích thư</w:t>
       </w:r>
       <w:r>
+        <w:rPr>
+          <w:rFonts w:cs="Times New Roman"/>
+        </w:rPr>
         <w:t>ớ</w:t>
       </w:r>
       <w:r>
+        <w:rPr>
+          <w:rFonts w:cs="Times New Roman"/>
+        </w:rPr>
         <w:t>c và latency phù h</w:t>
       </w:r>
       <w:r>
+        <w:rPr>
+          <w:rFonts w:cs="Times New Roman"/>
+        </w:rPr>
         <w:t>ợ</w:t>
       </w:r>
       <w:r>
+        <w:rPr>
+          <w:rFonts w:cs="Times New Roman"/>
+        </w:rPr>
         <w:t>p container. SVR s</w:t>
       </w:r>
       <w:r>
+        <w:rPr>
+          <w:rFonts w:cs="Times New Roman"/>
+        </w:rPr>
         <w:t>ẽ</w:t>
       </w:r>
       <w:r>
+        <w:rPr>
+          <w:rFonts w:cs="Times New Roman"/>
+        </w:rPr>
         <w:t xml:space="preserve"> ch</w:t>
       </w:r>
       <w:r>
+        <w:rPr>
+          <w:rFonts w:cs="Times New Roman"/>
+        </w:rPr>
         <w:t>ọ</w:t>
       </w:r>
       <w:r>
+        <w:rPr>
+          <w:rFonts w:cs="Times New Roman"/>
+        </w:rPr>
         <w:t>n n</w:t>
       </w:r>
       <w:r>
+        <w:rPr>
+          <w:rFonts w:cs="Times New Roman"/>
+        </w:rPr>
         <w:t>ế</w:t>
       </w:r>
       <w:r>
+        <w:rPr>
+          <w:rFonts w:cs="Times New Roman"/>
+        </w:rPr>
         <w:t>u bài toán ưu tiên sai s</w:t>
       </w:r>
       <w:r>
+        <w:rPr>
+          <w:rFonts w:cs="Times New Roman"/>
+        </w:rPr>
         <w:t>ố</w:t>
       </w:r>
       <w:r>
+        <w:rPr>
+          <w:rFonts w:cs="Times New Roman"/>
+        </w:rPr>
         <w:t xml:space="preserve"> tuy</w:t>
       </w:r>
       <w:r>
+        <w:rPr>
+          <w:rFonts w:cs="Times New Roman"/>
+        </w:rPr>
         <w:t>ệ</w:t>
       </w:r>
       <w:r>
+        <w:rPr>
+          <w:rFonts w:cs="Times New Roman"/>
+        </w:rPr>
         <w:t>t đ</w:t>
       </w:r>
       <w:r>
+        <w:rPr>
+          <w:rFonts w:cs="Times New Roman"/>
+        </w:rPr>
         <w:t>ố</w:t>
       </w:r>
       <w:r>
+        <w:rPr>
+          <w:rFonts w:cs="Times New Roman"/>
+        </w:rPr>
         <w:t>i trung bình.</w:t>
       </w:r>
     </w:p>
     <w:p>
       <w:pPr>
         <w:pStyle w:val="Heading1"/>
-      </w:pPr>
-      <w:r>
+        <w:rPr>
+          <w:rFonts w:ascii="Times New Roman" w:hAnsi="Times New Roman" w:cs="Times New Roman"/>
+        </w:rPr>
+      </w:pPr>
+      <w:r>
+        <w:rPr>
+          <w:rFonts w:ascii="Times New Roman" w:hAnsi="Times New Roman" w:cs="Times New Roman"/>
+        </w:rPr>
         <w:t>6. Đóng gói model</w:t>
       </w:r>
     </w:p>
     <w:p>
-      <w:r>
-        <w:t>File: ai-models/models/model.joblib —</w:t>
-      </w:r>
-      <w:r>
-        <w:t xml:space="preserve"> joblib.dump(pipeline, compress=3). Bên trong là Pipeline(preprocessor, RandomForestRegressor).</w:t>
+      <w:pPr>
+        <w:rPr>
+          <w:rFonts w:cs="Times New Roman"/>
+        </w:rPr>
+      </w:pPr>
+      <w:r>
+        <w:rPr>
+          <w:rFonts w:cs="Times New Roman"/>
+        </w:rPr>
+        <w:t>File: ai-models/models/model.joblib — joblib.dump(pipeline, compress=3). Bên trong là Pi</w:t>
+      </w:r>
+      <w:r>
+        <w:rPr>
+          <w:rFonts w:cs="Times New Roman"/>
+        </w:rPr>
+        <w:t>peline(preprocessor, RandomForestRegressor).</w:t>
       </w:r>
     </w:p>
     <w:p>
-      <w:r>
+      <w:pPr>
+        <w:rPr>
+          <w:rFonts w:cs="Times New Roman"/>
+        </w:rPr>
+      </w:pPr>
+      <w:r>
+        <w:rPr>
+          <w:rFonts w:cs="Times New Roman"/>
+        </w:rPr>
         <w:t>Kèm schema.json (tên, ki</w:t>
       </w:r>
       <w:r>
+        <w:rPr>
+          <w:rFonts w:cs="Times New Roman"/>
+        </w:rPr>
         <w:t>ể</w:t>
       </w:r>
       <w:r>
+        <w:rPr>
+          <w:rFonts w:cs="Times New Roman"/>
+        </w:rPr>
         <w:t>u, min/max, enum — FE d</w:t>
       </w:r>
       <w:r>
+        <w:rPr>
+          <w:rFonts w:cs="Times New Roman"/>
+        </w:rPr>
         <w:t>ự</w:t>
       </w:r>
       <w:r>
-        <w:t>ng form, BE validate) và metadata.json (model_version 1.0.0, metric, ngày train, sklearn 1.5.1 / numpy 1.26.4 /</w:t>
-      </w:r>
-      <w:r>
-        <w:t xml:space="preserve"> pandas 2.2.2).</w:t>
+        <w:rPr>
+          <w:rFonts w:cs="Times New Roman"/>
+        </w:rPr>
+        <w:t>ng form, BE validate) và metadata.json (model_version 1.0.0, metric, ngày train, sklearn 1.5.1 / numpy 1.26.4 / pandas 2.2.2).</w:t>
       </w:r>
     </w:p>
     <w:p>
-      <w:r>
+      <w:pPr>
+        <w:rPr>
+          <w:rFonts w:cs="Times New Roman"/>
+        </w:rPr>
+      </w:pPr>
+      <w:r>
+        <w:rPr>
+          <w:rFonts w:cs="Times New Roman"/>
+        </w:rPr>
         <w:t>Export t</w:t>
       </w:r>
       <w:r>
+        <w:rPr>
+          <w:rFonts w:cs="Times New Roman"/>
+        </w:rPr>
         <w:t>ừ</w:t>
       </w:r>
       <w:r>
+        <w:rPr>
+          <w:rFonts w:cs="Times New Roman"/>
+        </w:rPr>
         <w:t xml:space="preserve"> Colab: ch</w:t>
       </w:r>
       <w:r>
+        <w:rPr>
+          <w:rFonts w:cs="Times New Roman"/>
+        </w:rPr>
         <w:t>ạ</w:t>
       </w:r>
       <w:r>
-        <w:t>y 03_train.ipynb, Files.download('model.joblib'), copy vào ai-models/models/, docker compose up --build ai-service. AI Service n</w:t>
-      </w:r>
-      <w:r>
+        <w:rPr>
+          <w:rFonts w:cs="Times New Roman"/>
+        </w:rPr>
+        <w:t>y 03_train.ipyn</w:t>
+      </w:r>
+      <w:r>
+        <w:rPr>
+          <w:rFonts w:cs="Times New Roman"/>
+        </w:rPr>
+        <w:t>b, Files.download('model.joblib'), copy vào ai-models/models/, docker compose up --build ai-service. AI Service n</w:t>
+      </w:r>
+      <w:r>
+        <w:rPr>
+          <w:rFonts w:cs="Times New Roman"/>
+        </w:rPr>
         <w:t>ạ</w:t>
       </w:r>
       <w:r>
+        <w:rPr>
+          <w:rFonts w:cs="Times New Roman"/>
+        </w:rPr>
         <w:t>p file ngay khi process start (import app.py), không đ</w:t>
       </w:r>
       <w:r>
+        <w:rPr>
+          <w:rFonts w:cs="Times New Roman"/>
+        </w:rPr>
         <w:t>ợ</w:t>
       </w:r>
       <w:r>
+        <w:rPr>
+          <w:rFonts w:cs="Times New Roman"/>
+        </w:rPr>
         <w:t>i request đ</w:t>
       </w:r>
       <w:r>
+        <w:rPr>
+          <w:rFonts w:cs="Times New Roman"/>
+        </w:rPr>
         <w:t>ầ</w:t>
       </w:r>
       <w:r>
+        <w:rPr>
+          <w:rFonts w:cs="Times New Roman"/>
+        </w:rPr>
         <w:t>u.</w:t>
       </w:r>
     </w:p>
     <w:p>
       <w:pPr>
         <w:pStyle w:val="Heading1"/>
-      </w:pPr>
-      <w:r>
-        <w:t>11. Phân công công vi</w:t>
-      </w:r>
-      <w:r>
+        <w:rPr>
+          <w:rFonts w:ascii="Times New Roman" w:hAnsi="Times New Roman" w:cs="Times New Roman"/>
+        </w:rPr>
+      </w:pPr>
+      <w:r>
+        <w:rPr>
+          <w:rFonts w:ascii="Times New Roman" w:hAnsi="Times New Roman" w:cs="Times New Roman"/>
+        </w:rPr>
+        <w:t>7. Thi</w:t>
+      </w:r>
+      <w:r>
+        <w:rPr>
+          <w:rFonts w:ascii="Times New Roman" w:hAnsi="Times New Roman" w:cs="Times New Roman"/>
+        </w:rPr>
+        <w:t>ế</w:t>
+      </w:r>
+      <w:r>
+        <w:rPr>
+          <w:rFonts w:ascii="Times New Roman" w:hAnsi="Times New Roman" w:cs="Times New Roman"/>
+        </w:rPr>
+        <w:t>t k</w:t>
+      </w:r>
+      <w:r>
+        <w:rPr>
+          <w:rFonts w:ascii="Times New Roman" w:hAnsi="Times New Roman" w:cs="Times New Roman"/>
+        </w:rPr>
+        <w:t>ế</w:t>
+      </w:r>
+      <w:r>
+        <w:rPr>
+          <w:rFonts w:ascii="Times New Roman" w:hAnsi="Times New Roman" w:cs="Times New Roman"/>
+        </w:rPr>
+        <w:t xml:space="preserve"> h</w:t>
+      </w:r>
+      <w:r>
+        <w:rPr>
+          <w:rFonts w:ascii="Times New Roman" w:hAnsi="Times New Roman" w:cs="Times New Roman"/>
+        </w:rPr>
         <w:t>ệ</w:t>
       </w:r>
       <w:r>
-        <w:t>c</w:t>
+        <w:rPr>
+          <w:rFonts w:ascii="Times New Roman" w:hAnsi="Times New Roman" w:cs="Times New Roman"/>
+        </w:rPr>
+        <w:t xml:space="preserve"> th</w:t>
+      </w:r>
+      <w:r>
+        <w:rPr>
+          <w:rFonts w:ascii="Times New Roman" w:hAnsi="Times New Roman" w:cs="Times New Roman"/>
+        </w:rPr>
+        <w:t>ố</w:t>
+      </w:r>
+      <w:r>
+        <w:rPr>
+          <w:rFonts w:ascii="Times New Roman" w:hAnsi="Times New Roman" w:cs="Times New Roman"/>
+        </w:rPr>
+        <w:t>ng</w:t>
       </w:r>
     </w:p>
     <w:p>
       <w:pPr>
+        <w:rPr>
+          <w:rFonts w:cs="Times New Roman"/>
+        </w:rPr>
+      </w:pPr>
+      <w:r>
+        <w:rPr>
+          <w:rFonts w:cs="Times New Roman"/>
+        </w:rPr>
+        <w:t>FE :3000 (form theo schema, sinh X-Request-ID) → BE</w:t>
+      </w:r>
+      <w:r>
+        <w:rPr>
+          <w:rFonts w:cs="Times New Roman"/>
+        </w:rPr>
+        <w:t xml:space="preserve"> :8000 (validate schema, g</w:t>
+      </w:r>
+      <w:r>
+        <w:rPr>
+          <w:rFonts w:cs="Times New Roman"/>
+        </w:rPr>
+        <w:t>ọ</w:t>
+      </w:r>
+      <w:r>
+        <w:rPr>
+          <w:rFonts w:cs="Times New Roman"/>
+        </w:rPr>
+        <w:t>i AI, lưu MongoDB) → AI :8001 (pipeline.predict). H</w:t>
+      </w:r>
+      <w:r>
+        <w:rPr>
+          <w:rFonts w:cs="Times New Roman"/>
+        </w:rPr>
+        <w:t>ợ</w:t>
+      </w:r>
+      <w:r>
+        <w:rPr>
+          <w:rFonts w:cs="Times New Roman"/>
+        </w:rPr>
+        <w:t>p đ</w:t>
+      </w:r>
+      <w:r>
+        <w:rPr>
+          <w:rFonts w:cs="Times New Roman"/>
+        </w:rPr>
+        <w:t>ồ</w:t>
+      </w:r>
+      <w:r>
+        <w:rPr>
+          <w:rFonts w:cs="Times New Roman"/>
+        </w:rPr>
+        <w:t>ng:</w:t>
+      </w:r>
+    </w:p>
+    <w:p>
+      <w:pPr>
+        <w:rPr>
+          <w:rFonts w:cs="Times New Roman"/>
+        </w:rPr>
+      </w:pPr>
+      <w:r>
+        <w:rPr>
+          <w:rFonts w:cs="Times New Roman"/>
+        </w:rPr>
+        <w:t>POST /api/predict  { "features": { "age": 30, "sex": "male", "bmi": 25.5, "children": 2, "smoker": "no", "region": "southeast" } }</w:t>
+      </w:r>
+    </w:p>
+    <w:p>
+      <w:pPr>
+        <w:rPr>
+          <w:rFonts w:cs="Times New Roman"/>
+        </w:rPr>
+      </w:pPr>
+      <w:r>
+        <w:rPr>
+          <w:rFonts w:cs="Times New Roman"/>
+        </w:rPr>
+        <w:t xml:space="preserve">200: { "prediction": 5834.23, "unit": </w:t>
+      </w:r>
+      <w:r>
+        <w:rPr>
+          <w:rFonts w:cs="Times New Roman"/>
+        </w:rPr>
+        <w:t>"USD", "model_version": "1.0.0", "request_id": "..." }</w:t>
+      </w:r>
+    </w:p>
+    <w:p>
+      <w:pPr>
+        <w:rPr>
+          <w:rFonts w:cs="Times New Roman"/>
+        </w:rPr>
+      </w:pPr>
+      <w:r>
+        <w:rPr>
+          <w:rFonts w:cs="Times New Roman"/>
+        </w:rPr>
+        <w:t>400: { "error": "invalid_input", "detail": "...", "request_id": "..." }</w:t>
+      </w:r>
+    </w:p>
+    <w:p>
+      <w:pPr>
+        <w:rPr>
+          <w:rFonts w:cs="Times New Roman"/>
+        </w:rPr>
+      </w:pPr>
+      <w:r>
+        <w:rPr>
+          <w:rFonts w:cs="Times New Roman"/>
+        </w:rPr>
+        <w:t>GET /health trên m</w:t>
+      </w:r>
+      <w:r>
+        <w:rPr>
+          <w:rFonts w:cs="Times New Roman"/>
+        </w:rPr>
+        <w:t>ỗ</w:t>
+      </w:r>
+      <w:r>
+        <w:rPr>
+          <w:rFonts w:cs="Times New Roman"/>
+        </w:rPr>
+        <w:t>i service tr</w:t>
+      </w:r>
+      <w:r>
+        <w:rPr>
+          <w:rFonts w:cs="Times New Roman"/>
+        </w:rPr>
+        <w:t>ả</w:t>
+      </w:r>
+      <w:r>
+        <w:rPr>
+          <w:rFonts w:cs="Times New Roman"/>
+        </w:rPr>
+        <w:t xml:space="preserve"> status, port, uptime_sec. GET /model-info tr</w:t>
+      </w:r>
+      <w:r>
+        <w:rPr>
+          <w:rFonts w:cs="Times New Roman"/>
+        </w:rPr>
+        <w:t>ả</w:t>
+      </w:r>
+      <w:r>
+        <w:rPr>
+          <w:rFonts w:cs="Times New Roman"/>
+        </w:rPr>
+        <w:t xml:space="preserve"> metric c</w:t>
+      </w:r>
+      <w:r>
+        <w:rPr>
+          <w:rFonts w:cs="Times New Roman"/>
+        </w:rPr>
+        <w:t>ủ</w:t>
+      </w:r>
+      <w:r>
+        <w:rPr>
+          <w:rFonts w:cs="Times New Roman"/>
+        </w:rPr>
+        <w:t>a model đã ch</w:t>
+      </w:r>
+      <w:r>
+        <w:rPr>
+          <w:rFonts w:cs="Times New Roman"/>
+        </w:rPr>
+        <w:t>ọ</w:t>
+      </w:r>
+      <w:r>
+        <w:rPr>
+          <w:rFonts w:cs="Times New Roman"/>
+        </w:rPr>
+        <w:t>n (kh</w:t>
+      </w:r>
+      <w:r>
+        <w:rPr>
+          <w:rFonts w:cs="Times New Roman"/>
+        </w:rPr>
+        <w:t>ớ</w:t>
+      </w:r>
+      <w:r>
+        <w:rPr>
+          <w:rFonts w:cs="Times New Roman"/>
+        </w:rPr>
+        <w:t>p bư</w:t>
+      </w:r>
+      <w:r>
+        <w:rPr>
+          <w:rFonts w:cs="Times New Roman"/>
+        </w:rPr>
+        <w:t>ớ</w:t>
+      </w:r>
+      <w:r>
+        <w:rPr>
+          <w:rFonts w:cs="Times New Roman"/>
+        </w:rPr>
+        <w:t>c 4). Log có req</w:t>
+      </w:r>
+      <w:r>
+        <w:rPr>
+          <w:rFonts w:cs="Times New Roman"/>
+        </w:rPr>
+        <w:t>uest_id, xem docker compose logs -f.</w:t>
+      </w:r>
+    </w:p>
+    <w:p>
+      <w:pPr>
+        <w:pStyle w:val="Heading1"/>
+        <w:rPr>
+          <w:rFonts w:ascii="Times New Roman" w:hAnsi="Times New Roman" w:cs="Times New Roman"/>
+        </w:rPr>
+      </w:pPr>
+      <w:r>
+        <w:rPr>
+          <w:rFonts w:ascii="Times New Roman" w:hAnsi="Times New Roman" w:cs="Times New Roman"/>
+        </w:rPr>
+        <w:t>8. Tri</w:t>
+      </w:r>
+      <w:r>
+        <w:rPr>
+          <w:rFonts w:ascii="Times New Roman" w:hAnsi="Times New Roman" w:cs="Times New Roman"/>
+        </w:rPr>
+        <w:t>ể</w:t>
+      </w:r>
+      <w:r>
+        <w:rPr>
+          <w:rFonts w:ascii="Times New Roman" w:hAnsi="Times New Roman" w:cs="Times New Roman"/>
+        </w:rPr>
+        <w:t>n khai</w:t>
+      </w:r>
+    </w:p>
+    <w:p>
+      <w:pPr>
+        <w:rPr>
+          <w:rFonts w:cs="Times New Roman"/>
+        </w:rPr>
+      </w:pPr>
+      <w:r>
+        <w:rPr>
+          <w:rFonts w:cs="Times New Roman"/>
+        </w:rPr>
+        <w:t>Local: cp .env.example .env &amp;&amp; docker compose up --build. M</w:t>
+      </w:r>
+      <w:r>
+        <w:rPr>
+          <w:rFonts w:cs="Times New Roman"/>
+        </w:rPr>
+        <w:t>ọ</w:t>
+      </w:r>
+      <w:r>
+        <w:rPr>
+          <w:rFonts w:cs="Times New Roman"/>
+        </w:rPr>
+        <w:t>i URL đ</w:t>
+      </w:r>
+      <w:r>
+        <w:rPr>
+          <w:rFonts w:cs="Times New Roman"/>
+        </w:rPr>
+        <w:t>ọ</w:t>
+      </w:r>
+      <w:r>
+        <w:rPr>
+          <w:rFonts w:cs="Times New Roman"/>
+        </w:rPr>
+        <w:t>c t</w:t>
+      </w:r>
+      <w:r>
+        <w:rPr>
+          <w:rFonts w:cs="Times New Roman"/>
+        </w:rPr>
+        <w:t>ừ</w:t>
+      </w:r>
+      <w:r>
+        <w:rPr>
+          <w:rFonts w:cs="Times New Roman"/>
+        </w:rPr>
+        <w:t xml:space="preserve"> .env (AI_SERVICE_URL=http://ai-service:8001, BACKEND_INTERNAL_URL=http://backend:8000). Không hardcode localhost trong code.</w:t>
+      </w:r>
+    </w:p>
+    <w:p>
+      <w:pPr>
+        <w:rPr>
+          <w:rFonts w:cs="Times New Roman"/>
+        </w:rPr>
+      </w:pPr>
+      <w:r>
+        <w:rPr>
+          <w:rFonts w:cs="Times New Roman"/>
+        </w:rPr>
+        <w:t>Public:</w:t>
+      </w:r>
+      <w:r>
+        <w:rPr>
+          <w:rFonts w:cs="Times New Roman"/>
+        </w:rPr>
+        <w:t xml:space="preserve"> deploy Render/Vercel/Atlas ho</w:t>
+      </w:r>
+      <w:r>
+        <w:rPr>
+          <w:rFonts w:cs="Times New Roman"/>
+        </w:rPr>
+        <w:t>ặ</w:t>
+      </w:r>
+      <w:r>
+        <w:rPr>
+          <w:rFonts w:cs="Times New Roman"/>
+        </w:rPr>
+        <w:t>c ngrok http 3000. M</w:t>
+      </w:r>
+      <w:r>
+        <w:rPr>
+          <w:rFonts w:cs="Times New Roman"/>
+        </w:rPr>
+        <w:t>ỗ</w:t>
+      </w:r>
+      <w:r>
+        <w:rPr>
+          <w:rFonts w:cs="Times New Roman"/>
+        </w:rPr>
+        <w:t>i l</w:t>
+      </w:r>
+      <w:r>
+        <w:rPr>
+          <w:rFonts w:cs="Times New Roman"/>
+        </w:rPr>
+        <w:t>ầ</w:t>
+      </w:r>
+      <w:r>
+        <w:rPr>
+          <w:rFonts w:cs="Times New Roman"/>
+        </w:rPr>
+        <w:t>n đ</w:t>
+      </w:r>
+      <w:r>
+        <w:rPr>
+          <w:rFonts w:cs="Times New Roman"/>
+        </w:rPr>
+        <w:t>ổ</w:t>
+      </w:r>
+      <w:r>
+        <w:rPr>
+          <w:rFonts w:cs="Times New Roman"/>
+        </w:rPr>
+        <w:t>i link: ghi docs/tunnel-changelog.md, s</w:t>
+      </w:r>
+      <w:r>
+        <w:rPr>
+          <w:rFonts w:cs="Times New Roman"/>
+        </w:rPr>
+        <w:t>ử</w:t>
+      </w:r>
+      <w:r>
+        <w:rPr>
+          <w:rFonts w:cs="Times New Roman"/>
+        </w:rPr>
+        <w:t>a .env và README m</w:t>
+      </w:r>
+      <w:r>
+        <w:rPr>
+          <w:rFonts w:cs="Times New Roman"/>
+        </w:rPr>
+        <w:t>ụ</w:t>
+      </w:r>
+      <w:r>
+        <w:rPr>
+          <w:rFonts w:cs="Times New Roman"/>
+        </w:rPr>
+        <w:t>c 11. Không IP tĩnh → c</w:t>
+      </w:r>
+      <w:r>
+        <w:rPr>
+          <w:rFonts w:cs="Times New Roman"/>
+        </w:rPr>
+        <w:t>ậ</w:t>
+      </w:r>
+      <w:r>
+        <w:rPr>
+          <w:rFonts w:cs="Times New Roman"/>
+        </w:rPr>
+        <w:t>p nh</w:t>
+      </w:r>
+      <w:r>
+        <w:rPr>
+          <w:rFonts w:cs="Times New Roman"/>
+        </w:rPr>
+        <w:t>ậ</w:t>
+      </w:r>
+      <w:r>
+        <w:rPr>
+          <w:rFonts w:cs="Times New Roman"/>
+        </w:rPr>
+        <w:t>t sáng th</w:t>
+      </w:r>
+      <w:r>
+        <w:rPr>
+          <w:rFonts w:cs="Times New Roman"/>
+        </w:rPr>
+        <w:t>ứ</w:t>
+      </w:r>
+      <w:r>
+        <w:rPr>
+          <w:rFonts w:cs="Times New Roman"/>
+        </w:rPr>
+        <w:t xml:space="preserve"> Hai.</w:t>
+      </w:r>
+    </w:p>
+    <w:p>
+      <w:pPr>
+        <w:pStyle w:val="Heading1"/>
+        <w:rPr>
+          <w:rFonts w:ascii="Times New Roman" w:hAnsi="Times New Roman" w:cs="Times New Roman"/>
+        </w:rPr>
+      </w:pPr>
+      <w:r>
+        <w:rPr>
+          <w:rFonts w:ascii="Times New Roman" w:hAnsi="Times New Roman" w:cs="Times New Roman"/>
+        </w:rPr>
+        <w:lastRenderedPageBreak/>
+        <w:t>9. Ki</w:t>
+      </w:r>
+      <w:r>
+        <w:rPr>
+          <w:rFonts w:ascii="Times New Roman" w:hAnsi="Times New Roman" w:cs="Times New Roman"/>
+        </w:rPr>
+        <w:t>ể</w:t>
+      </w:r>
+      <w:r>
+        <w:rPr>
+          <w:rFonts w:ascii="Times New Roman" w:hAnsi="Times New Roman" w:cs="Times New Roman"/>
+        </w:rPr>
+        <w:t>m th</w:t>
+      </w:r>
+      <w:r>
+        <w:rPr>
+          <w:rFonts w:ascii="Times New Roman" w:hAnsi="Times New Roman" w:cs="Times New Roman"/>
+        </w:rPr>
+        <w:t>ử</w:t>
+      </w:r>
+      <w:r>
+        <w:rPr>
+          <w:rFonts w:ascii="Times New Roman" w:hAnsi="Times New Roman" w:cs="Times New Roman"/>
+        </w:rPr>
+        <w:t xml:space="preserve"> và hi</w:t>
+      </w:r>
+      <w:r>
+        <w:rPr>
+          <w:rFonts w:ascii="Times New Roman" w:hAnsi="Times New Roman" w:cs="Times New Roman"/>
+        </w:rPr>
+        <w:t>ệ</w:t>
+      </w:r>
+      <w:r>
+        <w:rPr>
+          <w:rFonts w:ascii="Times New Roman" w:hAnsi="Times New Roman" w:cs="Times New Roman"/>
+        </w:rPr>
+        <w:t>u năng</w:t>
+      </w:r>
+    </w:p>
+    <w:p>
+      <w:pPr>
+        <w:rPr>
+          <w:rFonts w:cs="Times New Roman"/>
+        </w:rPr>
+      </w:pPr>
+      <w:r>
+        <w:rPr>
+          <w:rFonts w:cs="Times New Roman"/>
+        </w:rPr>
+        <w:t>pytest ai-models/service/tests (model n</w:t>
+      </w:r>
+      <w:r>
+        <w:rPr>
+          <w:rFonts w:cs="Times New Roman"/>
+        </w:rPr>
+        <w:t>ạ</w:t>
+      </w:r>
+      <w:r>
+        <w:rPr>
+          <w:rFonts w:cs="Times New Roman"/>
+        </w:rPr>
+        <w:t>p lúc import, predict h</w:t>
+      </w:r>
+      <w:r>
+        <w:rPr>
+          <w:rFonts w:cs="Times New Roman"/>
+        </w:rPr>
+        <w:t>ợ</w:t>
+      </w:r>
+      <w:r>
+        <w:rPr>
+          <w:rFonts w:cs="Times New Roman"/>
+        </w:rPr>
+        <w:t>p l</w:t>
+      </w:r>
+      <w:r>
+        <w:rPr>
+          <w:rFonts w:cs="Times New Roman"/>
+        </w:rPr>
+        <w:t>ệ</w:t>
+      </w:r>
+      <w:r>
+        <w:rPr>
+          <w:rFonts w:cs="Times New Roman"/>
+        </w:rPr>
+        <w:t>/400). pytest app/backend/tests (schema, 400). k6 docs/k6-predict.js: 15 VU × 60s, ngư</w:t>
+      </w:r>
+      <w:r>
+        <w:rPr>
+          <w:rFonts w:cs="Times New Roman"/>
+        </w:rPr>
+        <w:t>ỡ</w:t>
+      </w:r>
+      <w:r>
+        <w:rPr>
+          <w:rFonts w:cs="Times New Roman"/>
+        </w:rPr>
+        <w:t>ng p95 &lt; 2s, error &lt; 1%. K</w:t>
+      </w:r>
+      <w:r>
+        <w:rPr>
+          <w:rFonts w:cs="Times New Roman"/>
+        </w:rPr>
+        <w:t>ế</w:t>
+      </w:r>
+      <w:r>
+        <w:rPr>
+          <w:rFonts w:cs="Times New Roman"/>
+        </w:rPr>
+        <w:t>t qu</w:t>
+      </w:r>
+      <w:r>
+        <w:rPr>
+          <w:rFonts w:cs="Times New Roman"/>
+        </w:rPr>
+        <w:t>ả</w:t>
+      </w:r>
+      <w:r>
+        <w:rPr>
+          <w:rFonts w:cs="Times New Roman"/>
+        </w:rPr>
+        <w:t xml:space="preserve"> public ghi vào README m</w:t>
+      </w:r>
+      <w:r>
+        <w:rPr>
+          <w:rFonts w:cs="Times New Roman"/>
+        </w:rPr>
+        <w:t>ụ</w:t>
+      </w:r>
+      <w:r>
+        <w:rPr>
+          <w:rFonts w:cs="Times New Roman"/>
+        </w:rPr>
+        <w:t>c 13.</w:t>
+      </w:r>
+    </w:p>
+    <w:p>
+      <w:pPr>
+        <w:pStyle w:val="Heading1"/>
+        <w:rPr>
+          <w:rFonts w:ascii="Times New Roman" w:hAnsi="Times New Roman" w:cs="Times New Roman"/>
+        </w:rPr>
+      </w:pPr>
+      <w:r>
+        <w:rPr>
+          <w:rFonts w:ascii="Times New Roman" w:hAnsi="Times New Roman" w:cs="Times New Roman"/>
+        </w:rPr>
+        <w:t>10. K</w:t>
+      </w:r>
+      <w:r>
+        <w:rPr>
+          <w:rFonts w:ascii="Times New Roman" w:hAnsi="Times New Roman" w:cs="Times New Roman"/>
+        </w:rPr>
+        <w:t>ế</w:t>
+      </w:r>
+      <w:r>
+        <w:rPr>
+          <w:rFonts w:ascii="Times New Roman" w:hAnsi="Times New Roman" w:cs="Times New Roman"/>
+        </w:rPr>
+        <w:t>t lu</w:t>
+      </w:r>
+      <w:r>
+        <w:rPr>
+          <w:rFonts w:ascii="Times New Roman" w:hAnsi="Times New Roman" w:cs="Times New Roman"/>
+        </w:rPr>
+        <w:t>ậ</w:t>
+      </w:r>
+      <w:r>
+        <w:rPr>
+          <w:rFonts w:ascii="Times New Roman" w:hAnsi="Times New Roman" w:cs="Times New Roman"/>
+        </w:rPr>
+        <w:t>n, h</w:t>
+      </w:r>
+      <w:r>
+        <w:rPr>
+          <w:rFonts w:ascii="Times New Roman" w:hAnsi="Times New Roman" w:cs="Times New Roman"/>
+        </w:rPr>
+        <w:t>ạ</w:t>
+      </w:r>
+      <w:r>
+        <w:rPr>
+          <w:rFonts w:ascii="Times New Roman" w:hAnsi="Times New Roman" w:cs="Times New Roman"/>
+        </w:rPr>
+        <w:t>n ch</w:t>
+      </w:r>
+      <w:r>
+        <w:rPr>
+          <w:rFonts w:ascii="Times New Roman" w:hAnsi="Times New Roman" w:cs="Times New Roman"/>
+        </w:rPr>
+        <w:t>ế</w:t>
+      </w:r>
+      <w:r>
+        <w:rPr>
+          <w:rFonts w:ascii="Times New Roman" w:hAnsi="Times New Roman" w:cs="Times New Roman"/>
+        </w:rPr>
+        <w:t>, hư</w:t>
+      </w:r>
+      <w:r>
+        <w:rPr>
+          <w:rFonts w:ascii="Times New Roman" w:hAnsi="Times New Roman" w:cs="Times New Roman"/>
+        </w:rPr>
+        <w:t>ớ</w:t>
+      </w:r>
+      <w:r>
+        <w:rPr>
+          <w:rFonts w:ascii="Times New Roman" w:hAnsi="Times New Roman" w:cs="Times New Roman"/>
+        </w:rPr>
+        <w:t>ng phát tri</w:t>
+      </w:r>
+      <w:r>
+        <w:rPr>
+          <w:rFonts w:ascii="Times New Roman" w:hAnsi="Times New Roman" w:cs="Times New Roman"/>
+        </w:rPr>
+        <w:t>ể</w:t>
+      </w:r>
+      <w:r>
+        <w:rPr>
+          <w:rFonts w:ascii="Times New Roman" w:hAnsi="Times New Roman" w:cs="Times New Roman"/>
+        </w:rPr>
+        <w:t>n</w:t>
+      </w:r>
+    </w:p>
+    <w:p>
+      <w:pPr>
+        <w:rPr>
+          <w:rFonts w:cs="Times New Roman"/>
+        </w:rPr>
+      </w:pPr>
+      <w:r>
+        <w:rPr>
+          <w:rFonts w:cs="Times New Roman"/>
+        </w:rPr>
+        <w:t>Đã hoàn thành chu</w:t>
+      </w:r>
+      <w:r>
+        <w:rPr>
+          <w:rFonts w:cs="Times New Roman"/>
+        </w:rPr>
+        <w:t>ỗ</w:t>
+      </w:r>
+      <w:r>
+        <w:rPr>
+          <w:rFonts w:cs="Times New Roman"/>
+        </w:rPr>
+        <w:t>i d</w:t>
+      </w:r>
+      <w:r>
+        <w:rPr>
+          <w:rFonts w:cs="Times New Roman"/>
+        </w:rPr>
+        <w:t>ữ</w:t>
+      </w:r>
+      <w:r>
+        <w:rPr>
+          <w:rFonts w:cs="Times New Roman"/>
+        </w:rPr>
+        <w:t xml:space="preserve"> li</w:t>
+      </w:r>
+      <w:r>
+        <w:rPr>
+          <w:rFonts w:cs="Times New Roman"/>
+        </w:rPr>
+        <w:t>ệ</w:t>
+      </w:r>
+      <w:r>
+        <w:rPr>
+          <w:rFonts w:cs="Times New Roman"/>
+        </w:rPr>
+        <w:t>u Kaggle → EDA ≥5 hình có gi</w:t>
+      </w:r>
+      <w:r>
+        <w:rPr>
+          <w:rFonts w:cs="Times New Roman"/>
+        </w:rPr>
+        <w:t>ả</w:t>
+      </w:r>
+      <w:r>
+        <w:rPr>
+          <w:rFonts w:cs="Times New Roman"/>
+        </w:rPr>
+        <w:t xml:space="preserve">i thích → </w:t>
+      </w:r>
+      <w:r>
+        <w:rPr>
+          <w:rFonts w:cs="Times New Roman"/>
+        </w:rPr>
+        <w:t>pipeline ch</w:t>
+      </w:r>
+      <w:r>
+        <w:rPr>
+          <w:rFonts w:cs="Times New Roman"/>
+        </w:rPr>
+        <w:t>ố</w:t>
+      </w:r>
+      <w:r>
+        <w:rPr>
+          <w:rFonts w:cs="Times New Roman"/>
+        </w:rPr>
+        <w:t>ng leakage → 4 model + baseline → ch</w:t>
+      </w:r>
+      <w:r>
+        <w:rPr>
+          <w:rFonts w:cs="Times New Roman"/>
+        </w:rPr>
+        <w:t>ọ</w:t>
+      </w:r>
+      <w:r>
+        <w:rPr>
+          <w:rFonts w:cs="Times New Roman"/>
+        </w:rPr>
+        <w:t>n RF → đóng gói joblib → 3 container + Mongo + log request_id.</w:t>
+      </w:r>
+    </w:p>
+    <w:p>
+      <w:pPr>
+        <w:rPr>
+          <w:rFonts w:cs="Times New Roman"/>
+        </w:rPr>
+      </w:pPr>
+      <w:r>
+        <w:rPr>
+          <w:rFonts w:cs="Times New Roman"/>
+        </w:rPr>
+        <w:t>H</w:t>
+      </w:r>
+      <w:r>
+        <w:rPr>
+          <w:rFonts w:cs="Times New Roman"/>
+        </w:rPr>
+        <w:t>ạ</w:t>
+      </w:r>
+      <w:r>
+        <w:rPr>
+          <w:rFonts w:cs="Times New Roman"/>
+        </w:rPr>
+        <w:t>n ch</w:t>
+      </w:r>
+      <w:r>
+        <w:rPr>
+          <w:rFonts w:cs="Times New Roman"/>
+        </w:rPr>
+        <w:t>ế</w:t>
+      </w:r>
+      <w:r>
+        <w:rPr>
+          <w:rFonts w:cs="Times New Roman"/>
+        </w:rPr>
+        <w:t>: 1338 dòng, d</w:t>
+      </w:r>
+      <w:r>
+        <w:rPr>
+          <w:rFonts w:cs="Times New Roman"/>
+        </w:rPr>
+        <w:t>ữ</w:t>
+      </w:r>
+      <w:r>
+        <w:rPr>
+          <w:rFonts w:cs="Times New Roman"/>
+        </w:rPr>
+        <w:t xml:space="preserve"> li</w:t>
+      </w:r>
+      <w:r>
+        <w:rPr>
+          <w:rFonts w:cs="Times New Roman"/>
+        </w:rPr>
+        <w:t>ệ</w:t>
+      </w:r>
+      <w:r>
+        <w:rPr>
+          <w:rFonts w:cs="Times New Roman"/>
+        </w:rPr>
+        <w:t>u M</w:t>
+      </w:r>
+      <w:r>
+        <w:rPr>
+          <w:rFonts w:cs="Times New Roman"/>
+        </w:rPr>
+        <w:t>ỹ</w:t>
+      </w:r>
+      <w:r>
+        <w:rPr>
+          <w:rFonts w:cs="Times New Roman"/>
+        </w:rPr>
+        <w:t>; chưa SHAP trên UI; Mongo local không auth. Hư</w:t>
+      </w:r>
+      <w:r>
+        <w:rPr>
+          <w:rFonts w:cs="Times New Roman"/>
+        </w:rPr>
+        <w:t>ớ</w:t>
+      </w:r>
+      <w:r>
+        <w:rPr>
+          <w:rFonts w:cs="Times New Roman"/>
+        </w:rPr>
+        <w:t>ng phát tri</w:t>
+      </w:r>
+      <w:r>
+        <w:rPr>
+          <w:rFonts w:cs="Times New Roman"/>
+        </w:rPr>
+        <w:t>ể</w:t>
+      </w:r>
+      <w:r>
+        <w:rPr>
+          <w:rFonts w:cs="Times New Roman"/>
+        </w:rPr>
+        <w:t>n: log-target, XGBoost, CI build, IP tĩnh.</w:t>
+      </w:r>
+    </w:p>
+    <w:p>
+      <w:pPr>
+        <w:pStyle w:val="Heading1"/>
+        <w:rPr>
+          <w:rFonts w:ascii="Times New Roman" w:hAnsi="Times New Roman" w:cs="Times New Roman"/>
+        </w:rPr>
+      </w:pPr>
+      <w:r>
+        <w:rPr>
+          <w:rFonts w:ascii="Times New Roman" w:hAnsi="Times New Roman" w:cs="Times New Roman"/>
+        </w:rPr>
+        <w:t xml:space="preserve">11. </w:t>
+      </w:r>
+      <w:r>
+        <w:rPr>
+          <w:rFonts w:ascii="Times New Roman" w:hAnsi="Times New Roman" w:cs="Times New Roman"/>
+        </w:rPr>
+        <w:t>Phân công công vi</w:t>
+      </w:r>
+      <w:r>
+        <w:rPr>
+          <w:rFonts w:ascii="Times New Roman" w:hAnsi="Times New Roman" w:cs="Times New Roman"/>
+        </w:rPr>
+        <w:t>ệ</w:t>
+      </w:r>
+      <w:r>
+        <w:rPr>
+          <w:rFonts w:ascii="Times New Roman" w:hAnsi="Times New Roman" w:cs="Times New Roman"/>
+        </w:rPr>
+        <w:t>c</w:t>
+      </w:r>
+    </w:p>
+    <w:p>
+      <w:pPr>
         <w:pStyle w:val="Heading2"/>
-      </w:pPr>
-      <w:r>
+        <w:rPr>
+          <w:rFonts w:ascii="Times New Roman" w:hAnsi="Times New Roman" w:cs="Times New Roman"/>
+        </w:rPr>
+      </w:pPr>
+      <w:r>
+        <w:rPr>
+          <w:rFonts w:ascii="Times New Roman" w:hAnsi="Times New Roman" w:cs="Times New Roman"/>
+        </w:rPr>
         <w:t>Ngư</w:t>
       </w:r>
       <w:r>
+        <w:rPr>
+          <w:rFonts w:ascii="Times New Roman" w:hAnsi="Times New Roman" w:cs="Times New Roman"/>
+        </w:rPr>
         <w:t>ờ</w:t>
       </w:r>
       <w:r>
+        <w:rPr>
+          <w:rFonts w:ascii="Times New Roman" w:hAnsi="Times New Roman" w:cs="Times New Roman"/>
+        </w:rPr>
         <w:t>i 1 — "ML n</w:t>
       </w:r>
       <w:r>
+        <w:rPr>
+          <w:rFonts w:ascii="Times New Roman" w:hAnsi="Times New Roman" w:cs="Times New Roman"/>
+        </w:rPr>
         <w:t>ề</w:t>
       </w:r>
       <w:r>
+        <w:rPr>
+          <w:rFonts w:ascii="Times New Roman" w:hAnsi="Times New Roman" w:cs="Times New Roman"/>
+        </w:rPr>
         <w:t>n t</w:t>
       </w:r>
       <w:r>
+        <w:rPr>
+          <w:rFonts w:ascii="Times New Roman" w:hAnsi="Times New Roman" w:cs="Times New Roman"/>
+        </w:rPr>
         <w:t>ả</w:t>
       </w:r>
       <w:r>
+        <w:rPr>
+          <w:rFonts w:ascii="Times New Roman" w:hAnsi="Times New Roman" w:cs="Times New Roman"/>
+        </w:rPr>
         <w:t>ng + AI Service" (Đào Văn Khiêm)</w:t>
       </w:r>
     </w:p>
@@ -2459,38 +5325,74 @@
           <w:ilvl w:val="0"/>
           <w:numId w:val="10"/>
         </w:numPr>
-      </w:pPr>
-      <w:r>
+        <w:rPr>
+          <w:rFonts w:cs="Times New Roman"/>
+        </w:rPr>
+      </w:pPr>
+      <w:r>
+        <w:rPr>
+          <w:rFonts w:cs="Times New Roman"/>
+        </w:rPr>
         <w:t>EDA (eda.py, notebook 01): phân tích d</w:t>
       </w:r>
       <w:r>
+        <w:rPr>
+          <w:rFonts w:cs="Times New Roman"/>
+        </w:rPr>
         <w:t>ữ</w:t>
       </w:r>
       <w:r>
+        <w:rPr>
+          <w:rFonts w:cs="Times New Roman"/>
+        </w:rPr>
         <w:t xml:space="preserve"> li</w:t>
       </w:r>
       <w:r>
+        <w:rPr>
+          <w:rFonts w:cs="Times New Roman"/>
+        </w:rPr>
         <w:t>ệ</w:t>
       </w:r>
       <w:r>
+        <w:rPr>
+          <w:rFonts w:cs="Times New Roman"/>
+        </w:rPr>
         <w:t>u, v</w:t>
       </w:r>
       <w:r>
+        <w:rPr>
+          <w:rFonts w:cs="Times New Roman"/>
+        </w:rPr>
         <w:t>ẽ</w:t>
       </w:r>
       <w:r>
+        <w:rPr>
+          <w:rFonts w:cs="Times New Roman"/>
+        </w:rPr>
         <w:t xml:space="preserve"> bi</w:t>
       </w:r>
       <w:r>
+        <w:rPr>
+          <w:rFonts w:cs="Times New Roman"/>
+        </w:rPr>
         <w:t>ể</w:t>
       </w:r>
       <w:r>
+        <w:rPr>
+          <w:rFonts w:cs="Times New Roman"/>
+        </w:rPr>
         <w:t>u đ</w:t>
       </w:r>
       <w:r>
+        <w:rPr>
+          <w:rFonts w:cs="Times New Roman"/>
+        </w:rPr>
         <w:t>ồ</w:t>
       </w:r>
       <w:r>
+        <w:rPr>
+          <w:rFonts w:cs="Times New Roman"/>
+        </w:rPr>
         <w:t xml:space="preserve"> trong docs/figures/</w:t>
       </w:r>
     </w:p>
@@ -2500,14 +5402,26 @@
           <w:ilvl w:val="0"/>
           <w:numId w:val="10"/>
         </w:numPr>
-      </w:pPr>
-      <w:r>
+        <w:rPr>
+          <w:rFonts w:cs="Times New Roman"/>
+        </w:rPr>
+      </w:pPr>
+      <w:r>
+        <w:rPr>
+          <w:rFonts w:cs="Times New Roman"/>
+        </w:rPr>
         <w:t>Preprocessing (preprocess.py, notebook 02): x</w:t>
       </w:r>
       <w:r>
+        <w:rPr>
+          <w:rFonts w:cs="Times New Roman"/>
+        </w:rPr>
         <w:t>ử</w:t>
       </w:r>
       <w:r>
+        <w:rPr>
+          <w:rFonts w:cs="Times New Roman"/>
+        </w:rPr>
         <w:t xml:space="preserve"> lý missing/duplicate, encode, build pipeline</w:t>
       </w:r>
     </w:p>
@@ -2517,18 +5431,27 @@
           <w:ilvl w:val="0"/>
           <w:numId w:val="10"/>
         </w:numPr>
-      </w:pPr>
-      <w:r>
+        <w:rPr>
+          <w:rFonts w:cs="Times New Roman"/>
+        </w:rPr>
+      </w:pPr>
+      <w:r>
+        <w:rPr>
+          <w:rFonts w:cs="Times New Roman"/>
+        </w:rPr>
         <w:t>2 model đơn gi</w:t>
       </w:r>
       <w:r>
+        <w:rPr>
+          <w:rFonts w:cs="Times New Roman"/>
+        </w:rPr>
         <w:t>ả</w:t>
       </w:r>
       <w:r>
-        <w:t>n hơn: Linear Re</w:t>
-      </w:r>
-      <w:r>
-        <w:t>gression + Decision Tree (kèm GridSearchCV cho DT)</w:t>
+        <w:rPr>
+          <w:rFonts w:cs="Times New Roman"/>
+        </w:rPr>
+        <w:t>n hơn: Linear Regression + Decision Tree (kèm GridSearchCV cho DT)</w:t>
       </w:r>
     </w:p>
     <w:p>
@@ -2537,14 +5460,26 @@
           <w:ilvl w:val="0"/>
           <w:numId w:val="10"/>
         </w:numPr>
-      </w:pPr>
-      <w:r>
+        <w:rPr>
+          <w:rFonts w:cs="Times New Roman"/>
+        </w:rPr>
+      </w:pPr>
+      <w:r>
+        <w:rPr>
+          <w:rFonts w:cs="Times New Roman"/>
+        </w:rPr>
         <w:t>AI Service (ai-models/service/): API load model.joblib, vi</w:t>
       </w:r>
       <w:r>
+        <w:rPr>
+          <w:rFonts w:cs="Times New Roman"/>
+        </w:rPr>
         <w:t>ế</w:t>
       </w:r>
       <w:r>
+        <w:rPr>
+          <w:rFonts w:cs="Times New Roman"/>
+        </w:rPr>
         <w:t>t test cho service</w:t>
       </w:r>
     </w:p>
@@ -2554,58 +5489,118 @@
           <w:ilvl w:val="0"/>
           <w:numId w:val="10"/>
         </w:numPr>
-      </w:pPr>
-      <w:r>
+        <w:rPr>
+          <w:rFonts w:cs="Times New Roman"/>
+        </w:rPr>
+      </w:pPr>
+      <w:r>
+        <w:rPr>
+          <w:rFonts w:cs="Times New Roman"/>
+        </w:rPr>
         <w:t>Ph</w:t>
       </w:r>
       <w:r>
+        <w:rPr>
+          <w:rFonts w:cs="Times New Roman"/>
+        </w:rPr>
         <w:t>ụ</w:t>
       </w:r>
       <w:r>
+        <w:rPr>
+          <w:rFonts w:cs="Times New Roman"/>
+        </w:rPr>
         <w:t xml:space="preserve"> trách 1/2 báo cáo (baocao.docx): ph</w:t>
       </w:r>
       <w:r>
+        <w:rPr>
+          <w:rFonts w:cs="Times New Roman"/>
+        </w:rPr>
         <w:t>ầ</w:t>
       </w:r>
       <w:r>
+        <w:rPr>
+          <w:rFonts w:cs="Times New Roman"/>
+        </w:rPr>
         <w:t>n D</w:t>
       </w:r>
       <w:r>
+        <w:rPr>
+          <w:rFonts w:cs="Times New Roman"/>
+        </w:rPr>
         <w:t>ữ</w:t>
       </w:r>
       <w:r>
+        <w:rPr>
+          <w:rFonts w:cs="Times New Roman"/>
+        </w:rPr>
         <w:t xml:space="preserve"> li</w:t>
       </w:r>
       <w:r>
+        <w:rPr>
+          <w:rFonts w:cs="Times New Roman"/>
+        </w:rPr>
         <w:t>ệ</w:t>
       </w:r>
       <w:r>
+        <w:rPr>
+          <w:rFonts w:cs="Times New Roman"/>
+        </w:rPr>
         <w:t>u + EDA + Model</w:t>
       </w:r>
     </w:p>
     <w:p>
       <w:pPr>
         <w:pStyle w:val="Heading2"/>
-      </w:pPr>
-      <w:r>
+        <w:rPr>
+          <w:rFonts w:ascii="Times New Roman" w:hAnsi="Times New Roman" w:cs="Times New Roman"/>
+        </w:rPr>
+      </w:pPr>
+      <w:r>
+        <w:rPr>
+          <w:rFonts w:ascii="Times New Roman" w:hAnsi="Times New Roman" w:cs="Times New Roman"/>
+        </w:rPr>
         <w:t>Ngư</w:t>
       </w:r>
       <w:r>
+        <w:rPr>
+          <w:rFonts w:ascii="Times New Roman" w:hAnsi="Times New Roman" w:cs="Times New Roman"/>
+        </w:rPr>
         <w:t>ờ</w:t>
       </w:r>
       <w:r>
+        <w:rPr>
+          <w:rFonts w:ascii="Times New Roman" w:hAnsi="Times New Roman" w:cs="Times New Roman"/>
+        </w:rPr>
         <w:t>i 2 — "Model nâng cao + Web App" (Nguy</w:t>
       </w:r>
       <w:r>
+        <w:rPr>
+          <w:rFonts w:ascii="Times New Roman" w:hAnsi="Times New Roman" w:cs="Times New Roman"/>
+        </w:rPr>
         <w:t>ễ</w:t>
       </w:r>
       <w:r>
-        <w:t>n Tr</w:t>
-      </w:r>
-      <w:r>
+        <w:rPr>
+          <w:rFonts w:ascii="Times New Roman" w:hAnsi="Times New Roman" w:cs="Times New Roman"/>
+        </w:rPr>
+        <w:t>n T</w:t>
+      </w:r>
+      <w:r>
+        <w:rPr>
+          <w:rFonts w:ascii="Times New Roman" w:hAnsi="Times New Roman" w:cs="Times New Roman"/>
+        </w:rPr>
+        <w:t>r</w:t>
+      </w:r>
+      <w:r>
+        <w:rPr>
+          <w:rFonts w:ascii="Times New Roman" w:hAnsi="Times New Roman" w:cs="Times New Roman"/>
+        </w:rPr>
         <w:t>ọ</w:t>
       </w:r>
       <w:r>
+        <w:rPr>
+          <w:rFonts w:ascii="Times New Roman" w:hAnsi="Times New Roman" w:cs="Times New Roman"/>
+        </w:rPr>
         <w:t>ng Phương)</w:t>
       </w:r>
     </w:p>
@@ -2615,41 +5610,74 @@
           <w:ilvl w:val="0"/>
           <w:numId w:val="10"/>
         </w:numPr>
-      </w:pPr>
-      <w:r>
-        <w:t>2 mo</w:t>
-      </w:r>
-      <w:r>
-        <w:t>del ph</w:t>
-      </w:r>
-      <w:r>
+        <w:rPr>
+          <w:rFonts w:cs="Times New Roman"/>
+        </w:rPr>
+      </w:pPr>
+      <w:r>
+        <w:rPr>
+          <w:rFonts w:cs="Times New Roman"/>
+        </w:rPr>
+        <w:t>2 model ph</w:t>
+      </w:r>
+      <w:r>
+        <w:rPr>
+          <w:rFonts w:cs="Times New Roman"/>
+        </w:rPr>
         <w:t>ứ</w:t>
       </w:r>
       <w:r>
+        <w:rPr>
+          <w:rFonts w:cs="Times New Roman"/>
+        </w:rPr>
         <w:t>c t</w:t>
       </w:r>
       <w:r>
+        <w:rPr>
+          <w:rFonts w:cs="Times New Roman"/>
+        </w:rPr>
         <w:t>ạ</w:t>
       </w:r>
       <w:r>
+        <w:rPr>
+          <w:rFonts w:cs="Times New Roman"/>
+        </w:rPr>
         <w:t>p hơn: Random Forest + SVR (GridSearchCV, so sánh, ch</w:t>
       </w:r>
       <w:r>
+        <w:rPr>
+          <w:rFonts w:cs="Times New Roman"/>
+        </w:rPr>
         <w:t>ọ</w:t>
       </w:r>
       <w:r>
+        <w:rPr>
+          <w:rFonts w:cs="Times New Roman"/>
+        </w:rPr>
         <w:t>n model t</w:t>
       </w:r>
       <w:r>
+        <w:rPr>
+          <w:rFonts w:cs="Times New Roman"/>
+        </w:rPr>
         <w:t>ố</w:t>
       </w:r>
       <w:r>
+        <w:rPr>
+          <w:rFonts w:cs="Times New Roman"/>
+        </w:rPr>
         <w:t>t nh</w:t>
       </w:r>
       <w:r>
+        <w:rPr>
+          <w:rFonts w:cs="Times New Roman"/>
+        </w:rPr>
         <w:t>ấ</w:t>
       </w:r>
       <w:r>
+        <w:rPr>
+          <w:rFonts w:cs="Times New Roman"/>
+        </w:rPr>
         <w:t>t — evaluate.py, notebook 04)</w:t>
       </w:r>
     </w:p>
@@ -2659,8 +5687,14 @@
           <w:ilvl w:val="0"/>
           <w:numId w:val="10"/>
         </w:numPr>
-      </w:pPr>
-      <w:r>
+        <w:rPr>
+          <w:rFonts w:cs="Times New Roman"/>
+        </w:rPr>
+      </w:pPr>
+      <w:r>
+        <w:rPr>
+          <w:rFonts w:cs="Times New Roman"/>
+        </w:rPr>
         <w:t>Backend (app/backend/): API validate theo schema.json, lưu MongoDB, test</w:t>
       </w:r>
     </w:p>
@@ -2670,26 +5704,50 @@
           <w:ilvl w:val="0"/>
           <w:numId w:val="10"/>
         </w:numPr>
-      </w:pPr>
-      <w:r>
+        <w:rPr>
+          <w:rFonts w:cs="Times New Roman"/>
+        </w:rPr>
+      </w:pPr>
+      <w:r>
+        <w:rPr>
+          <w:rFonts w:cs="Times New Roman"/>
+        </w:rPr>
         <w:t>Frontend (app/frontend/): form nh</w:t>
       </w:r>
       <w:r>
+        <w:rPr>
+          <w:rFonts w:cs="Times New Roman"/>
+        </w:rPr>
         <w:t>ậ</w:t>
       </w:r>
       <w:r>
+        <w:rPr>
+          <w:rFonts w:cs="Times New Roman"/>
+        </w:rPr>
         <w:t>p li</w:t>
       </w:r>
       <w:r>
+        <w:rPr>
+          <w:rFonts w:cs="Times New Roman"/>
+        </w:rPr>
         <w:t>ệ</w:t>
       </w:r>
       <w:r>
+        <w:rPr>
+          <w:rFonts w:cs="Times New Roman"/>
+        </w:rPr>
         <w:t>u theo schema, g</w:t>
       </w:r>
       <w:r>
+        <w:rPr>
+          <w:rFonts w:cs="Times New Roman"/>
+        </w:rPr>
         <w:t>ọ</w:t>
       </w:r>
       <w:r>
+        <w:rPr>
+          <w:rFonts w:cs="Times New Roman"/>
+        </w:rPr>
         <w:t>i API</w:t>
       </w:r>
     </w:p>
@@ -2699,24 +5757,38 @@
           <w:ilvl w:val="0"/>
           <w:numId w:val="10"/>
         </w:numPr>
-      </w:pPr>
-      <w:r>
-        <w:lastRenderedPageBreak/>
-        <w:t>Docker + tr</w:t>
-      </w:r>
-      <w:r>
-        <w:t>i</w:t>
-      </w:r>
-      <w:r>
+        <w:rPr>
+          <w:rFonts w:cs="Times New Roman"/>
+        </w:rPr>
+      </w:pPr>
+      <w:r>
+        <w:rPr>
+          <w:rFonts w:cs="Times New Roman"/>
+        </w:rPr>
+        <w:t>Docker + tri</w:t>
+      </w:r>
+      <w:r>
+        <w:rPr>
+          <w:rFonts w:cs="Times New Roman"/>
+        </w:rPr>
         <w:t>ể</w:t>
       </w:r>
       <w:r>
+        <w:rPr>
+          <w:rFonts w:cs="Times New Roman"/>
+        </w:rPr>
         <w:t>n khai: docker-compose.yml, Dockerfile t</w:t>
       </w:r>
       <w:r>
+        <w:rPr>
+          <w:rFonts w:cs="Times New Roman"/>
+        </w:rPr>
         <w:t>ừ</w:t>
       </w:r>
       <w:r>
+        <w:rPr>
+          <w:rFonts w:cs="Times New Roman"/>
+        </w:rPr>
         <w:t>ng service, deploy/tunnel (tunnel-changelog.md)</w:t>
       </w:r>
     </w:p>
@@ -2726,82 +5798,161 @@
           <w:ilvl w:val="0"/>
           <w:numId w:val="10"/>
         </w:numPr>
-      </w:pPr>
-      <w:r>
+        <w:rPr>
+          <w:rFonts w:cs="Times New Roman"/>
+        </w:rPr>
+      </w:pPr>
+      <w:r>
+        <w:rPr>
+          <w:rFonts w:cs="Times New Roman"/>
+        </w:rPr>
         <w:t>Ph</w:t>
       </w:r>
       <w:r>
+        <w:rPr>
+          <w:rFonts w:cs="Times New Roman"/>
+        </w:rPr>
         <w:t>ụ</w:t>
       </w:r>
       <w:r>
+        <w:rPr>
+          <w:rFonts w:cs="Times New Roman"/>
+        </w:rPr>
         <w:t xml:space="preserve"> trách 1/2 báo cáo: ph</w:t>
       </w:r>
       <w:r>
+        <w:rPr>
+          <w:rFonts w:cs="Times New Roman"/>
+        </w:rPr>
         <w:t>ầ</w:t>
       </w:r>
       <w:r>
+        <w:rPr>
+          <w:rFonts w:cs="Times New Roman"/>
+        </w:rPr>
         <w:t>n Ki</w:t>
       </w:r>
       <w:r>
+        <w:rPr>
+          <w:rFonts w:cs="Times New Roman"/>
+        </w:rPr>
         <w:t>ế</w:t>
       </w:r>
       <w:r>
+        <w:rPr>
+          <w:rFonts w:cs="Times New Roman"/>
+        </w:rPr>
         <w:t>n trúc h</w:t>
       </w:r>
       <w:r>
+        <w:rPr>
+          <w:rFonts w:cs="Times New Roman"/>
+        </w:rPr>
         <w:t>ệ</w:t>
       </w:r>
       <w:r>
+        <w:rPr>
+          <w:rFonts w:cs="Times New Roman"/>
+        </w:rPr>
         <w:t xml:space="preserve"> th</w:t>
       </w:r>
       <w:r>
+        <w:rPr>
+          <w:rFonts w:cs="Times New Roman"/>
+        </w:rPr>
         <w:t>ố</w:t>
       </w:r>
       <w:r>
+        <w:rPr>
+          <w:rFonts w:cs="Times New Roman"/>
+        </w:rPr>
         <w:t>ng + Tri</w:t>
       </w:r>
       <w:r>
+        <w:rPr>
+          <w:rFonts w:cs="Times New Roman"/>
+        </w:rPr>
         <w:t>ể</w:t>
       </w:r>
       <w:r>
+        <w:rPr>
+          <w:rFonts w:cs="Times New Roman"/>
+        </w:rPr>
         <w:t>n khai + K</w:t>
       </w:r>
       <w:r>
+        <w:rPr>
+          <w:rFonts w:cs="Times New Roman"/>
+        </w:rPr>
         <w:t>ế</w:t>
       </w:r>
       <w:r>
+        <w:rPr>
+          <w:rFonts w:cs="Times New Roman"/>
+        </w:rPr>
         <w:t>t qu</w:t>
       </w:r>
       <w:r>
+        <w:rPr>
+          <w:rFonts w:cs="Times New Roman"/>
+        </w:rPr>
         <w:t>ả</w:t>
       </w:r>
       <w:r>
+        <w:rPr>
+          <w:rFonts w:cs="Times New Roman"/>
+        </w:rPr>
         <w:t xml:space="preserve"> ki</w:t>
       </w:r>
       <w:r>
+        <w:rPr>
+          <w:rFonts w:cs="Times New Roman"/>
+        </w:rPr>
         <w:t>ể</w:t>
       </w:r>
       <w:r>
+        <w:rPr>
+          <w:rFonts w:cs="Times New Roman"/>
+        </w:rPr>
         <w:t>m th</w:t>
       </w:r>
       <w:r>
+        <w:rPr>
+          <w:rFonts w:cs="Times New Roman"/>
+        </w:rPr>
         <w:t>ử</w:t>
       </w:r>
       <w:r>
+        <w:rPr>
+          <w:rFonts w:cs="Times New Roman"/>
+        </w:rPr>
         <w:t xml:space="preserve"> (k6-predict.js)</w:t>
       </w:r>
     </w:p>
     <w:p>
       <w:pPr>
         <w:pStyle w:val="Heading2"/>
-      </w:pPr>
-      <w:r>
+        <w:rPr>
+          <w:rFonts w:ascii="Times New Roman" w:hAnsi="Times New Roman" w:cs="Times New Roman"/>
+        </w:rPr>
+      </w:pPr>
+      <w:r>
+        <w:rPr>
+          <w:rFonts w:ascii="Times New Roman" w:hAnsi="Times New Roman" w:cs="Times New Roman"/>
+        </w:rPr>
+        <w:lastRenderedPageBreak/>
         <w:t>Làm chung (c</w:t>
       </w:r>
       <w:r>
+        <w:rPr>
+          <w:rFonts w:ascii="Times New Roman" w:hAnsi="Times New Roman" w:cs="Times New Roman"/>
+        </w:rPr>
         <w:t>ả</w:t>
       </w:r>
       <w:r>
+        <w:rPr>
+          <w:rFonts w:ascii="Times New Roman" w:hAnsi="Times New Roman" w:cs="Times New Roman"/>
+        </w:rPr>
         <w:t xml:space="preserve"> hai)</w:t>
       </w:r>
     </w:p>
@@ -2811,35 +5962,68 @@
           <w:ilvl w:val="0"/>
           <w:numId w:val="10"/>
         </w:numPr>
-      </w:pPr>
-      <w:r>
+        <w:rPr>
+          <w:rFonts w:cs="Times New Roman"/>
+        </w:rPr>
+      </w:pPr>
+      <w:r>
+        <w:rPr>
+          <w:rFonts w:cs="Times New Roman"/>
+        </w:rPr>
         <w:t>Slide thuy</w:t>
       </w:r>
       <w:r>
+        <w:rPr>
+          <w:rFonts w:cs="Times New Roman"/>
+        </w:rPr>
         <w:t>ế</w:t>
       </w:r>
       <w:r>
-        <w:t>t trình (slide.pptx) — m</w:t>
-      </w:r>
-      <w:r>
+        <w:rPr>
+          <w:rFonts w:cs="Times New Roman"/>
+        </w:rPr>
+        <w:t xml:space="preserve">t trình </w:t>
+      </w:r>
+      <w:r>
+        <w:rPr>
+          <w:rFonts w:cs="Times New Roman"/>
+        </w:rPr>
+        <w:t>(slide.pptx) — m</w:t>
+      </w:r>
+      <w:r>
+        <w:rPr>
+          <w:rFonts w:cs="Times New Roman"/>
+        </w:rPr>
         <w:t>ỗ</w:t>
       </w:r>
       <w:r>
+        <w:rPr>
+          <w:rFonts w:cs="Times New Roman"/>
+        </w:rPr>
         <w:t>i ngư</w:t>
       </w:r>
       <w:r>
+        <w:rPr>
+          <w:rFonts w:cs="Times New Roman"/>
+        </w:rPr>
         <w:t>ờ</w:t>
       </w:r>
       <w:r>
-        <w:t xml:space="preserve">i 50% </w:t>
-      </w:r>
-      <w:r>
-        <w:t>slide theo đúng ph</w:t>
-      </w:r>
-      <w:r>
+        <w:rPr>
+          <w:rFonts w:cs="Times New Roman"/>
+        </w:rPr>
+        <w:t>i 50% slide theo đúng ph</w:t>
+      </w:r>
+      <w:r>
+        <w:rPr>
+          <w:rFonts w:cs="Times New Roman"/>
+        </w:rPr>
         <w:t>ầ</w:t>
       </w:r>
       <w:r>
+        <w:rPr>
+          <w:rFonts w:cs="Times New Roman"/>
+        </w:rPr>
         <w:t>n mình làm</w:t>
       </w:r>
     </w:p>
@@ -2849,50 +6033,98 @@
           <w:ilvl w:val="0"/>
           <w:numId w:val="10"/>
         </w:numPr>
-      </w:pPr>
-      <w:r>
+        <w:rPr>
+          <w:rFonts w:cs="Times New Roman"/>
+        </w:rPr>
+      </w:pPr>
+      <w:r>
+        <w:rPr>
+          <w:rFonts w:cs="Times New Roman"/>
+        </w:rPr>
         <w:t>Ch</w:t>
       </w:r>
       <w:r>
+        <w:rPr>
+          <w:rFonts w:cs="Times New Roman"/>
+        </w:rPr>
         <w:t>ạ</w:t>
       </w:r>
       <w:r>
+        <w:rPr>
+          <w:rFonts w:cs="Times New Roman"/>
+        </w:rPr>
         <w:t>y th</w:t>
       </w:r>
       <w:r>
+        <w:rPr>
+          <w:rFonts w:cs="Times New Roman"/>
+        </w:rPr>
         <w:t>ử</w:t>
       </w:r>
       <w:r>
+        <w:rPr>
+          <w:rFonts w:cs="Times New Roman"/>
+        </w:rPr>
         <w:t xml:space="preserve"> toàn h</w:t>
       </w:r>
       <w:r>
+        <w:rPr>
+          <w:rFonts w:cs="Times New Roman"/>
+        </w:rPr>
         <w:t>ệ</w:t>
       </w:r>
       <w:r>
+        <w:rPr>
+          <w:rFonts w:cs="Times New Roman"/>
+        </w:rPr>
         <w:t xml:space="preserve"> th</w:t>
       </w:r>
       <w:r>
+        <w:rPr>
+          <w:rFonts w:cs="Times New Roman"/>
+        </w:rPr>
         <w:t>ố</w:t>
       </w:r>
       <w:r>
+        <w:rPr>
+          <w:rFonts w:cs="Times New Roman"/>
+        </w:rPr>
         <w:t>ng (docker compose up), smoke test, s</w:t>
       </w:r>
       <w:r>
+        <w:rPr>
+          <w:rFonts w:cs="Times New Roman"/>
+        </w:rPr>
         <w:t>ử</w:t>
       </w:r>
       <w:r>
+        <w:rPr>
+          <w:rFonts w:cs="Times New Roman"/>
+        </w:rPr>
         <w:t>a l</w:t>
       </w:r>
       <w:r>
+        <w:rPr>
+          <w:rFonts w:cs="Times New Roman"/>
+        </w:rPr>
         <w:t>ỗ</w:t>
       </w:r>
       <w:r>
+        <w:rPr>
+          <w:rFonts w:cs="Times New Roman"/>
+        </w:rPr>
         <w:t>i tích h</w:t>
       </w:r>
       <w:r>
+        <w:rPr>
+          <w:rFonts w:cs="Times New Roman"/>
+        </w:rPr>
         <w:t>ợ</w:t>
       </w:r>
       <w:r>
+        <w:rPr>
+          <w:rFonts w:cs="Times New Roman"/>
+        </w:rPr>
         <w:t>p</w:t>
       </w:r>
     </w:p>
@@ -2902,76 +6134,108 @@
           <w:ilvl w:val="0"/>
           <w:numId w:val="10"/>
         </w:numPr>
-      </w:pPr>
-      <w:r>
+        <w:rPr>
+          <w:rFonts w:cs="Times New Roman"/>
+        </w:rPr>
+      </w:pPr>
+      <w:r>
+        <w:rPr>
+          <w:rFonts w:cs="Times New Roman"/>
+        </w:rPr>
         <w:t>README m</w:t>
       </w:r>
       <w:r>
+        <w:rPr>
+          <w:rFonts w:cs="Times New Roman"/>
+        </w:rPr>
         <w:t>ụ</w:t>
       </w:r>
       <w:r>
+        <w:rPr>
+          <w:rFonts w:cs="Times New Roman"/>
+        </w:rPr>
         <w:t>c "Thành viên" + demo online</w:t>
       </w:r>
     </w:p>
     <w:p>
-      <w:r>
-        <w:rPr>
+      <w:pPr>
+        <w:rPr>
+          <w:rFonts w:cs="Times New Roman"/>
+        </w:rPr>
+      </w:pPr>
+      <w:r>
+        <w:rPr>
+          <w:rFonts w:cs="Times New Roman"/>
           <w:b/>
         </w:rPr>
         <w:t>Ngư</w:t>
       </w:r>
       <w:r>
         <w:rPr>
+          <w:rFonts w:cs="Times New Roman"/>
           <w:b/>
         </w:rPr>
         <w:t>ờ</w:t>
       </w:r>
       <w:r>
         <w:rPr>
+          <w:rFonts w:cs="Times New Roman"/>
           <w:b/>
         </w:rPr>
         <w:t>i 1: Đào Văn Khiêm</w:t>
       </w:r>
     </w:p>
     <w:p>
-      <w:r>
-        <w:rPr>
+      <w:pPr>
+        <w:rPr>
+          <w:rFonts w:cs="Times New Roman"/>
+        </w:rPr>
+      </w:pPr>
+      <w:r>
+        <w:rPr>
+          <w:rFonts w:cs="Times New Roman"/>
           <w:b/>
         </w:rPr>
         <w:t>Ngư</w:t>
       </w:r>
       <w:r>
         <w:rPr>
+          <w:rFonts w:cs="Times New Roman"/>
           <w:b/>
         </w:rPr>
         <w:t>ờ</w:t>
       </w:r>
       <w:r>
         <w:rPr>
+          <w:rFonts w:cs="Times New Roman"/>
           <w:b/>
         </w:rPr>
         <w:t>i 2: Nguy</w:t>
       </w:r>
       <w:r>
         <w:rPr>
+          <w:rFonts w:cs="Times New Roman"/>
           <w:b/>
         </w:rPr>
         <w:t>ễ</w:t>
       </w:r>
       <w:r>
         <w:rPr>
+          <w:rFonts w:cs="Times New Roman"/>
           <w:b/>
         </w:rPr>
         <w:t>n Tr</w:t>
       </w:r>
       <w:r>
         <w:rPr>
+          <w:rFonts w:cs="Times New Roman"/>
           <w:b/>
         </w:rPr>
         <w:t>ọ</w:t>
       </w:r>
       <w:r>
         <w:rPr>
+          <w:rFonts w:cs="Times New Roman"/>
           <w:b/>
         </w:rPr>
         <w:t>ng Phương</w:t>
@@ -2980,105 +6244,208 @@
     <w:p>
       <w:pPr>
         <w:pStyle w:val="Heading1"/>
-      </w:pPr>
-      <w:r>
+        <w:rPr>
+          <w:rFonts w:ascii="Times New Roman" w:hAnsi="Times New Roman" w:cs="Times New Roman"/>
+        </w:rPr>
+      </w:pPr>
+      <w:r>
+        <w:rPr>
+          <w:rFonts w:ascii="Times New Roman" w:hAnsi="Times New Roman" w:cs="Times New Roman"/>
+        </w:rPr>
         <w:t>12. Tài li</w:t>
       </w:r>
       <w:r>
+        <w:rPr>
+          <w:rFonts w:ascii="Times New Roman" w:hAnsi="Times New Roman" w:cs="Times New Roman"/>
+        </w:rPr>
         <w:t>ệ</w:t>
       </w:r>
       <w:r>
+        <w:rPr>
+          <w:rFonts w:ascii="Times New Roman" w:hAnsi="Times New Roman" w:cs="Times New Roman"/>
+        </w:rPr>
         <w:t>u tham kh</w:t>
       </w:r>
       <w:r>
+        <w:rPr>
+          <w:rFonts w:ascii="Times New Roman" w:hAnsi="Times New Roman" w:cs="Times New Roman"/>
+        </w:rPr>
         <w:t>ả</w:t>
       </w:r>
       <w:r>
+        <w:rPr>
+          <w:rFonts w:ascii="Times New Roman" w:hAnsi="Times New Roman" w:cs="Times New Roman"/>
+        </w:rPr>
         <w:t>o và ph</w:t>
       </w:r>
       <w:r>
+        <w:rPr>
+          <w:rFonts w:ascii="Times New Roman" w:hAnsi="Times New Roman" w:cs="Times New Roman"/>
+        </w:rPr>
         <w:t>ụ</w:t>
       </w:r>
       <w:r>
+        <w:rPr>
+          <w:rFonts w:ascii="Times New Roman" w:hAnsi="Times New Roman" w:cs="Times New Roman"/>
+        </w:rPr>
         <w:t xml:space="preserve"> l</w:t>
       </w:r>
       <w:r>
+        <w:rPr>
+          <w:rFonts w:ascii="Times New Roman" w:hAnsi="Times New Roman" w:cs="Times New Roman"/>
+        </w:rPr>
         <w:t>ụ</w:t>
       </w:r>
       <w:r>
+        <w:rPr>
+          <w:rFonts w:ascii="Times New Roman" w:hAnsi="Times New Roman" w:cs="Times New Roman"/>
+        </w:rPr>
         <w:t>c</w:t>
       </w:r>
     </w:p>
     <w:p>
-      <w:r>
-        <w:t>Kaggle insurance dataset; sci</w:t>
-      </w:r>
-      <w:r>
-        <w:t>kit-learn 1.5.1; FastAPI; Docker; MongoDB; ngrok; tài li</w:t>
-      </w:r>
-      <w:r>
+      <w:pPr>
+        <w:rPr>
+          <w:rFonts w:cs="Times New Roman"/>
+        </w:rPr>
+      </w:pPr>
+      <w:r>
+        <w:rPr>
+          <w:rFonts w:cs="Times New Roman"/>
+        </w:rPr>
+        <w:t>Kaggle insurance dataset; scikit-learn 1.5.1; FastAPI; Docker; MongoDB; ngrok; tài li</w:t>
+      </w:r>
+      <w:r>
+        <w:rPr>
+          <w:rFonts w:cs="Times New Roman"/>
+        </w:rPr>
         <w:t>ệ</w:t>
       </w:r>
       <w:r>
+        <w:rPr>
+          <w:rFonts w:cs="Times New Roman"/>
+        </w:rPr>
         <w:t>u hư</w:t>
       </w:r>
       <w:r>
+        <w:rPr>
+          <w:rFonts w:cs="Times New Roman"/>
+        </w:rPr>
         <w:t>ớ</w:t>
       </w:r>
       <w:r>
+        <w:rPr>
+          <w:rFonts w:cs="Times New Roman"/>
+        </w:rPr>
         <w:t>ng d</w:t>
       </w:r>
       <w:r>
+        <w:rPr>
+          <w:rFonts w:cs="Times New Roman"/>
+        </w:rPr>
         <w:t>ẫ</w:t>
       </w:r>
       <w:r>
+        <w:rPr>
+          <w:rFonts w:cs="Times New Roman"/>
+        </w:rPr>
         <w:t>n Bài t</w:t>
       </w:r>
       <w:r>
+        <w:rPr>
+          <w:rFonts w:cs="Times New Roman"/>
+        </w:rPr>
         <w:t>ậ</w:t>
       </w:r>
       <w:r>
+        <w:rPr>
+          <w:rFonts w:cs="Times New Roman"/>
+        </w:rPr>
         <w:t>p l</w:t>
       </w:r>
       <w:r>
+        <w:rPr>
+          <w:rFonts w:cs="Times New Roman"/>
+        </w:rPr>
         <w:t>ớ</w:t>
       </w:r>
       <w:r>
+        <w:rPr>
+          <w:rFonts w:cs="Times New Roman"/>
+        </w:rPr>
         <w:t>n phiên b</w:t>
       </w:r>
       <w:r>
+        <w:rPr>
+          <w:rFonts w:cs="Times New Roman"/>
+        </w:rPr>
         <w:t>ả</w:t>
       </w:r>
       <w:r>
+        <w:rPr>
+          <w:rFonts w:cs="Times New Roman"/>
+        </w:rPr>
         <w:t>n 2.0 (23/09/2026).</w:t>
       </w:r>
     </w:p>
     <w:p>
-      <w:r>
+      <w:pPr>
+        <w:rPr>
+          <w:rFonts w:cs="Times New Roman"/>
+        </w:rPr>
+      </w:pPr>
+      <w:r>
+        <w:rPr>
+          <w:rFonts w:cs="Times New Roman"/>
+        </w:rPr>
         <w:t>Ph</w:t>
       </w:r>
       <w:r>
+        <w:rPr>
+          <w:rFonts w:cs="Times New Roman"/>
+        </w:rPr>
         <w:t>ụ</w:t>
       </w:r>
       <w:r>
+        <w:rPr>
+          <w:rFonts w:cs="Times New Roman"/>
+        </w:rPr>
         <w:t xml:space="preserve"> l</w:t>
       </w:r>
       <w:r>
+        <w:rPr>
+          <w:rFonts w:cs="Times New Roman"/>
+        </w:rPr>
         <w:t>ụ</w:t>
       </w:r>
       <w:r>
+        <w:rPr>
+          <w:rFonts w:cs="Times New Roman"/>
+        </w:rPr>
         <w:t>c ch</w:t>
       </w:r>
       <w:r>
+        <w:rPr>
+          <w:rFonts w:cs="Times New Roman"/>
+        </w:rPr>
         <w:t>ạ</w:t>
       </w:r>
       <w:r>
+        <w:rPr>
+          <w:rFonts w:cs="Times New Roman"/>
+        </w:rPr>
         <w:t>y: xem README.md m</w:t>
       </w:r>
       <w:r>
+        <w:rPr>
+          <w:rFonts w:cs="Times New Roman"/>
+        </w:rPr>
         <w:t>ụ</w:t>
       </w:r>
       <w:r>
+        <w:rPr>
+          <w:rFonts w:cs="Times New Roman"/>
+        </w:rPr>
         <w:t>c 7–8. Model path: ai-models/models/model.joblib.</w:t>
       </w:r>
     </w:p>
@@ -3930,7 +7297,6 @@
   <w:style w:type="character" w:default="1" w:styleId="DefaultParagraphFont">
     <w:name w:val="Default Paragraph Font"/>
     <w:uiPriority w:val="1"/>
-    <w:semiHidden/>
     <w:unhideWhenUsed/>
   </w:style>
   <w:style w:type="table" w:default="1" w:styleId="TableNormal">

--- a/docs/baocao.docx
+++ b/docs/baocao.docx
@@ -120,7 +120,7 @@
               </wp:anchor>
             </w:drawing>
           </mc:Choice>
-          <mc:Fallback xmlns:w16sdtfl="http://schemas.microsoft.com/office/word/2024/wordml/sdtformatlock" xmlns:w16du="http://schemas.microsoft.com/office/word/2023/wordml/word16du" xmlns:oel="http://schemas.microsoft.com/office/2019/extlst">
+          <mc:Fallback xmlns:oel="http://schemas.microsoft.com/office/2019/extlst" xmlns:w16du="http://schemas.microsoft.com/office/word/2023/wordml/word16du" xmlns:w16sdtfl="http://schemas.microsoft.com/office/word/2024/wordml/sdtformatlock">
             <w:pict>
               <v:shapetype w14:anchorId="6780BD3A" id="_x0000_t32" coordsize="21600,21600" o:spt="32" o:oned="t" path="m,l21600,21600e" filled="f">
                 <v:path arrowok="t" fillok="f" o:connecttype="none"/>
@@ -679,29 +679,14 @@
         </w:rPr>
         <w:t>ĐÀO VĂN KHIÊM</w:t>
       </w:r>
-    </w:p>
-    <w:p>
-      <w:pPr>
-        <w:pStyle w:val="Ba"/>
-        <w:pBdr>
-          <w:top w:val="thinThickSmallGap" w:sz="18" w:space="1" w:color="auto"/>
-          <w:left w:val="thinThickSmallGap" w:sz="18" w:space="4" w:color="auto"/>
-          <w:bottom w:val="thickThinSmallGap" w:sz="18" w:space="1" w:color="auto"/>
-          <w:right w:val="thickThinSmallGap" w:sz="18" w:space="4" w:color="auto"/>
-        </w:pBdr>
-        <w:tabs>
-          <w:tab w:val="left" w:pos="3870"/>
-          <w:tab w:val="center" w:pos="4320"/>
-          <w:tab w:val="right" w:pos="8640"/>
-        </w:tabs>
-        <w:spacing w:after="0"/>
-        <w:ind w:firstLine="2160"/>
+      <w:r>
         <w:rPr>
           <w:b/>
           <w:szCs w:val="26"/>
           <w:lang w:eastAsia="x-none"/>
         </w:rPr>
-      </w:pPr>
+        <w:t xml:space="preserve"> - </w:t>
+      </w:r>
       <w:r>
         <w:rPr>
           <w:b/>
@@ -734,41 +719,11 @@
         </w:tabs>
         <w:spacing w:after="0"/>
         <w:rPr>
+          <w:b/>
           <w:szCs w:val="26"/>
           <w:lang w:eastAsia="x-none"/>
         </w:rPr>
       </w:pPr>
-      <w:r>
-        <w:rPr>
-          <w:szCs w:val="26"/>
-          <w:lang w:eastAsia="x-none"/>
-        </w:rPr>
-        <w:t xml:space="preserve">MÃ LỚP: </w:t>
-      </w:r>
-      <w:r>
-        <w:rPr>
-          <w:b/>
-          <w:szCs w:val="26"/>
-          <w:lang w:eastAsia="x-none"/>
-        </w:rPr>
-        <w:t>12523</w:t>
-      </w:r>
-      <w:r>
-        <w:rPr>
-          <w:b/>
-          <w:szCs w:val="26"/>
-          <w:lang w:eastAsia="x-none"/>
-        </w:rPr>
-        <w:t>W.</w:t>
-      </w:r>
-      <w:r>
-        <w:rPr>
-          <w:b/>
-          <w:szCs w:val="26"/>
-          <w:lang w:eastAsia="x-none"/>
-        </w:rPr>
-        <w:t>2</w:t>
-      </w:r>
     </w:p>
     <w:p>
       <w:pPr>
@@ -787,6 +742,78 @@
         <w:rPr>
           <w:b/>
           <w:szCs w:val="26"/>
+          <w:lang w:eastAsia="x-none"/>
+        </w:rPr>
+      </w:pPr>
+      <w:r>
+        <w:rPr>
+          <w:szCs w:val="26"/>
+          <w:lang w:eastAsia="x-none"/>
+        </w:rPr>
+        <w:t xml:space="preserve">MÃ LỚP: </w:t>
+      </w:r>
+      <w:r>
+        <w:rPr>
+          <w:b/>
+          <w:szCs w:val="26"/>
+          <w:lang w:eastAsia="x-none"/>
+        </w:rPr>
+        <w:t>12523</w:t>
+      </w:r>
+      <w:r>
+        <w:rPr>
+          <w:b/>
+          <w:szCs w:val="26"/>
+          <w:lang w:eastAsia="x-none"/>
+        </w:rPr>
+        <w:t>W.</w:t>
+      </w:r>
+      <w:r>
+        <w:rPr>
+          <w:b/>
+          <w:szCs w:val="26"/>
+          <w:lang w:eastAsia="x-none"/>
+        </w:rPr>
+        <w:t>2</w:t>
+      </w:r>
+    </w:p>
+    <w:p>
+      <w:pPr>
+        <w:pStyle w:val="Ba"/>
+        <w:pBdr>
+          <w:top w:val="thinThickSmallGap" w:sz="18" w:space="1" w:color="auto"/>
+          <w:left w:val="thinThickSmallGap" w:sz="18" w:space="4" w:color="auto"/>
+          <w:bottom w:val="thickThinSmallGap" w:sz="18" w:space="1" w:color="auto"/>
+          <w:right w:val="thickThinSmallGap" w:sz="18" w:space="4" w:color="auto"/>
+        </w:pBdr>
+        <w:tabs>
+          <w:tab w:val="center" w:pos="4320"/>
+          <w:tab w:val="right" w:pos="8640"/>
+        </w:tabs>
+        <w:spacing w:after="0"/>
+        <w:rPr>
+          <w:szCs w:val="26"/>
+          <w:lang w:eastAsia="x-none"/>
+        </w:rPr>
+      </w:pPr>
+    </w:p>
+    <w:p>
+      <w:pPr>
+        <w:pStyle w:val="Ba"/>
+        <w:pBdr>
+          <w:top w:val="thinThickSmallGap" w:sz="18" w:space="1" w:color="auto"/>
+          <w:left w:val="thinThickSmallGap" w:sz="18" w:space="4" w:color="auto"/>
+          <w:bottom w:val="thickThinSmallGap" w:sz="18" w:space="1" w:color="auto"/>
+          <w:right w:val="thickThinSmallGap" w:sz="18" w:space="4" w:color="auto"/>
+        </w:pBdr>
+        <w:tabs>
+          <w:tab w:val="center" w:pos="4320"/>
+          <w:tab w:val="right" w:pos="8640"/>
+        </w:tabs>
+        <w:spacing w:after="0"/>
+        <w:rPr>
+          <w:b/>
+          <w:szCs w:val="26"/>
           <w:lang w:val="vi-VN" w:eastAsia="x-none"/>
         </w:rPr>
       </w:pPr>
@@ -820,6 +847,160 @@
         </w:rPr>
         <w:t xml:space="preserve">GV NGUYỄN ĐỨC TUẤN ANH </w:t>
       </w:r>
+    </w:p>
+    <w:p>
+      <w:pPr>
+        <w:pStyle w:val="Ba"/>
+        <w:pBdr>
+          <w:top w:val="thinThickSmallGap" w:sz="18" w:space="1" w:color="auto"/>
+          <w:left w:val="thinThickSmallGap" w:sz="18" w:space="4" w:color="auto"/>
+          <w:bottom w:val="thickThinSmallGap" w:sz="18" w:space="1" w:color="auto"/>
+          <w:right w:val="thickThinSmallGap" w:sz="18" w:space="4" w:color="auto"/>
+        </w:pBdr>
+        <w:tabs>
+          <w:tab w:val="center" w:pos="4320"/>
+          <w:tab w:val="right" w:pos="8640"/>
+        </w:tabs>
+        <w:spacing w:after="0"/>
+        <w:rPr>
+          <w:b/>
+          <w:sz w:val="24"/>
+          <w:szCs w:val="26"/>
+          <w:lang w:eastAsia="x-none"/>
+        </w:rPr>
+      </w:pPr>
+    </w:p>
+    <w:p>
+      <w:pPr>
+        <w:pStyle w:val="Ba"/>
+        <w:pBdr>
+          <w:top w:val="thinThickSmallGap" w:sz="18" w:space="1" w:color="auto"/>
+          <w:left w:val="thinThickSmallGap" w:sz="18" w:space="4" w:color="auto"/>
+          <w:bottom w:val="thickThinSmallGap" w:sz="18" w:space="1" w:color="auto"/>
+          <w:right w:val="thickThinSmallGap" w:sz="18" w:space="4" w:color="auto"/>
+        </w:pBdr>
+        <w:tabs>
+          <w:tab w:val="center" w:pos="4320"/>
+          <w:tab w:val="right" w:pos="8640"/>
+        </w:tabs>
+        <w:spacing w:after="0"/>
+        <w:rPr>
+          <w:b/>
+          <w:sz w:val="24"/>
+          <w:szCs w:val="26"/>
+          <w:lang w:eastAsia="x-none"/>
+        </w:rPr>
+      </w:pPr>
+    </w:p>
+    <w:p>
+      <w:pPr>
+        <w:pStyle w:val="Ba"/>
+        <w:pBdr>
+          <w:top w:val="thinThickSmallGap" w:sz="18" w:space="1" w:color="auto"/>
+          <w:left w:val="thinThickSmallGap" w:sz="18" w:space="4" w:color="auto"/>
+          <w:bottom w:val="thickThinSmallGap" w:sz="18" w:space="1" w:color="auto"/>
+          <w:right w:val="thickThinSmallGap" w:sz="18" w:space="4" w:color="auto"/>
+        </w:pBdr>
+        <w:tabs>
+          <w:tab w:val="center" w:pos="4320"/>
+          <w:tab w:val="right" w:pos="8640"/>
+        </w:tabs>
+        <w:spacing w:after="0"/>
+        <w:rPr>
+          <w:b/>
+          <w:sz w:val="24"/>
+          <w:szCs w:val="26"/>
+          <w:lang w:eastAsia="x-none"/>
+        </w:rPr>
+      </w:pPr>
+    </w:p>
+    <w:p>
+      <w:pPr>
+        <w:pStyle w:val="Ba"/>
+        <w:pBdr>
+          <w:top w:val="thinThickSmallGap" w:sz="18" w:space="1" w:color="auto"/>
+          <w:left w:val="thinThickSmallGap" w:sz="18" w:space="4" w:color="auto"/>
+          <w:bottom w:val="thickThinSmallGap" w:sz="18" w:space="1" w:color="auto"/>
+          <w:right w:val="thickThinSmallGap" w:sz="18" w:space="4" w:color="auto"/>
+        </w:pBdr>
+        <w:tabs>
+          <w:tab w:val="center" w:pos="4320"/>
+          <w:tab w:val="right" w:pos="8640"/>
+        </w:tabs>
+        <w:spacing w:after="0"/>
+        <w:rPr>
+          <w:b/>
+          <w:sz w:val="24"/>
+          <w:szCs w:val="26"/>
+          <w:lang w:eastAsia="x-none"/>
+        </w:rPr>
+      </w:pPr>
+    </w:p>
+    <w:p>
+      <w:pPr>
+        <w:pStyle w:val="Ba"/>
+        <w:pBdr>
+          <w:top w:val="thinThickSmallGap" w:sz="18" w:space="1" w:color="auto"/>
+          <w:left w:val="thinThickSmallGap" w:sz="18" w:space="4" w:color="auto"/>
+          <w:bottom w:val="thickThinSmallGap" w:sz="18" w:space="1" w:color="auto"/>
+          <w:right w:val="thickThinSmallGap" w:sz="18" w:space="4" w:color="auto"/>
+        </w:pBdr>
+        <w:tabs>
+          <w:tab w:val="center" w:pos="4320"/>
+          <w:tab w:val="right" w:pos="8640"/>
+        </w:tabs>
+        <w:spacing w:after="0"/>
+        <w:rPr>
+          <w:b/>
+          <w:sz w:val="24"/>
+          <w:szCs w:val="26"/>
+          <w:lang w:eastAsia="x-none"/>
+        </w:rPr>
+      </w:pPr>
+    </w:p>
+    <w:p>
+      <w:pPr>
+        <w:pStyle w:val="Ba"/>
+        <w:pBdr>
+          <w:top w:val="thinThickSmallGap" w:sz="18" w:space="1" w:color="auto"/>
+          <w:left w:val="thinThickSmallGap" w:sz="18" w:space="4" w:color="auto"/>
+          <w:bottom w:val="thickThinSmallGap" w:sz="18" w:space="1" w:color="auto"/>
+          <w:right w:val="thickThinSmallGap" w:sz="18" w:space="4" w:color="auto"/>
+        </w:pBdr>
+        <w:tabs>
+          <w:tab w:val="center" w:pos="4320"/>
+          <w:tab w:val="right" w:pos="8640"/>
+        </w:tabs>
+        <w:spacing w:after="0"/>
+        <w:rPr>
+          <w:b/>
+          <w:sz w:val="24"/>
+          <w:szCs w:val="26"/>
+          <w:lang w:eastAsia="x-none"/>
+        </w:rPr>
+      </w:pPr>
+    </w:p>
+    <w:p>
+      <w:pPr>
+        <w:pStyle w:val="Ba"/>
+        <w:pBdr>
+          <w:top w:val="thinThickSmallGap" w:sz="18" w:space="1" w:color="auto"/>
+          <w:left w:val="thinThickSmallGap" w:sz="18" w:space="4" w:color="auto"/>
+          <w:bottom w:val="thickThinSmallGap" w:sz="18" w:space="1" w:color="auto"/>
+          <w:right w:val="thickThinSmallGap" w:sz="18" w:space="4" w:color="auto"/>
+        </w:pBdr>
+        <w:tabs>
+          <w:tab w:val="center" w:pos="4320"/>
+          <w:tab w:val="right" w:pos="8640"/>
+        </w:tabs>
+        <w:spacing w:after="0"/>
+        <w:rPr>
+          <w:b/>
+          <w:sz w:val="24"/>
+          <w:szCs w:val="26"/>
+          <w:lang w:eastAsia="x-none"/>
+        </w:rPr>
+      </w:pPr>
     </w:p>
     <w:p>
       <w:pPr>
@@ -1494,7 +1675,7 @@
     <w:p>
       <w:pPr>
         <w:spacing w:line="276" w:lineRule="auto"/>
-        <w:ind w:left="1" w:firstLine="719"/>
+        <w:ind w:left="1" w:firstLine="359"/>
         <w:jc w:val="both"/>
         <w:rPr>
           <w:szCs w:val="26"/>
@@ -1557,6 +1738,12 @@
           <w:szCs w:val="26"/>
         </w:rPr>
         <w:t>nhóm</w:t>
+      </w:r>
+      <w:r>
+        <w:rPr>
+          <w:szCs w:val="26"/>
+        </w:rPr>
+        <w:t xml:space="preserve"> bọn em</w:t>
       </w:r>
       <w:r>
         <w:rPr>
@@ -1571,22 +1758,32 @@
         <w:ind w:left="16"/>
         <w:jc w:val="right"/>
         <w:rPr>
+          <w:szCs w:val="26"/>
+        </w:rPr>
+      </w:pPr>
+      <w:r>
+        <w:rPr>
+          <w:szCs w:val="26"/>
+        </w:rPr>
+        <w:tab/>
+      </w:r>
+      <w:r>
+        <w:rPr>
+          <w:szCs w:val="26"/>
+        </w:rPr>
+        <w:tab/>
+      </w:r>
+    </w:p>
+    <w:p>
+      <w:pPr>
+        <w:spacing w:line="276" w:lineRule="auto"/>
+        <w:ind w:left="16"/>
+        <w:jc w:val="right"/>
+        <w:rPr>
           <w:i/>
           <w:szCs w:val="26"/>
         </w:rPr>
       </w:pPr>
-      <w:r>
-        <w:rPr>
-          <w:szCs w:val="26"/>
-        </w:rPr>
-        <w:tab/>
-      </w:r>
-      <w:r>
-        <w:rPr>
-          <w:szCs w:val="26"/>
-        </w:rPr>
-        <w:tab/>
-      </w:r>
       <w:r>
         <w:rPr>
           <w:i/>
@@ -1861,7 +2058,7 @@
     <w:p>
       <w:pPr>
         <w:spacing w:line="276" w:lineRule="auto"/>
-        <w:ind w:left="1" w:firstLine="719"/>
+        <w:ind w:left="1" w:firstLine="359"/>
         <w:jc w:val="both"/>
         <w:rPr>
           <w:szCs w:val="26"/>
@@ -1905,7 +2102,7 @@
     <w:p>
       <w:pPr>
         <w:spacing w:line="276" w:lineRule="auto"/>
-        <w:ind w:firstLine="720"/>
+        <w:ind w:firstLine="360"/>
         <w:jc w:val="both"/>
         <w:rPr>
           <w:szCs w:val="26"/>
@@ -2013,7 +2210,7 @@
     <w:p>
       <w:pPr>
         <w:spacing w:line="276" w:lineRule="auto"/>
-        <w:ind w:left="1" w:firstLine="719"/>
+        <w:ind w:left="1" w:firstLine="359"/>
         <w:jc w:val="both"/>
         <w:rPr>
           <w:szCs w:val="26"/>
@@ -4424,7 +4621,6 @@
                 <w:tab w:val="left" w:pos="627"/>
               </w:tabs>
               <w:spacing w:line="276" w:lineRule="auto"/>
-              <w:jc w:val="center"/>
               <w:rPr>
                 <w:szCs w:val="26"/>
               </w:rPr>
@@ -4432,8 +4628,6 @@
             <w:r>
               <w:rPr>
                 <w:rStyle w:val="ng-star-inserted"/>
-                <w:b/>
-                <w:bCs/>
                 <w:color w:val="1B1B1E"/>
                 <w:szCs w:val="26"/>
               </w:rPr>
@@ -4452,7 +4646,6 @@
                 <w:tab w:val="left" w:pos="627"/>
               </w:tabs>
               <w:spacing w:line="276" w:lineRule="auto"/>
-              <w:jc w:val="center"/>
               <w:rPr>
                 <w:szCs w:val="26"/>
               </w:rPr>
@@ -4460,8 +4653,6 @@
             <w:r>
               <w:rPr>
                 <w:rStyle w:val="ng-star-inserted"/>
-                <w:b/>
-                <w:bCs/>
                 <w:color w:val="1B1B1E"/>
                 <w:szCs w:val="26"/>
               </w:rPr>
@@ -4480,7 +4671,6 @@
                 <w:tab w:val="left" w:pos="627"/>
               </w:tabs>
               <w:spacing w:line="276" w:lineRule="auto"/>
-              <w:jc w:val="center"/>
               <w:rPr>
                 <w:szCs w:val="26"/>
               </w:rPr>
@@ -4533,7 +4723,6 @@
                 <w:tab w:val="left" w:pos="627"/>
               </w:tabs>
               <w:spacing w:line="276" w:lineRule="auto"/>
-              <w:jc w:val="center"/>
               <w:rPr>
                 <w:szCs w:val="26"/>
               </w:rPr>
@@ -4541,8 +4730,6 @@
             <w:r>
               <w:rPr>
                 <w:rStyle w:val="ng-star-inserted"/>
-                <w:b/>
-                <w:bCs/>
                 <w:color w:val="1B1B1E"/>
                 <w:szCs w:val="26"/>
               </w:rPr>
@@ -4561,7 +4748,6 @@
                 <w:tab w:val="left" w:pos="627"/>
               </w:tabs>
               <w:spacing w:line="276" w:lineRule="auto"/>
-              <w:jc w:val="center"/>
               <w:rPr>
                 <w:szCs w:val="26"/>
               </w:rPr>
@@ -4569,8 +4755,6 @@
             <w:r>
               <w:rPr>
                 <w:rStyle w:val="ng-star-inserted"/>
-                <w:b/>
-                <w:bCs/>
                 <w:color w:val="1B1B1E"/>
                 <w:szCs w:val="26"/>
               </w:rPr>
@@ -4589,7 +4773,6 @@
                 <w:tab w:val="left" w:pos="627"/>
               </w:tabs>
               <w:spacing w:line="276" w:lineRule="auto"/>
-              <w:jc w:val="center"/>
               <w:rPr>
                 <w:szCs w:val="26"/>
               </w:rPr>
@@ -4642,7 +4825,6 @@
                 <w:tab w:val="left" w:pos="627"/>
               </w:tabs>
               <w:spacing w:line="276" w:lineRule="auto"/>
-              <w:jc w:val="center"/>
               <w:rPr>
                 <w:szCs w:val="26"/>
               </w:rPr>
@@ -4650,8 +4832,6 @@
             <w:r>
               <w:rPr>
                 <w:rStyle w:val="ng-star-inserted"/>
-                <w:b/>
-                <w:bCs/>
                 <w:color w:val="1B1B1E"/>
                 <w:szCs w:val="26"/>
               </w:rPr>
@@ -4670,7 +4850,6 @@
                 <w:tab w:val="left" w:pos="627"/>
               </w:tabs>
               <w:spacing w:line="276" w:lineRule="auto"/>
-              <w:jc w:val="center"/>
               <w:rPr>
                 <w:szCs w:val="26"/>
               </w:rPr>
@@ -4678,8 +4857,6 @@
             <w:r>
               <w:rPr>
                 <w:rStyle w:val="ng-star-inserted"/>
-                <w:b/>
-                <w:bCs/>
                 <w:color w:val="1B1B1E"/>
                 <w:szCs w:val="26"/>
               </w:rPr>
@@ -4698,7 +4875,6 @@
                 <w:tab w:val="left" w:pos="627"/>
               </w:tabs>
               <w:spacing w:line="276" w:lineRule="auto"/>
-              <w:jc w:val="center"/>
               <w:rPr>
                 <w:szCs w:val="26"/>
               </w:rPr>
@@ -4751,7 +4927,6 @@
                 <w:tab w:val="left" w:pos="627"/>
               </w:tabs>
               <w:spacing w:line="276" w:lineRule="auto"/>
-              <w:jc w:val="center"/>
               <w:rPr>
                 <w:szCs w:val="26"/>
               </w:rPr>
@@ -4759,8 +4934,6 @@
             <w:r>
               <w:rPr>
                 <w:rStyle w:val="ng-star-inserted"/>
-                <w:b/>
-                <w:bCs/>
                 <w:color w:val="1B1B1E"/>
                 <w:szCs w:val="26"/>
               </w:rPr>
@@ -4779,7 +4952,6 @@
                 <w:tab w:val="left" w:pos="627"/>
               </w:tabs>
               <w:spacing w:line="276" w:lineRule="auto"/>
-              <w:jc w:val="center"/>
               <w:rPr>
                 <w:szCs w:val="26"/>
               </w:rPr>
@@ -4787,8 +4959,6 @@
             <w:r>
               <w:rPr>
                 <w:rStyle w:val="ng-star-inserted"/>
-                <w:b/>
-                <w:bCs/>
                 <w:color w:val="1B1B1E"/>
                 <w:szCs w:val="26"/>
               </w:rPr>
@@ -4807,7 +4977,6 @@
                 <w:tab w:val="left" w:pos="627"/>
               </w:tabs>
               <w:spacing w:line="276" w:lineRule="auto"/>
-              <w:jc w:val="center"/>
               <w:rPr>
                 <w:szCs w:val="26"/>
               </w:rPr>
@@ -4860,7 +5029,6 @@
                 <w:tab w:val="left" w:pos="627"/>
               </w:tabs>
               <w:spacing w:line="276" w:lineRule="auto"/>
-              <w:jc w:val="center"/>
               <w:rPr>
                 <w:szCs w:val="26"/>
               </w:rPr>
@@ -4868,8 +5036,6 @@
             <w:r>
               <w:rPr>
                 <w:rStyle w:val="ng-star-inserted"/>
-                <w:b/>
-                <w:bCs/>
                 <w:color w:val="1B1B1E"/>
                 <w:szCs w:val="26"/>
               </w:rPr>
@@ -4888,7 +5054,6 @@
                 <w:tab w:val="left" w:pos="627"/>
               </w:tabs>
               <w:spacing w:line="276" w:lineRule="auto"/>
-              <w:jc w:val="center"/>
               <w:rPr>
                 <w:szCs w:val="26"/>
               </w:rPr>
@@ -4896,8 +5061,6 @@
             <w:r>
               <w:rPr>
                 <w:rStyle w:val="ng-star-inserted"/>
-                <w:b/>
-                <w:bCs/>
                 <w:color w:val="1B1B1E"/>
                 <w:szCs w:val="26"/>
               </w:rPr>
@@ -4916,7 +5079,6 @@
                 <w:tab w:val="left" w:pos="627"/>
               </w:tabs>
               <w:spacing w:line="276" w:lineRule="auto"/>
-              <w:jc w:val="center"/>
               <w:rPr>
                 <w:szCs w:val="26"/>
               </w:rPr>
@@ -4969,7 +5131,6 @@
                 <w:tab w:val="left" w:pos="627"/>
               </w:tabs>
               <w:spacing w:line="276" w:lineRule="auto"/>
-              <w:jc w:val="center"/>
               <w:rPr>
                 <w:szCs w:val="26"/>
               </w:rPr>
@@ -4977,8 +5138,6 @@
             <w:r>
               <w:rPr>
                 <w:rStyle w:val="ng-star-inserted"/>
-                <w:b/>
-                <w:bCs/>
                 <w:color w:val="1B1B1E"/>
                 <w:szCs w:val="26"/>
               </w:rPr>
@@ -4997,7 +5156,6 @@
                 <w:tab w:val="left" w:pos="627"/>
               </w:tabs>
               <w:spacing w:line="276" w:lineRule="auto"/>
-              <w:jc w:val="center"/>
               <w:rPr>
                 <w:szCs w:val="26"/>
               </w:rPr>
@@ -5005,8 +5163,6 @@
             <w:r>
               <w:rPr>
                 <w:rStyle w:val="ng-star-inserted"/>
-                <w:b/>
-                <w:bCs/>
                 <w:color w:val="1B1B1E"/>
                 <w:szCs w:val="26"/>
               </w:rPr>
@@ -5025,7 +5181,6 @@
                 <w:tab w:val="left" w:pos="627"/>
               </w:tabs>
               <w:spacing w:line="276" w:lineRule="auto"/>
-              <w:jc w:val="center"/>
               <w:rPr>
                 <w:szCs w:val="26"/>
               </w:rPr>
@@ -5066,6 +5221,621 @@
           </w:p>
         </w:tc>
       </w:tr>
+      <w:tr>
+        <w:tc>
+          <w:tcPr>
+            <w:tcW w:w="805" w:type="dxa"/>
+            <w:vAlign w:val="center"/>
+          </w:tcPr>
+          <w:p>
+            <w:pPr>
+              <w:tabs>
+                <w:tab w:val="left" w:pos="627"/>
+              </w:tabs>
+              <w:spacing w:line="276" w:lineRule="auto"/>
+              <w:rPr>
+                <w:rStyle w:val="ng-star-inserted"/>
+                <w:color w:val="1B1B1E"/>
+                <w:szCs w:val="26"/>
+              </w:rPr>
+            </w:pPr>
+            <w:r>
+              <w:rPr>
+                <w:rStyle w:val="ng-star-inserted"/>
+                <w:color w:val="1B1B1E"/>
+                <w:szCs w:val="26"/>
+              </w:rPr>
+              <w:t>7</w:t>
+            </w:r>
+          </w:p>
+        </w:tc>
+        <w:tc>
+          <w:tcPr>
+            <w:tcW w:w="1458" w:type="dxa"/>
+            <w:vAlign w:val="center"/>
+          </w:tcPr>
+          <w:p>
+            <w:pPr>
+              <w:tabs>
+                <w:tab w:val="left" w:pos="627"/>
+              </w:tabs>
+              <w:spacing w:line="276" w:lineRule="auto"/>
+              <w:rPr>
+                <w:rStyle w:val="ng-star-inserted"/>
+                <w:color w:val="1B1B1E"/>
+                <w:szCs w:val="26"/>
+              </w:rPr>
+            </w:pPr>
+            <w:r>
+              <w:rPr>
+                <w:szCs w:val="26"/>
+              </w:rPr>
+              <w:t>RMSE</w:t>
+            </w:r>
+          </w:p>
+        </w:tc>
+        <w:tc>
+          <w:tcPr>
+            <w:tcW w:w="2835" w:type="dxa"/>
+            <w:vAlign w:val="center"/>
+          </w:tcPr>
+          <w:p>
+            <w:pPr>
+              <w:tabs>
+                <w:tab w:val="left" w:pos="627"/>
+              </w:tabs>
+              <w:spacing w:line="276" w:lineRule="auto"/>
+              <w:rPr>
+                <w:rStyle w:val="ng-star-inserted"/>
+                <w:color w:val="1B1B1E"/>
+                <w:szCs w:val="26"/>
+              </w:rPr>
+            </w:pPr>
+            <w:r>
+              <w:rPr>
+                <w:szCs w:val="26"/>
+              </w:rPr>
+              <w:t>Root Mean Square Error</w:t>
+            </w:r>
+          </w:p>
+        </w:tc>
+        <w:tc>
+          <w:tcPr>
+            <w:tcW w:w="3958" w:type="dxa"/>
+            <w:vAlign w:val="center"/>
+          </w:tcPr>
+          <w:tbl>
+            <w:tblPr>
+              <w:tblW w:w="0" w:type="auto"/>
+              <w:tblCellSpacing w:w="15" w:type="dxa"/>
+              <w:tblCellMar>
+                <w:top w:w="15" w:type="dxa"/>
+                <w:left w:w="15" w:type="dxa"/>
+                <w:bottom w:w="15" w:type="dxa"/>
+                <w:right w:w="15" w:type="dxa"/>
+              </w:tblCellMar>
+              <w:tblLook w:val="04A0" w:firstRow="1" w:lastRow="0" w:firstColumn="1" w:lastColumn="0" w:noHBand="0" w:noVBand="1"/>
+            </w:tblPr>
+            <w:tblGrid>
+              <w:gridCol w:w="96"/>
+            </w:tblGrid>
+            <w:tr>
+              <w:trPr>
+                <w:tblCellSpacing w:w="15" w:type="dxa"/>
+              </w:trPr>
+              <w:tc>
+                <w:tcPr>
+                  <w:tcW w:w="0" w:type="auto"/>
+                  <w:vAlign w:val="center"/>
+                  <w:hideMark/>
+                </w:tcPr>
+                <w:p>
+                  <w:pPr>
+                    <w:spacing w:line="276" w:lineRule="auto"/>
+                    <w:rPr>
+                      <w:szCs w:val="26"/>
+                    </w:rPr>
+                  </w:pPr>
+                </w:p>
+              </w:tc>
+            </w:tr>
+          </w:tbl>
+          <w:p>
+            <w:pPr>
+              <w:spacing w:line="276" w:lineRule="auto"/>
+              <w:rPr>
+                <w:vanish/>
+                <w:szCs w:val="26"/>
+              </w:rPr>
+            </w:pPr>
+          </w:p>
+          <w:tbl>
+            <w:tblPr>
+              <w:tblW w:w="0" w:type="auto"/>
+              <w:tblCellSpacing w:w="15" w:type="dxa"/>
+              <w:tblCellMar>
+                <w:top w:w="15" w:type="dxa"/>
+                <w:left w:w="15" w:type="dxa"/>
+                <w:bottom w:w="15" w:type="dxa"/>
+                <w:right w:w="15" w:type="dxa"/>
+              </w:tblCellMar>
+              <w:tblLook w:val="04A0" w:firstRow="1" w:lastRow="0" w:firstColumn="1" w:lastColumn="0" w:noHBand="0" w:noVBand="1"/>
+            </w:tblPr>
+            <w:tblGrid>
+              <w:gridCol w:w="3742"/>
+            </w:tblGrid>
+            <w:tr>
+              <w:trPr>
+                <w:tblCellSpacing w:w="15" w:type="dxa"/>
+              </w:trPr>
+              <w:tc>
+                <w:tcPr>
+                  <w:tcW w:w="0" w:type="auto"/>
+                  <w:vAlign w:val="center"/>
+                  <w:hideMark/>
+                </w:tcPr>
+                <w:p>
+                  <w:pPr>
+                    <w:spacing w:line="276" w:lineRule="auto"/>
+                    <w:rPr>
+                      <w:szCs w:val="26"/>
+                    </w:rPr>
+                  </w:pPr>
+                  <w:r>
+                    <w:rPr>
+                      <w:szCs w:val="26"/>
+                    </w:rPr>
+                    <w:t>Căn bậc hai của sai số bình phương trung bình, metric đánh giá sai số của mô hình hồi quy.</w:t>
+                  </w:r>
+                </w:p>
+              </w:tc>
+            </w:tr>
+          </w:tbl>
+          <w:p>
+            <w:pPr>
+              <w:tabs>
+                <w:tab w:val="left" w:pos="627"/>
+              </w:tabs>
+              <w:spacing w:line="276" w:lineRule="auto"/>
+              <w:rPr>
+                <w:rStyle w:val="ng-star-inserted"/>
+                <w:color w:val="1B1B1E"/>
+                <w:szCs w:val="26"/>
+              </w:rPr>
+            </w:pPr>
+          </w:p>
+        </w:tc>
+      </w:tr>
+      <w:tr>
+        <w:tc>
+          <w:tcPr>
+            <w:tcW w:w="805" w:type="dxa"/>
+            <w:vAlign w:val="center"/>
+          </w:tcPr>
+          <w:p>
+            <w:pPr>
+              <w:tabs>
+                <w:tab w:val="left" w:pos="627"/>
+              </w:tabs>
+              <w:spacing w:line="276" w:lineRule="auto"/>
+              <w:rPr>
+                <w:rStyle w:val="ng-star-inserted"/>
+                <w:color w:val="1B1B1E"/>
+                <w:szCs w:val="26"/>
+              </w:rPr>
+            </w:pPr>
+            <w:r>
+              <w:rPr>
+                <w:rStyle w:val="ng-star-inserted"/>
+                <w:color w:val="1B1B1E"/>
+                <w:szCs w:val="26"/>
+              </w:rPr>
+              <w:t>8</w:t>
+            </w:r>
+          </w:p>
+        </w:tc>
+        <w:tc>
+          <w:tcPr>
+            <w:tcW w:w="1458" w:type="dxa"/>
+            <w:vAlign w:val="center"/>
+          </w:tcPr>
+          <w:p>
+            <w:pPr>
+              <w:tabs>
+                <w:tab w:val="left" w:pos="627"/>
+              </w:tabs>
+              <w:spacing w:line="276" w:lineRule="auto"/>
+              <w:rPr>
+                <w:rStyle w:val="ng-star-inserted"/>
+                <w:color w:val="1B1B1E"/>
+                <w:szCs w:val="26"/>
+              </w:rPr>
+            </w:pPr>
+            <w:r>
+              <w:rPr>
+                <w:szCs w:val="26"/>
+              </w:rPr>
+              <w:t>R²</w:t>
+            </w:r>
+          </w:p>
+        </w:tc>
+        <w:tc>
+          <w:tcPr>
+            <w:tcW w:w="2835" w:type="dxa"/>
+            <w:vAlign w:val="center"/>
+          </w:tcPr>
+          <w:p>
+            <w:pPr>
+              <w:tabs>
+                <w:tab w:val="left" w:pos="627"/>
+              </w:tabs>
+              <w:spacing w:line="276" w:lineRule="auto"/>
+              <w:rPr>
+                <w:rStyle w:val="ng-star-inserted"/>
+                <w:color w:val="1B1B1E"/>
+                <w:szCs w:val="26"/>
+              </w:rPr>
+            </w:pPr>
+            <w:r>
+              <w:rPr>
+                <w:szCs w:val="26"/>
+              </w:rPr>
+              <w:t>R-squared / Coefficient of Determination</w:t>
+            </w:r>
+          </w:p>
+        </w:tc>
+        <w:tc>
+          <w:tcPr>
+            <w:tcW w:w="3958" w:type="dxa"/>
+            <w:vAlign w:val="center"/>
+          </w:tcPr>
+          <w:p>
+            <w:pPr>
+              <w:tabs>
+                <w:tab w:val="left" w:pos="627"/>
+              </w:tabs>
+              <w:spacing w:line="276" w:lineRule="auto"/>
+              <w:rPr>
+                <w:rStyle w:val="ng-star-inserted"/>
+                <w:color w:val="1B1B1E"/>
+                <w:szCs w:val="26"/>
+              </w:rPr>
+            </w:pPr>
+            <w:r>
+              <w:rPr>
+                <w:szCs w:val="26"/>
+              </w:rPr>
+              <w:t>Hệ số xác định, đo mức độ mô hình giải thích được sự biến thiên của biến mục tiêu.</w:t>
+            </w:r>
+          </w:p>
+        </w:tc>
+      </w:tr>
+      <w:tr>
+        <w:tc>
+          <w:tcPr>
+            <w:tcW w:w="805" w:type="dxa"/>
+            <w:vAlign w:val="center"/>
+          </w:tcPr>
+          <w:p>
+            <w:pPr>
+              <w:tabs>
+                <w:tab w:val="left" w:pos="627"/>
+              </w:tabs>
+              <w:spacing w:line="276" w:lineRule="auto"/>
+              <w:rPr>
+                <w:rStyle w:val="ng-star-inserted"/>
+                <w:color w:val="1B1B1E"/>
+                <w:szCs w:val="26"/>
+              </w:rPr>
+            </w:pPr>
+            <w:r>
+              <w:rPr>
+                <w:rStyle w:val="ng-star-inserted"/>
+                <w:color w:val="1B1B1E"/>
+                <w:szCs w:val="26"/>
+              </w:rPr>
+              <w:t>9</w:t>
+            </w:r>
+          </w:p>
+        </w:tc>
+        <w:tc>
+          <w:tcPr>
+            <w:tcW w:w="1458" w:type="dxa"/>
+            <w:vAlign w:val="center"/>
+          </w:tcPr>
+          <w:p>
+            <w:pPr>
+              <w:tabs>
+                <w:tab w:val="left" w:pos="627"/>
+              </w:tabs>
+              <w:spacing w:line="276" w:lineRule="auto"/>
+              <w:rPr>
+                <w:rStyle w:val="ng-star-inserted"/>
+                <w:color w:val="1B1B1E"/>
+                <w:szCs w:val="26"/>
+              </w:rPr>
+            </w:pPr>
+            <w:r>
+              <w:rPr>
+                <w:szCs w:val="26"/>
+              </w:rPr>
+              <w:t>MSE</w:t>
+            </w:r>
+          </w:p>
+        </w:tc>
+        <w:tc>
+          <w:tcPr>
+            <w:tcW w:w="2835" w:type="dxa"/>
+            <w:vAlign w:val="center"/>
+          </w:tcPr>
+          <w:p>
+            <w:pPr>
+              <w:tabs>
+                <w:tab w:val="left" w:pos="627"/>
+              </w:tabs>
+              <w:spacing w:line="276" w:lineRule="auto"/>
+              <w:rPr>
+                <w:rStyle w:val="ng-star-inserted"/>
+                <w:color w:val="1B1B1E"/>
+                <w:szCs w:val="26"/>
+              </w:rPr>
+            </w:pPr>
+            <w:r>
+              <w:rPr>
+                <w:szCs w:val="26"/>
+              </w:rPr>
+              <w:t>Mean Squared Error</w:t>
+            </w:r>
+          </w:p>
+        </w:tc>
+        <w:tc>
+          <w:tcPr>
+            <w:tcW w:w="3958" w:type="dxa"/>
+            <w:vAlign w:val="center"/>
+          </w:tcPr>
+          <w:p>
+            <w:pPr>
+              <w:tabs>
+                <w:tab w:val="left" w:pos="627"/>
+              </w:tabs>
+              <w:spacing w:line="276" w:lineRule="auto"/>
+              <w:rPr>
+                <w:rStyle w:val="ng-star-inserted"/>
+                <w:color w:val="1B1B1E"/>
+                <w:szCs w:val="26"/>
+              </w:rPr>
+            </w:pPr>
+            <w:r>
+              <w:rPr>
+                <w:szCs w:val="26"/>
+              </w:rPr>
+              <w:t>Sai số bình phương trung bình, metric tính trung bình bình phương sai số giữa giá trị thực và giá trị dự đoán.</w:t>
+            </w:r>
+          </w:p>
+        </w:tc>
+      </w:tr>
+      <w:tr>
+        <w:tc>
+          <w:tcPr>
+            <w:tcW w:w="805" w:type="dxa"/>
+            <w:vAlign w:val="center"/>
+          </w:tcPr>
+          <w:p>
+            <w:pPr>
+              <w:tabs>
+                <w:tab w:val="left" w:pos="627"/>
+              </w:tabs>
+              <w:spacing w:line="276" w:lineRule="auto"/>
+              <w:rPr>
+                <w:rStyle w:val="ng-star-inserted"/>
+                <w:color w:val="1B1B1E"/>
+                <w:szCs w:val="26"/>
+              </w:rPr>
+            </w:pPr>
+            <w:r>
+              <w:rPr>
+                <w:rStyle w:val="ng-star-inserted"/>
+                <w:color w:val="1B1B1E"/>
+                <w:szCs w:val="26"/>
+              </w:rPr>
+              <w:t>1</w:t>
+            </w:r>
+            <w:r>
+              <w:rPr>
+                <w:rStyle w:val="ng-star-inserted"/>
+                <w:color w:val="1B1B1E"/>
+              </w:rPr>
+              <w:t>0</w:t>
+            </w:r>
+          </w:p>
+        </w:tc>
+        <w:tc>
+          <w:tcPr>
+            <w:tcW w:w="1458" w:type="dxa"/>
+            <w:vAlign w:val="center"/>
+          </w:tcPr>
+          <w:p>
+            <w:pPr>
+              <w:tabs>
+                <w:tab w:val="left" w:pos="627"/>
+              </w:tabs>
+              <w:spacing w:line="276" w:lineRule="auto"/>
+              <w:rPr>
+                <w:rStyle w:val="ng-star-inserted"/>
+                <w:color w:val="1B1B1E"/>
+                <w:szCs w:val="26"/>
+              </w:rPr>
+            </w:pPr>
+            <w:r>
+              <w:rPr>
+                <w:szCs w:val="26"/>
+              </w:rPr>
+              <w:t>DB</w:t>
+            </w:r>
+          </w:p>
+        </w:tc>
+        <w:tc>
+          <w:tcPr>
+            <w:tcW w:w="2835" w:type="dxa"/>
+            <w:vAlign w:val="center"/>
+          </w:tcPr>
+          <w:p>
+            <w:pPr>
+              <w:tabs>
+                <w:tab w:val="left" w:pos="627"/>
+              </w:tabs>
+              <w:spacing w:line="276" w:lineRule="auto"/>
+              <w:rPr>
+                <w:rStyle w:val="ng-star-inserted"/>
+                <w:color w:val="1B1B1E"/>
+                <w:szCs w:val="26"/>
+              </w:rPr>
+            </w:pPr>
+            <w:r>
+              <w:rPr>
+                <w:szCs w:val="26"/>
+              </w:rPr>
+              <w:t>Database</w:t>
+            </w:r>
+          </w:p>
+        </w:tc>
+        <w:tc>
+          <w:tcPr>
+            <w:tcW w:w="3958" w:type="dxa"/>
+            <w:vAlign w:val="center"/>
+          </w:tcPr>
+          <w:p>
+            <w:pPr>
+              <w:tabs>
+                <w:tab w:val="left" w:pos="627"/>
+              </w:tabs>
+              <w:spacing w:line="276" w:lineRule="auto"/>
+              <w:rPr>
+                <w:rStyle w:val="ng-star-inserted"/>
+                <w:color w:val="1B1B1E"/>
+                <w:szCs w:val="26"/>
+              </w:rPr>
+            </w:pPr>
+            <w:r>
+              <w:rPr>
+                <w:szCs w:val="26"/>
+              </w:rPr>
+              <w:t>Cơ sở dữ liệu, nơi lưu trữ và quản lý dữ liệu của hệ thống.</w:t>
+            </w:r>
+          </w:p>
+        </w:tc>
+      </w:tr>
+      <w:tr>
+        <w:tc>
+          <w:tcPr>
+            <w:tcW w:w="805" w:type="dxa"/>
+            <w:vAlign w:val="center"/>
+          </w:tcPr>
+          <w:p>
+            <w:pPr>
+              <w:tabs>
+                <w:tab w:val="left" w:pos="627"/>
+              </w:tabs>
+              <w:spacing w:line="276" w:lineRule="auto"/>
+              <w:rPr>
+                <w:rStyle w:val="ng-star-inserted"/>
+                <w:color w:val="1B1B1E"/>
+                <w:szCs w:val="26"/>
+              </w:rPr>
+            </w:pPr>
+            <w:r>
+              <w:rPr>
+                <w:rStyle w:val="ng-star-inserted"/>
+                <w:color w:val="1B1B1E"/>
+                <w:szCs w:val="26"/>
+              </w:rPr>
+              <w:t>1</w:t>
+            </w:r>
+            <w:r>
+              <w:rPr>
+                <w:rStyle w:val="ng-star-inserted"/>
+                <w:color w:val="1B1B1E"/>
+              </w:rPr>
+              <w:t>1</w:t>
+            </w:r>
+          </w:p>
+        </w:tc>
+        <w:tc>
+          <w:tcPr>
+            <w:tcW w:w="1458" w:type="dxa"/>
+            <w:vAlign w:val="center"/>
+          </w:tcPr>
+          <w:p>
+            <w:pPr>
+              <w:tabs>
+                <w:tab w:val="left" w:pos="627"/>
+              </w:tabs>
+              <w:spacing w:line="276" w:lineRule="auto"/>
+              <w:rPr>
+                <w:rStyle w:val="ng-star-inserted"/>
+                <w:color w:val="1B1B1E"/>
+                <w:szCs w:val="26"/>
+              </w:rPr>
+            </w:pPr>
+            <w:r>
+              <w:rPr>
+                <w:szCs w:val="26"/>
+              </w:rPr>
+              <w:t>JSON</w:t>
+            </w:r>
+          </w:p>
+        </w:tc>
+        <w:tc>
+          <w:tcPr>
+            <w:tcW w:w="2835" w:type="dxa"/>
+            <w:vAlign w:val="center"/>
+          </w:tcPr>
+          <w:p>
+            <w:pPr>
+              <w:tabs>
+                <w:tab w:val="left" w:pos="627"/>
+              </w:tabs>
+              <w:spacing w:line="276" w:lineRule="auto"/>
+              <w:rPr>
+                <w:rStyle w:val="ng-star-inserted"/>
+                <w:color w:val="1B1B1E"/>
+                <w:szCs w:val="26"/>
+              </w:rPr>
+            </w:pPr>
+            <w:r>
+              <w:rPr>
+                <w:szCs w:val="26"/>
+              </w:rPr>
+              <w:t>JavaScript Object Notation</w:t>
+            </w:r>
+          </w:p>
+        </w:tc>
+        <w:tc>
+          <w:tcPr>
+            <w:tcW w:w="3958" w:type="dxa"/>
+            <w:vAlign w:val="center"/>
+          </w:tcPr>
+          <w:p>
+            <w:pPr>
+              <w:tabs>
+                <w:tab w:val="left" w:pos="627"/>
+              </w:tabs>
+              <w:spacing w:line="276" w:lineRule="auto"/>
+              <w:rPr>
+                <w:rStyle w:val="ng-star-inserted"/>
+                <w:color w:val="1B1B1E"/>
+                <w:szCs w:val="26"/>
+              </w:rPr>
+            </w:pPr>
+            <w:r>
+              <w:rPr>
+                <w:szCs w:val="26"/>
+              </w:rPr>
+              <w:t>Định dạng dữ liệu dạng văn bản thường được sử dụng để trao đổi dữ liệu giữa Frontend và Backend/API.</w:t>
+            </w:r>
+          </w:p>
+        </w:tc>
+      </w:tr>
     </w:tbl>
     <w:p>
       <w:pPr>
@@ -6052,6 +6822,7 @@
         <w:pStyle w:val="ng-star-inserted1"/>
         <w:shd w:val="clear" w:color="auto" w:fill="FFFFFF"/>
         <w:spacing w:after="270" w:line="276" w:lineRule="auto"/>
+        <w:ind w:firstLine="360"/>
         <w:jc w:val="both"/>
         <w:rPr>
           <w:rStyle w:val="ng-star-inserted"/>
@@ -6075,6 +6846,7 @@
         <w:pStyle w:val="ng-star-inserted1"/>
         <w:shd w:val="clear" w:color="auto" w:fill="FFFFFF"/>
         <w:spacing w:after="270" w:afterAutospacing="0" w:line="276" w:lineRule="auto"/>
+        <w:ind w:firstLine="360"/>
         <w:jc w:val="both"/>
         <w:rPr>
           <w:color w:val="1B1B1E"/>
@@ -6117,6 +6889,7 @@
       <w:pPr>
         <w:shd w:val="clear" w:color="auto" w:fill="FFFFFF" w:themeFill="background1"/>
         <w:spacing w:before="100" w:beforeAutospacing="1" w:line="276" w:lineRule="auto"/>
+        <w:ind w:firstLine="360"/>
         <w:jc w:val="both"/>
         <w:rPr>
           <w:color w:val="1B1B1E"/>
@@ -6137,6 +6910,7 @@
       <w:pPr>
         <w:shd w:val="clear" w:color="auto" w:fill="FFFFFF" w:themeFill="background1"/>
         <w:spacing w:before="100" w:beforeAutospacing="1" w:line="276" w:lineRule="auto"/>
+        <w:ind w:firstLine="360"/>
         <w:jc w:val="both"/>
         <w:rPr>
           <w:color w:val="1B1B1E"/>
@@ -6454,6 +7228,7 @@
       <w:pPr>
         <w:shd w:val="clear" w:color="auto" w:fill="FFFFFF" w:themeFill="background1"/>
         <w:spacing w:after="270" w:line="276" w:lineRule="auto"/>
+        <w:ind w:firstLine="360"/>
         <w:jc w:val="both"/>
         <w:rPr>
           <w:color w:val="1B1B1E"/>
@@ -6561,6 +7336,7 @@
       <w:pPr>
         <w:shd w:val="clear" w:color="auto" w:fill="FFFFFF" w:themeFill="background1"/>
         <w:spacing w:before="100" w:beforeAutospacing="1" w:line="276" w:lineRule="auto"/>
+        <w:ind w:firstLine="360"/>
         <w:jc w:val="both"/>
         <w:rPr>
           <w:color w:val="1B1B1E"/>
@@ -6605,6 +7381,7 @@
         <w:pStyle w:val="ng-star-inserted1"/>
         <w:shd w:val="clear" w:color="auto" w:fill="FFFFFF" w:themeFill="background1"/>
         <w:spacing w:after="270" w:afterAutospacing="0" w:line="276" w:lineRule="auto"/>
+        <w:ind w:firstLine="360"/>
         <w:jc w:val="both"/>
         <w:rPr>
           <w:sz w:val="26"/>
@@ -6845,6 +7622,7 @@
         <w:pStyle w:val="ng-star-inserted1"/>
         <w:shd w:val="clear" w:color="auto" w:fill="FFFFFF"/>
         <w:spacing w:after="270" w:afterAutospacing="0" w:line="276" w:lineRule="auto"/>
+        <w:ind w:firstLine="360"/>
         <w:jc w:val="both"/>
         <w:rPr>
           <w:color w:val="1B1B1E"/>
@@ -7277,6 +8055,7 @@
       <w:pPr>
         <w:shd w:val="clear" w:color="auto" w:fill="FFFFFF" w:themeFill="background1"/>
         <w:spacing w:after="270" w:line="276" w:lineRule="auto"/>
+        <w:ind w:firstLine="360"/>
         <w:jc w:val="both"/>
         <w:rPr>
           <w:color w:val="1B1B1E"/>
@@ -7315,6 +8094,7 @@
       <w:pPr>
         <w:shd w:val="clear" w:color="auto" w:fill="FFFFFF" w:themeFill="background1"/>
         <w:spacing w:before="100" w:beforeAutospacing="1" w:after="270" w:line="276" w:lineRule="auto"/>
+        <w:ind w:firstLine="360"/>
         <w:jc w:val="both"/>
         <w:rPr>
           <w:color w:val="1B1B1E"/>
@@ -7353,6 +8133,7 @@
       <w:pPr>
         <w:shd w:val="clear" w:color="auto" w:fill="FFFFFF" w:themeFill="background1"/>
         <w:spacing w:before="100" w:beforeAutospacing="1" w:line="276" w:lineRule="auto"/>
+        <w:ind w:firstLine="360"/>
         <w:jc w:val="both"/>
         <w:rPr>
           <w:color w:val="1B1B1E"/>
@@ -7546,6 +8327,7 @@
         <w:pStyle w:val="ng-star-inserted1"/>
         <w:shd w:val="clear" w:color="auto" w:fill="FFFFFF"/>
         <w:spacing w:after="270" w:afterAutospacing="0" w:line="276" w:lineRule="auto"/>
+        <w:ind w:firstLine="360"/>
         <w:jc w:val="both"/>
         <w:rPr>
           <w:color w:val="1B1B1E"/>
@@ -8214,9 +8996,6 @@
       </w:r>
       <w:bookmarkEnd w:id="16"/>
       <w:r>
-        <w:rPr>
-          <w:rStyle w:val="Ba"/>
-        </w:rPr>
         <w:t xml:space="preserve"> </w:t>
       </w:r>
       <w:r>
@@ -8287,16 +9066,7 @@
           <w:color w:val="1B1B1E"/>
           <w:szCs w:val="26"/>
         </w:rPr>
-        <w:t xml:space="preserve"> </w:t>
-      </w:r>
-      <w:r>
-        <w:rPr>
-          <w:rStyle w:val="ng-star-inserted"/>
-          <w:rFonts w:cs="Times New Roman"/>
-          <w:color w:val="1B1B1E"/>
-          <w:szCs w:val="26"/>
-        </w:rPr>
-        <w:t>Biểu đồ phân tán bmi vs charges theo smoker</w:t>
+        <w:t xml:space="preserve"> Biểu đồ phân tán bmi vs charges theo smoker</w:t>
       </w:r>
     </w:p>
     <w:p>
@@ -8460,13 +9230,7 @@
         <w:rPr>
           <w:rStyle w:val="ng-star-inserted"/>
         </w:rPr>
-        <w:t xml:space="preserve">Hình 4: </w:t>
-      </w:r>
-      <w:r>
-        <w:rPr>
-          <w:rStyle w:val="ng-star-inserted"/>
-        </w:rPr>
-        <w:t>Biểu đồ phân tán bmi vs charges theo smoker</w:t>
+        <w:t>Hình 4: Biểu đồ phân tán bmi vs charges theo smoker</w:t>
       </w:r>
       <w:bookmarkEnd w:id="19"/>
     </w:p>
@@ -8496,16 +9260,7 @@
           <w:color w:val="1B1B1E"/>
           <w:szCs w:val="26"/>
         </w:rPr>
-        <w:t>5</w:t>
-      </w:r>
-      <w:r>
-        <w:rPr>
-          <w:rStyle w:val="ng-star-inserted"/>
-          <w:rFonts w:cs="Times New Roman"/>
-          <w:color w:val="1B1B1E"/>
-          <w:szCs w:val="26"/>
-        </w:rPr>
-        <w:t xml:space="preserve"> :</w:t>
+        <w:t>5 :</w:t>
       </w:r>
       <w:proofErr w:type="gramEnd"/>
       <w:r>
@@ -8719,16 +9474,7 @@
           <w:color w:val="1B1B1E"/>
           <w:szCs w:val="26"/>
         </w:rPr>
-        <w:t>6</w:t>
-      </w:r>
-      <w:r>
-        <w:rPr>
-          <w:rStyle w:val="ng-star-inserted"/>
-          <w:rFonts w:cs="Times New Roman"/>
-          <w:color w:val="1B1B1E"/>
-          <w:szCs w:val="26"/>
-        </w:rPr>
-        <w:t xml:space="preserve"> :</w:t>
+        <w:t>6 :</w:t>
       </w:r>
       <w:proofErr w:type="gramEnd"/>
       <w:r>
@@ -8951,25 +9697,7 @@
           <w:color w:val="1B1B1E"/>
           <w:szCs w:val="26"/>
         </w:rPr>
-        <w:t xml:space="preserve">Biểu đồ </w:t>
-      </w:r>
-      <w:r>
-        <w:rPr>
-          <w:rStyle w:val="ng-star-inserted"/>
-          <w:rFonts w:cs="Times New Roman"/>
-          <w:color w:val="1B1B1E"/>
-          <w:szCs w:val="26"/>
-        </w:rPr>
-        <w:t xml:space="preserve">7: </w:t>
-      </w:r>
-      <w:r>
-        <w:rPr>
-          <w:rStyle w:val="ng-star-inserted"/>
-          <w:rFonts w:cs="Times New Roman"/>
-          <w:color w:val="1B1B1E"/>
-          <w:szCs w:val="26"/>
-        </w:rPr>
-        <w:t>Ma trận tương quan (Correlation Heatmap)</w:t>
+        <w:t>Biểu đồ 7: Ma trận tương quan (Correlation Heatmap)</w:t>
       </w:r>
     </w:p>
     <w:p>
@@ -9131,13 +9859,7 @@
       </w:pPr>
       <w:bookmarkStart w:id="22" w:name="_Toc241251909"/>
       <w:r>
-        <w:t xml:space="preserve">Hình </w:t>
-      </w:r>
-      <w:r>
-        <w:t>7</w:t>
-      </w:r>
-      <w:r>
-        <w:t xml:space="preserve">: </w:t>
+        <w:t xml:space="preserve">Hình 7: </w:t>
       </w:r>
       <w:r>
         <w:rPr>
@@ -9175,25 +9897,7 @@
           <w:color w:val="1B1B1E"/>
           <w:szCs w:val="26"/>
         </w:rPr>
-        <w:t xml:space="preserve">Biểu đồ </w:t>
-      </w:r>
-      <w:r>
-        <w:rPr>
-          <w:rStyle w:val="ng-star-inserted"/>
-          <w:rFonts w:cs="Times New Roman"/>
-          <w:color w:val="1B1B1E"/>
-          <w:szCs w:val="26"/>
-        </w:rPr>
-        <w:t>8</w:t>
-      </w:r>
-      <w:r>
-        <w:rPr>
-          <w:rStyle w:val="ng-star-inserted"/>
-          <w:rFonts w:cs="Times New Roman"/>
-          <w:color w:val="1B1B1E"/>
-          <w:szCs w:val="26"/>
-        </w:rPr>
-        <w:t>: Biểu đồ Violin của charges theo smoker và sex</w:t>
+        <w:t>Biểu đồ 8: Biểu đồ Violin của charges theo smoker và sex</w:t>
       </w:r>
     </w:p>
     <w:p>
@@ -9202,18 +9906,24 @@
         <w:spacing w:after="60"/>
         <w:rPr>
           <w:rFonts w:ascii="Times New Roman" w:hAnsi="Times New Roman" w:cs="Times New Roman"/>
+          <w:sz w:val="26"/>
+          <w:szCs w:val="26"/>
         </w:rPr>
       </w:pPr>
       <w:r>
         <w:rPr>
           <w:rFonts w:ascii="Times New Roman" w:hAnsi="Times New Roman" w:cs="Times New Roman"/>
           <w:b/>
+          <w:sz w:val="26"/>
+          <w:szCs w:val="26"/>
         </w:rPr>
         <w:t xml:space="preserve">Quan sát: </w:t>
       </w:r>
       <w:r>
         <w:rPr>
           <w:rFonts w:ascii="Times New Roman" w:hAnsi="Times New Roman" w:cs="Times New Roman"/>
+          <w:sz w:val="26"/>
+          <w:szCs w:val="26"/>
         </w:rPr>
         <w:t>Yếu tố giới tính (sex) không tạo ra sự phân tách biệt lập về chi phí trong từng nhóm hút thuốc.</w:t>
       </w:r>
@@ -9224,18 +9934,24 @@
         <w:spacing w:after="60"/>
         <w:rPr>
           <w:rFonts w:ascii="Times New Roman" w:hAnsi="Times New Roman" w:cs="Times New Roman"/>
+          <w:sz w:val="26"/>
+          <w:szCs w:val="26"/>
         </w:rPr>
       </w:pPr>
       <w:r>
         <w:rPr>
           <w:rFonts w:ascii="Times New Roman" w:hAnsi="Times New Roman" w:cs="Times New Roman"/>
           <w:b/>
+          <w:sz w:val="26"/>
+          <w:szCs w:val="26"/>
         </w:rPr>
         <w:t xml:space="preserve">Ý nghĩa: </w:t>
       </w:r>
       <w:r>
         <w:rPr>
           <w:rFonts w:ascii="Times New Roman" w:hAnsi="Times New Roman" w:cs="Times New Roman"/>
+          <w:sz w:val="26"/>
+          <w:szCs w:val="26"/>
         </w:rPr>
         <w:t>Chi phí tăng cao chủ yếu do hành vi hút thuốc quyết định, ít phụ thuộc vào giới tính.</w:t>
       </w:r>
@@ -9246,18 +9962,24 @@
         <w:spacing w:after="60"/>
         <w:rPr>
           <w:rFonts w:ascii="Times New Roman" w:hAnsi="Times New Roman" w:cs="Times New Roman"/>
+          <w:sz w:val="26"/>
+          <w:szCs w:val="26"/>
         </w:rPr>
       </w:pPr>
       <w:r>
         <w:rPr>
           <w:rFonts w:ascii="Times New Roman" w:hAnsi="Times New Roman" w:cs="Times New Roman"/>
           <w:b/>
+          <w:sz w:val="26"/>
+          <w:szCs w:val="26"/>
         </w:rPr>
         <w:t xml:space="preserve">Quyết định: </w:t>
       </w:r>
       <w:r>
         <w:rPr>
           <w:rFonts w:ascii="Times New Roman" w:hAnsi="Times New Roman" w:cs="Times New Roman"/>
+          <w:sz w:val="26"/>
+          <w:szCs w:val="26"/>
         </w:rPr>
         <w:t>Mã hóa One-Hot cho sex theo đúng Schema gốc của tập dữ liệu.</w:t>
       </w:r>
@@ -9352,15 +10074,7 @@
           <w:color w:val="1B1B1E"/>
           <w:szCs w:val="26"/>
         </w:rPr>
-        <w:t xml:space="preserve">Hình 8: </w:t>
-      </w:r>
-      <w:r>
-        <w:rPr>
-          <w:rStyle w:val="ng-star-inserted"/>
-          <w:color w:val="1B1B1E"/>
-          <w:szCs w:val="26"/>
-        </w:rPr>
-        <w:t>Biểu đồ Violin của charges theo smoker và sex</w:t>
+        <w:t>Hình 8: Biểu đồ Violin của charges theo smoker và sex</w:t>
       </w:r>
       <w:bookmarkEnd w:id="23"/>
     </w:p>
@@ -9409,21 +10123,80 @@
         <w:pStyle w:val="ng-star-inserted1"/>
         <w:shd w:val="clear" w:color="auto" w:fill="FFFFFF"/>
         <w:spacing w:after="270" w:afterAutospacing="0" w:line="276" w:lineRule="auto"/>
+        <w:ind w:firstLine="630"/>
         <w:jc w:val="both"/>
         <w:rPr>
-          <w:color w:val="1B1B1E"/>
-          <w:sz w:val="26"/>
-          <w:szCs w:val="26"/>
-        </w:rPr>
-      </w:pPr>
-      <w:r>
-        <w:rPr>
           <w:rStyle w:val="ng-star-inserted"/>
           <w:color w:val="1B1B1E"/>
           <w:sz w:val="26"/>
           <w:szCs w:val="26"/>
-        </w:rPr>
-        <w:t>Toàn bộ logic xử lý dữ liệu được đóng gói chuẩn mực trong ai-models/src/preprocess.py và thử nghiệm tại 02_preprocess.ipynb:</w:t>
+          <w:lang w:val="en-US"/>
+        </w:rPr>
+      </w:pPr>
+      <w:r>
+        <w:rPr>
+          <w:rStyle w:val="ng-star-inserted"/>
+          <w:color w:val="1B1B1E"/>
+          <w:sz w:val="26"/>
+          <w:szCs w:val="26"/>
+        </w:rPr>
+        <w:t>Toàn</w:t>
+      </w:r>
+      <w:r>
+        <w:rPr>
+          <w:rStyle w:val="ng-star-inserted"/>
+          <w:color w:val="1B1B1E"/>
+          <w:sz w:val="26"/>
+          <w:szCs w:val="26"/>
+          <w:lang w:val="en-US"/>
+        </w:rPr>
+        <w:t xml:space="preserve"> </w:t>
+      </w:r>
+      <w:r>
+        <w:rPr>
+          <w:rStyle w:val="ng-star-inserted"/>
+          <w:color w:val="1B1B1E"/>
+          <w:sz w:val="26"/>
+          <w:szCs w:val="26"/>
+        </w:rPr>
+        <w:t xml:space="preserve">bộ logic xử lý dữ liệu được đóng gói chuẩn mực trong </w:t>
+      </w:r>
+      <w:r>
+        <w:rPr>
+          <w:rStyle w:val="ng-star-inserted"/>
+          <w:color w:val="1B1B1E"/>
+          <w:sz w:val="26"/>
+          <w:szCs w:val="26"/>
+          <w:lang w:val="en-US"/>
+        </w:rPr>
+        <w:t>phần</w:t>
+      </w:r>
+    </w:p>
+    <w:p>
+      <w:pPr>
+        <w:pStyle w:val="ng-star-inserted1"/>
+        <w:numPr>
+          <w:ilvl w:val="0"/>
+          <w:numId w:val="11"/>
+        </w:numPr>
+        <w:shd w:val="clear" w:color="auto" w:fill="FFFFFF"/>
+        <w:spacing w:after="270" w:afterAutospacing="0" w:line="276" w:lineRule="auto"/>
+        <w:ind w:left="630"/>
+        <w:jc w:val="both"/>
+        <w:rPr>
+          <w:color w:val="1B1B1E"/>
+          <w:sz w:val="26"/>
+          <w:szCs w:val="26"/>
+        </w:rPr>
+      </w:pPr>
+      <w:r>
+        <w:rPr>
+          <w:rStyle w:val="ng-star-inserted"/>
+          <w:color w:val="1B1B1E"/>
+          <w:sz w:val="26"/>
+          <w:szCs w:val="26"/>
+        </w:rPr>
+        <w:t>ai-models/src/preprocess.py và thử nghiệm tại 02_preprocess.ipynb:</w:t>
       </w:r>
     </w:p>
     <w:p>
@@ -10254,6 +11027,7 @@
       <w:pPr>
         <w:shd w:val="clear" w:color="auto" w:fill="FFFFFF" w:themeFill="background1"/>
         <w:spacing w:after="270" w:line="276" w:lineRule="auto"/>
+        <w:ind w:firstLine="360"/>
         <w:jc w:val="both"/>
         <w:rPr>
           <w:color w:val="1B1B1E"/>
@@ -10287,6 +11061,7 @@
       <w:pPr>
         <w:shd w:val="clear" w:color="auto" w:fill="FFFFFF" w:themeFill="background1"/>
         <w:spacing w:before="100" w:beforeAutospacing="1" w:after="270" w:line="276" w:lineRule="auto"/>
+        <w:ind w:firstLine="360"/>
         <w:jc w:val="both"/>
         <w:rPr>
           <w:color w:val="313334"/>
@@ -12371,6 +13146,7 @@
         <w:pStyle w:val="ng-star-inserted1"/>
         <w:shd w:val="clear" w:color="auto" w:fill="FFFFFF"/>
         <w:spacing w:after="270" w:afterAutospacing="0" w:line="276" w:lineRule="auto"/>
+        <w:ind w:firstLine="360"/>
         <w:jc w:val="both"/>
         <w:rPr>
           <w:color w:val="1B1B1E"/>
@@ -12637,6 +13413,7 @@
         <w:pStyle w:val="ng-star-inserted1"/>
         <w:shd w:val="clear" w:color="auto" w:fill="FFFFFF"/>
         <w:spacing w:after="270" w:afterAutospacing="0" w:line="276" w:lineRule="auto"/>
+        <w:ind w:firstLine="360"/>
         <w:jc w:val="both"/>
         <w:rPr>
           <w:color w:val="1B1B1E"/>
@@ -12738,6 +13515,7 @@
         <w:pStyle w:val="ng-star-inserted1"/>
         <w:shd w:val="clear" w:color="auto" w:fill="FFFFFF"/>
         <w:spacing w:after="270" w:afterAutospacing="0" w:line="276" w:lineRule="auto"/>
+        <w:ind w:firstLine="360"/>
         <w:jc w:val="both"/>
         <w:rPr>
           <w:color w:val="1B1B1E"/>
@@ -12926,6 +13704,7 @@
       </w:pPr>
       <w:r>
         <w:rPr>
+          <w:noProof/>
           <w:color w:val="1B1B1E"/>
           <w:sz w:val="26"/>
           <w:szCs w:val="26"/>
@@ -13399,18 +14178,21 @@
           <w:p>
             <w:pPr>
               <w:spacing w:line="276" w:lineRule="auto"/>
+              <w:rPr>
+                <w:szCs w:val="26"/>
+              </w:rPr>
             </w:pPr>
             <w:r>
               <w:rPr>
                 <w:b/>
-                <w:sz w:val="19"/>
+                <w:szCs w:val="26"/>
               </w:rPr>
               <w:t>Đào Văn Khiêm</w:t>
             </w:r>
             <w:r>
               <w:rPr>
                 <w:b/>
-                <w:sz w:val="19"/>
+                <w:szCs w:val="26"/>
               </w:rPr>
               <w:br/>
               <w:t>(MSSV: 10123189)</w:t>
@@ -13431,10 +14213,13 @@
           <w:p>
             <w:pPr>
               <w:spacing w:line="276" w:lineRule="auto"/>
+              <w:rPr>
+                <w:szCs w:val="26"/>
+              </w:rPr>
             </w:pPr>
             <w:r>
               <w:rPr>
-                <w:sz w:val="19"/>
+                <w:szCs w:val="26"/>
               </w:rPr>
               <w:t>ML Nền tảng &amp; AI Service</w:t>
             </w:r>
@@ -13454,51 +14239,54 @@
           <w:p>
             <w:pPr>
               <w:spacing w:line="276" w:lineRule="auto"/>
+              <w:rPr>
+                <w:szCs w:val="26"/>
+              </w:rPr>
             </w:pPr>
             <w:r>
               <w:rPr>
-                <w:sz w:val="19"/>
+                <w:szCs w:val="26"/>
               </w:rPr>
               <w:t>• EDA &amp; Biểu đồ: eda.py, 01_</w:t>
             </w:r>
             <w:proofErr w:type="gramStart"/>
             <w:r>
               <w:rPr>
-                <w:sz w:val="19"/>
+                <w:szCs w:val="26"/>
               </w:rPr>
               <w:t>eda.ipynb</w:t>
             </w:r>
             <w:proofErr w:type="gramEnd"/>
             <w:r>
               <w:rPr>
-                <w:sz w:val="19"/>
+                <w:szCs w:val="26"/>
               </w:rPr>
               <w:t>, docs/figures/</w:t>
             </w:r>
             <w:r>
               <w:rPr>
-                <w:sz w:val="19"/>
+                <w:szCs w:val="26"/>
               </w:rPr>
               <w:br/>
               <w:t>• Preprocessing: preprocess.py, 02_preprocess.ipynb</w:t>
             </w:r>
             <w:r>
               <w:rPr>
-                <w:sz w:val="19"/>
+                <w:szCs w:val="26"/>
               </w:rPr>
               <w:br/>
               <w:t>• Model: Linear Regression, Decision Tree (GridSearchCV)</w:t>
             </w:r>
             <w:r>
               <w:rPr>
-                <w:sz w:val="19"/>
+                <w:szCs w:val="26"/>
               </w:rPr>
               <w:br/>
               <w:t>• AI Service API: ai-models/service/, pytest</w:t>
             </w:r>
             <w:r>
               <w:rPr>
-                <w:sz w:val="19"/>
+                <w:szCs w:val="26"/>
               </w:rPr>
               <w:br/>
               <w:t>• Báo cáo: 50% (Phần Dữ liệu + EDA + Model)</w:t>
@@ -13548,18 +14336,21 @@
           <w:p>
             <w:pPr>
               <w:spacing w:line="276" w:lineRule="auto"/>
+              <w:rPr>
+                <w:szCs w:val="26"/>
+              </w:rPr>
             </w:pPr>
             <w:r>
               <w:rPr>
                 <w:b/>
-                <w:sz w:val="19"/>
+                <w:szCs w:val="26"/>
               </w:rPr>
               <w:t>Nguyễn Trọng Phương</w:t>
             </w:r>
             <w:r>
               <w:rPr>
                 <w:b/>
-                <w:sz w:val="19"/>
+                <w:szCs w:val="26"/>
               </w:rPr>
               <w:br/>
               <w:t>(MSSV: 10123262)</w:t>
@@ -13580,10 +14371,13 @@
           <w:p>
             <w:pPr>
               <w:spacing w:line="276" w:lineRule="auto"/>
+              <w:rPr>
+                <w:szCs w:val="26"/>
+              </w:rPr>
             </w:pPr>
             <w:r>
               <w:rPr>
-                <w:sz w:val="19"/>
+                <w:szCs w:val="26"/>
               </w:rPr>
               <w:t>Model Nâng cao &amp; Web App</w:t>
             </w:r>
@@ -13603,51 +14397,54 @@
           <w:p>
             <w:pPr>
               <w:spacing w:line="276" w:lineRule="auto"/>
+              <w:rPr>
+                <w:szCs w:val="26"/>
+              </w:rPr>
             </w:pPr>
             <w:r>
               <w:rPr>
-                <w:sz w:val="19"/>
+                <w:szCs w:val="26"/>
               </w:rPr>
               <w:t>• Model: Random Forest, SVR (GridSearchCV, evaluate.py, 04_</w:t>
             </w:r>
             <w:proofErr w:type="gramStart"/>
             <w:r>
               <w:rPr>
-                <w:sz w:val="19"/>
+                <w:szCs w:val="26"/>
               </w:rPr>
               <w:t>evaluate.ipynb</w:t>
             </w:r>
             <w:proofErr w:type="gramEnd"/>
             <w:r>
               <w:rPr>
-                <w:sz w:val="19"/>
+                <w:szCs w:val="26"/>
               </w:rPr>
               <w:t>)</w:t>
             </w:r>
             <w:r>
               <w:rPr>
-                <w:sz w:val="19"/>
+                <w:szCs w:val="26"/>
               </w:rPr>
               <w:br/>
               <w:t>• Backend: app/backend/ (Validate schema, MongoDB, pytest)</w:t>
             </w:r>
             <w:r>
               <w:rPr>
-                <w:sz w:val="19"/>
+                <w:szCs w:val="26"/>
               </w:rPr>
               <w:br/>
               <w:t>• Frontend: app/frontend/ (Form động, API)</w:t>
             </w:r>
             <w:r>
               <w:rPr>
-                <w:sz w:val="19"/>
+                <w:szCs w:val="26"/>
               </w:rPr>
               <w:br/>
               <w:t>• Docker/Deploy: docker-compose.yml, Dockerfiles, tunnel</w:t>
             </w:r>
             <w:r>
               <w:rPr>
-                <w:sz w:val="19"/>
+                <w:szCs w:val="26"/>
               </w:rPr>
               <w:br/>
               <w:t>• Báo cáo: 50% (Phần Kiến trúc + Triển khai + Test)</w:t>
@@ -13697,18 +14494,21 @@
           <w:p>
             <w:pPr>
               <w:spacing w:line="276" w:lineRule="auto"/>
+              <w:rPr>
+                <w:szCs w:val="26"/>
+              </w:rPr>
             </w:pPr>
             <w:r>
               <w:rPr>
                 <w:b/>
-                <w:sz w:val="19"/>
+                <w:szCs w:val="26"/>
               </w:rPr>
               <w:t>Cả nhóm</w:t>
             </w:r>
             <w:r>
               <w:rPr>
                 <w:b/>
-                <w:sz w:val="19"/>
+                <w:szCs w:val="26"/>
               </w:rPr>
               <w:br/>
               <w:t>(Co-working)</w:t>
@@ -13729,10 +14529,13 @@
           <w:p>
             <w:pPr>
               <w:spacing w:line="276" w:lineRule="auto"/>
+              <w:rPr>
+                <w:szCs w:val="26"/>
+              </w:rPr>
             </w:pPr>
             <w:r>
               <w:rPr>
-                <w:sz w:val="19"/>
+                <w:szCs w:val="26"/>
               </w:rPr>
               <w:t>Tích hợp &amp; Đánh giá</w:t>
             </w:r>
@@ -13752,23 +14555,26 @@
           <w:p>
             <w:pPr>
               <w:spacing w:line="276" w:lineRule="auto"/>
+              <w:rPr>
+                <w:szCs w:val="26"/>
+              </w:rPr>
             </w:pPr>
             <w:r>
               <w:rPr>
-                <w:sz w:val="19"/>
+                <w:szCs w:val="26"/>
               </w:rPr>
               <w:t>• Slide thuyết trình (slide.pptx) — Mỗi người 50%</w:t>
             </w:r>
             <w:r>
               <w:rPr>
-                <w:sz w:val="19"/>
+                <w:szCs w:val="26"/>
               </w:rPr>
               <w:br/>
               <w:t>• Chạy thử nghiệm hệ thống (docker compose up), Smoke test</w:t>
             </w:r>
             <w:r>
               <w:rPr>
-                <w:sz w:val="19"/>
+                <w:szCs w:val="26"/>
               </w:rPr>
               <w:br/>
               <w:t>• Hoàn thiện README.md &amp; Demo Online</w:t>
@@ -13867,61 +14673,6 @@
     </w:p>
     <w:p>
       <w:pPr>
-        <w:spacing w:line="276" w:lineRule="auto"/>
-      </w:pPr>
-    </w:p>
-    <w:p>
-      <w:pPr>
-        <w:spacing w:line="276" w:lineRule="auto"/>
-      </w:pPr>
-    </w:p>
-    <w:p>
-      <w:pPr>
-        <w:spacing w:line="276" w:lineRule="auto"/>
-      </w:pPr>
-    </w:p>
-    <w:p>
-      <w:pPr>
-        <w:spacing w:line="276" w:lineRule="auto"/>
-      </w:pPr>
-    </w:p>
-    <w:p>
-      <w:pPr>
-        <w:spacing w:line="276" w:lineRule="auto"/>
-      </w:pPr>
-    </w:p>
-    <w:p>
-      <w:pPr>
-        <w:spacing w:line="276" w:lineRule="auto"/>
-      </w:pPr>
-    </w:p>
-    <w:p>
-      <w:pPr>
-        <w:spacing w:line="276" w:lineRule="auto"/>
-      </w:pPr>
-    </w:p>
-    <w:p>
-      <w:pPr>
-        <w:spacing w:line="276" w:lineRule="auto"/>
-      </w:pPr>
-    </w:p>
-    <w:p>
-      <w:pPr>
-        <w:spacing w:line="276" w:lineRule="auto"/>
-      </w:pPr>
-    </w:p>
-    <w:p>
-      <w:pPr>
-        <w:spacing w:line="276" w:lineRule="auto"/>
-      </w:pPr>
-    </w:p>
-    <w:p>
-      <w:pPr>
-        <w:spacing w:line="276" w:lineRule="auto"/>
-      </w:pPr>
-    </w:p>
-    <w:p>
-      <w:pPr>
         <w:pStyle w:val="Heading1"/>
         <w:numPr>
           <w:ilvl w:val="0"/>
@@ -14004,6 +14755,18 @@
           <w:szCs w:val="26"/>
           <w:lang w:val="en-US"/>
         </w:rPr>
+        <w:t xml:space="preserve">        </w:t>
+      </w:r>
+      <w:r>
+        <w:rPr>
+          <w:rStyle w:val="ng-star-inserted"/>
+          <w:b/>
+          <w:bCs/>
+          <w:color w:val="1B1B1E"/>
+          <w:sz w:val="26"/>
+          <w:szCs w:val="26"/>
+          <w:lang w:val="en-US"/>
+        </w:rPr>
         <w:t xml:space="preserve">Xây </w:t>
       </w:r>
       <w:r>
@@ -14048,6 +14811,18 @@
           <w:color w:val="1B1B1E"/>
           <w:sz w:val="26"/>
           <w:szCs w:val="26"/>
+          <w:lang w:val="en-US"/>
+        </w:rPr>
+        <w:t xml:space="preserve">         </w:t>
+      </w:r>
+      <w:r>
+        <w:rPr>
+          <w:rStyle w:val="ng-star-inserted"/>
+          <w:b/>
+          <w:bCs/>
+          <w:color w:val="1B1B1E"/>
+          <w:sz w:val="26"/>
+          <w:szCs w:val="26"/>
         </w:rPr>
         <w:t>Hiệu năng mô hình vượt trội</w:t>
       </w:r>
@@ -14101,6 +14876,18 @@
           <w:color w:val="1B1B1E"/>
           <w:sz w:val="26"/>
           <w:szCs w:val="26"/>
+          <w:lang w:val="en-US"/>
+        </w:rPr>
+        <w:t xml:space="preserve">         </w:t>
+      </w:r>
+      <w:r>
+        <w:rPr>
+          <w:rStyle w:val="ng-star-inserted"/>
+          <w:b/>
+          <w:bCs/>
+          <w:color w:val="1B1B1E"/>
+          <w:sz w:val="26"/>
+          <w:szCs w:val="26"/>
         </w:rPr>
         <w:t>Kiến trúc hệ thống chuẩn Microservices</w:t>
       </w:r>
@@ -14128,6 +14915,18 @@
           <w:szCs w:val="26"/>
         </w:rPr>
       </w:pPr>
+      <w:r>
+        <w:rPr>
+          <w:rStyle w:val="ng-star-inserted"/>
+          <w:b/>
+          <w:bCs/>
+          <w:color w:val="1B1B1E"/>
+          <w:sz w:val="26"/>
+          <w:szCs w:val="26"/>
+          <w:lang w:val="en-US"/>
+        </w:rPr>
+        <w:t xml:space="preserve">         </w:t>
+      </w:r>
       <w:r>
         <w:rPr>
           <w:rStyle w:val="ng-star-inserted"/>
@@ -14205,6 +15004,16 @@
           <w:sz w:val="26"/>
           <w:szCs w:val="26"/>
         </w:rPr>
+        <w:t xml:space="preserve">         </w:t>
+      </w:r>
+      <w:r>
+        <w:rPr>
+          <w:rFonts w:ascii="Times New Roman" w:hAnsi="Times New Roman" w:cs="Times New Roman"/>
+          <w:b/>
+          <w:bCs/>
+          <w:sz w:val="26"/>
+          <w:szCs w:val="26"/>
+        </w:rPr>
         <w:t>Quy mô và phạm vi dữ liệu</w:t>
       </w:r>
       <w:r>
@@ -14251,6 +15060,16 @@
           <w:sz w:val="26"/>
           <w:szCs w:val="26"/>
         </w:rPr>
+        <w:t xml:space="preserve">          </w:t>
+      </w:r>
+      <w:r>
+        <w:rPr>
+          <w:rFonts w:ascii="Times New Roman" w:hAnsi="Times New Roman" w:cs="Times New Roman"/>
+          <w:b/>
+          <w:bCs/>
+          <w:sz w:val="26"/>
+          <w:szCs w:val="26"/>
+        </w:rPr>
         <w:t>Tính giải thích của mô hình</w:t>
       </w:r>
       <w:r>
@@ -14339,14 +15158,28 @@
           <w:rFonts w:ascii="Times New Roman" w:hAnsi="Times New Roman" w:cs="Times New Roman"/>
           <w:b/>
           <w:bCs/>
+          <w:sz w:val="26"/>
+          <w:szCs w:val="26"/>
+        </w:rPr>
+        <w:t xml:space="preserve">           </w:t>
+      </w:r>
+      <w:r>
+        <w:rPr>
+          <w:rFonts w:ascii="Times New Roman" w:hAnsi="Times New Roman" w:cs="Times New Roman"/>
+          <w:b/>
+          <w:bCs/>
+          <w:sz w:val="26"/>
+          <w:szCs w:val="26"/>
         </w:rPr>
         <w:t>Mở rộng dữ liệu và thuật toán:</w:t>
       </w:r>
       <w:r>
         <w:rPr>
           <w:rFonts w:ascii="Times New Roman" w:hAnsi="Times New Roman" w:cs="Times New Roman"/>
-        </w:rPr>
-        <w:t xml:space="preserve"> Tiếp tục thu thập, bổ sung tập dữ liệu lớn hơn, đa dạng hóa các biến </w:t>
+          <w:sz w:val="26"/>
+          <w:szCs w:val="26"/>
+        </w:rPr>
+        <w:t xml:space="preserve"> Tiếp tục thu thập, bổ sung tập dữ liệu lớn hơn, đa dạng hóa các biến đầu vào (như bệnh sử, tiền sử y tế); thử nghiệm các thuật toán </w:t>
       </w:r>
       <w:r>
         <w:rPr>
@@ -14354,7 +15187,8 @@
           <w:sz w:val="26"/>
           <w:szCs w:val="26"/>
         </w:rPr>
-        <w:t xml:space="preserve">đầu vào (như bệnh sử, tiền sử y tế); thử nghiệm các thuật toán Boosting tiên tiến hơn như </w:t>
+        <w:lastRenderedPageBreak/>
+        <w:t xml:space="preserve">Boosting tiên tiến hơn như </w:t>
       </w:r>
       <w:r>
         <w:rPr>
@@ -14428,6 +15262,16 @@
           <w:sz w:val="26"/>
           <w:szCs w:val="26"/>
         </w:rPr>
+        <w:t xml:space="preserve">         </w:t>
+      </w:r>
+      <w:r>
+        <w:rPr>
+          <w:rFonts w:ascii="Times New Roman" w:hAnsi="Times New Roman" w:cs="Times New Roman"/>
+          <w:b/>
+          <w:bCs/>
+          <w:sz w:val="26"/>
+          <w:szCs w:val="26"/>
+        </w:rPr>
         <w:t>Nâng cấp tính năng ứng dụng:</w:t>
       </w:r>
       <w:r>
@@ -14466,6 +15310,16 @@
           <w:szCs w:val="26"/>
         </w:rPr>
       </w:pPr>
+      <w:r>
+        <w:rPr>
+          <w:rFonts w:ascii="Times New Roman" w:hAnsi="Times New Roman" w:cs="Times New Roman"/>
+          <w:b/>
+          <w:bCs/>
+          <w:sz w:val="26"/>
+          <w:szCs w:val="26"/>
+        </w:rPr>
+        <w:t xml:space="preserve">         </w:t>
+      </w:r>
       <w:r>
         <w:rPr>
           <w:rFonts w:ascii="Times New Roman" w:hAnsi="Times New Roman" w:cs="Times New Roman"/>
@@ -15211,7 +16065,7 @@
             </wp:anchor>
           </w:drawing>
         </mc:Choice>
-        <mc:Fallback xmlns:w16sdtfl="http://schemas.microsoft.com/office/word/2024/wordml/sdtformatlock" xmlns:w16du="http://schemas.microsoft.com/office/word/2023/wordml/word16du" xmlns:oel="http://schemas.microsoft.com/office/2019/extlst">
+        <mc:Fallback xmlns:oel="http://schemas.microsoft.com/office/2019/extlst" xmlns:w16du="http://schemas.microsoft.com/office/word/2023/wordml/word16du" xmlns:w16sdtfl="http://schemas.microsoft.com/office/word/2024/wordml/sdtformatlock">
           <w:pict>
             <v:line w14:anchorId="14DA849D" id="Straight Connector 4" o:spid="_x0000_s1026" style="position:absolute;z-index:251661312;visibility:visible;mso-wrap-style:square;mso-wrap-distance-left:9pt;mso-wrap-distance-top:0;mso-wrap-distance-right:9pt;mso-wrap-distance-bottom:0;mso-position-horizontal:absolute;mso-position-horizontal-relative:text;mso-position-vertical:absolute;mso-position-vertical-relative:text" from=".95pt,19.9pt" to="448.3pt,19.9pt" o:gfxdata="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" strokecolor="black [3200]" strokeweight=".5pt">
               <v:stroke joinstyle="miter"/>
@@ -15310,7 +16164,7 @@
             </wp:anchor>
           </w:drawing>
         </mc:Choice>
-        <mc:Fallback xmlns:w16sdtfl="http://schemas.microsoft.com/office/word/2024/wordml/sdtformatlock" xmlns:w16du="http://schemas.microsoft.com/office/word/2023/wordml/word16du" xmlns:oel="http://schemas.microsoft.com/office/2019/extlst">
+        <mc:Fallback xmlns:oel="http://schemas.microsoft.com/office/2019/extlst" xmlns:w16du="http://schemas.microsoft.com/office/word/2023/wordml/word16du" xmlns:w16sdtfl="http://schemas.microsoft.com/office/word/2024/wordml/sdtformatlock">
           <w:pict>
             <v:line w14:anchorId="4888ABD6" id="Straight Connector 17" o:spid="_x0000_s1026" style="position:absolute;z-index:251663360;visibility:visible;mso-wrap-style:square;mso-wrap-distance-left:9pt;mso-wrap-distance-top:0;mso-wrap-distance-right:9pt;mso-wrap-distance-bottom:0;mso-position-horizontal:absolute;mso-position-horizontal-relative:text;mso-position-vertical:absolute;mso-position-vertical-relative:text" from=".95pt,19.9pt" to="448.3pt,19.9pt" o:gfxdata="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" strokecolor="black [3200]" strokeweight=".5pt">
               <v:stroke joinstyle="miter"/>
@@ -16165,6 +17019,119 @@
     </w:lvl>
   </w:abstractNum>
   <w:abstractNum w:abstractNumId="8" w15:restartNumberingAfterBreak="0">
+    <w:nsid w:val="58016329"/>
+    <w:multiLevelType w:val="hybridMultilevel"/>
+    <w:tmpl w:val="AAC259B8"/>
+    <w:lvl w:ilvl="0" w:tplc="04090009">
+      <w:start w:val="1"/>
+      <w:numFmt w:val="bullet"/>
+      <w:lvlText w:val=""/>
+      <w:lvlJc w:val="left"/>
+      <w:pPr>
+        <w:ind w:left="1080" w:hanging="360"/>
+      </w:pPr>
+      <w:rPr>
+        <w:rFonts w:ascii="Wingdings" w:hAnsi="Wingdings" w:hint="default"/>
+      </w:rPr>
+    </w:lvl>
+    <w:lvl w:ilvl="1" w:tplc="04090003" w:tentative="1">
+      <w:start w:val="1"/>
+      <w:numFmt w:val="bullet"/>
+      <w:lvlText w:val="o"/>
+      <w:lvlJc w:val="left"/>
+      <w:pPr>
+        <w:ind w:left="1800" w:hanging="360"/>
+      </w:pPr>
+      <w:rPr>
+        <w:rFonts w:ascii="Courier New" w:hAnsi="Courier New" w:cs="Courier New" w:hint="default"/>
+      </w:rPr>
+    </w:lvl>
+    <w:lvl w:ilvl="2" w:tplc="04090005" w:tentative="1">
+      <w:start w:val="1"/>
+      <w:numFmt w:val="bullet"/>
+      <w:lvlText w:val=""/>
+      <w:lvlJc w:val="left"/>
+      <w:pPr>
+        <w:ind w:left="2520" w:hanging="360"/>
+      </w:pPr>
+      <w:rPr>
+        <w:rFonts w:ascii="Wingdings" w:hAnsi="Wingdings" w:hint="default"/>
+      </w:rPr>
+    </w:lvl>
+    <w:lvl w:ilvl="3" w:tplc="04090001" w:tentative="1">
+      <w:start w:val="1"/>
+      <w:numFmt w:val="bullet"/>
+      <w:lvlText w:val=""/>
+      <w:lvlJc w:val="left"/>
+      <w:pPr>
+        <w:ind w:left="3240" w:hanging="360"/>
+      </w:pPr>
+      <w:rPr>
+        <w:rFonts w:ascii="Symbol" w:hAnsi="Symbol" w:hint="default"/>
+      </w:rPr>
+    </w:lvl>
+    <w:lvl w:ilvl="4" w:tplc="04090003" w:tentative="1">
+      <w:start w:val="1"/>
+      <w:numFmt w:val="bullet"/>
+      <w:lvlText w:val="o"/>
+      <w:lvlJc w:val="left"/>
+      <w:pPr>
+        <w:ind w:left="3960" w:hanging="360"/>
+      </w:pPr>
+      <w:rPr>
+        <w:rFonts w:ascii="Courier New" w:hAnsi="Courier New" w:cs="Courier New" w:hint="default"/>
+      </w:rPr>
+    </w:lvl>
+    <w:lvl w:ilvl="5" w:tplc="04090005" w:tentative="1">
+      <w:start w:val="1"/>
+      <w:numFmt w:val="bullet"/>
+      <w:lvlText w:val=""/>
+      <w:lvlJc w:val="left"/>
+      <w:pPr>
+        <w:ind w:left="4680" w:hanging="360"/>
+      </w:pPr>
+      <w:rPr>
+        <w:rFonts w:ascii="Wingdings" w:hAnsi="Wingdings" w:hint="default"/>
+      </w:rPr>
+    </w:lvl>
+    <w:lvl w:ilvl="6" w:tplc="04090001" w:tentative="1">
+      <w:start w:val="1"/>
+      <w:numFmt w:val="bullet"/>
+      <w:lvlText w:val=""/>
+      <w:lvlJc w:val="left"/>
+      <w:pPr>
+        <w:ind w:left="5400" w:hanging="360"/>
+      </w:pPr>
+      <w:rPr>
+        <w:rFonts w:ascii="Symbol" w:hAnsi="Symbol" w:hint="default"/>
+      </w:rPr>
+    </w:lvl>
+    <w:lvl w:ilvl="7" w:tplc="04090003" w:tentative="1">
+      <w:start w:val="1"/>
+      <w:numFmt w:val="bullet"/>
+      <w:lvlText w:val="o"/>
+      <w:lvlJc w:val="left"/>
+      <w:pPr>
+        <w:ind w:left="6120" w:hanging="360"/>
+      </w:pPr>
+      <w:rPr>
+        <w:rFonts w:ascii="Courier New" w:hAnsi="Courier New" w:cs="Courier New" w:hint="default"/>
+      </w:rPr>
+    </w:lvl>
+    <w:lvl w:ilvl="8" w:tplc="04090005" w:tentative="1">
+      <w:start w:val="1"/>
+      <w:numFmt w:val="bullet"/>
+      <w:lvlText w:val=""/>
+      <w:lvlJc w:val="left"/>
+      <w:pPr>
+        <w:ind w:left="6840" w:hanging="360"/>
+      </w:pPr>
+      <w:rPr>
+        <w:rFonts w:ascii="Wingdings" w:hAnsi="Wingdings" w:hint="default"/>
+      </w:rPr>
+    </w:lvl>
+  </w:abstractNum>
+  <w:abstractNum w:abstractNumId="9" w15:restartNumberingAfterBreak="0">
     <w:nsid w:val="60710EC3"/>
     <w:multiLevelType w:val="multilevel"/>
     <w:tmpl w:val="AB22ADBE"/>
@@ -16280,7 +17247,7 @@
       </w:pPr>
     </w:lvl>
   </w:abstractNum>
-  <w:abstractNum w:abstractNumId="9" w15:restartNumberingAfterBreak="0">
+  <w:abstractNum w:abstractNumId="10" w15:restartNumberingAfterBreak="0">
     <w:nsid w:val="641C51A0"/>
     <w:multiLevelType w:val="hybridMultilevel"/>
     <w:tmpl w:val="5790C02A"/>
@@ -16397,13 +17364,13 @@
     <w:abstractNumId w:val="7"/>
   </w:num>
   <w:num w:numId="2">
-    <w:abstractNumId w:val="8"/>
+    <w:abstractNumId w:val="9"/>
   </w:num>
   <w:num w:numId="3">
     <w:abstractNumId w:val="2"/>
   </w:num>
   <w:num w:numId="4">
-    <w:abstractNumId w:val="9"/>
+    <w:abstractNumId w:val="10"/>
   </w:num>
   <w:num w:numId="5">
     <w:abstractNumId w:val="0"/>
@@ -16422,6 +17389,9 @@
   </w:num>
   <w:num w:numId="10">
     <w:abstractNumId w:val="6"/>
+  </w:num>
+  <w:num w:numId="11">
+    <w:abstractNumId w:val="8"/>
   </w:num>
   <w:numIdMacAtCleanup w:val="10"/>
 </w:numbering>
